--- a/docs/매매일지 설계 v0.2.docx
+++ b/docs/매매일지 설계 v0.2.docx
@@ -9,7 +9,7 @@
       </w:pPr>
       <w:r>
         <w:rPr>
-          <w:rFonts w:ascii="Noto Sans CJK KR" w:hAnsi="Noto Sans CJK KR" w:eastAsia="Noto Sans CJK KR"/>
+          <w:rFonts w:ascii="NanumGothic" w:hAnsi="NanumGothic" w:eastAsia="NanumGothic" w:cs="NanumGothic"/>
           <w:b/>
           <w:color w:val="000000"/>
           <w:sz w:val="42"/>
@@ -23,7 +23,7 @@
       </w:pPr>
       <w:r>
         <w:rPr>
-          <w:rFonts w:ascii="Noto Sans CJK KR" w:hAnsi="Noto Sans CJK KR" w:eastAsia="Noto Sans CJK KR"/>
+          <w:rFonts w:ascii="NanumGothic" w:hAnsi="NanumGothic" w:eastAsia="NanumGothic" w:cs="NanumGothic"/>
           <w:b/>
           <w:color w:val="3973A8"/>
           <w:sz w:val="24"/>
@@ -66,7 +66,7 @@
           <w:p>
             <w:r>
               <w:rPr>
-                <w:rFonts w:ascii="Noto Sans CJK KR" w:hAnsi="Noto Sans CJK KR" w:eastAsia="Noto Sans CJK KR"/>
+                <w:rFonts w:ascii="NanumGothic" w:hAnsi="NanumGothic" w:eastAsia="NanumGothic" w:cs="NanumGothic"/>
                 <w:b/>
                 <w:sz w:val="19"/>
               </w:rPr>
@@ -88,7 +88,7 @@
           <w:p>
             <w:r>
               <w:rPr>
-                <w:rFonts w:ascii="Noto Sans CJK KR" w:hAnsi="Noto Sans CJK KR" w:eastAsia="Noto Sans CJK KR"/>
+                <w:rFonts w:ascii="NanumGothic" w:hAnsi="NanumGothic" w:eastAsia="NanumGothic" w:cs="NanumGothic"/>
                 <w:b w:val="0"/>
                 <w:sz w:val="19"/>
               </w:rPr>
@@ -113,7 +113,7 @@
           <w:p>
             <w:r>
               <w:rPr>
-                <w:rFonts w:ascii="Noto Sans CJK KR" w:hAnsi="Noto Sans CJK KR" w:eastAsia="Noto Sans CJK KR"/>
+                <w:rFonts w:ascii="NanumGothic" w:hAnsi="NanumGothic" w:eastAsia="NanumGothic" w:cs="NanumGothic"/>
                 <w:b/>
                 <w:sz w:val="19"/>
               </w:rPr>
@@ -136,7 +136,7 @@
           <w:p>
             <w:r>
               <w:rPr>
-                <w:rFonts w:ascii="Noto Sans CJK KR" w:hAnsi="Noto Sans CJK KR" w:eastAsia="Noto Sans CJK KR"/>
+                <w:rFonts w:ascii="NanumGothic" w:hAnsi="NanumGothic" w:eastAsia="NanumGothic" w:cs="NanumGothic"/>
                 <w:b w:val="0"/>
                 <w:sz w:val="19"/>
               </w:rPr>
@@ -161,7 +161,7 @@
           <w:p>
             <w:r>
               <w:rPr>
-                <w:rFonts w:ascii="Noto Sans CJK KR" w:hAnsi="Noto Sans CJK KR" w:eastAsia="Noto Sans CJK KR"/>
+                <w:rFonts w:ascii="NanumGothic" w:hAnsi="NanumGothic" w:eastAsia="NanumGothic" w:cs="NanumGothic"/>
                 <w:b/>
                 <w:sz w:val="19"/>
               </w:rPr>
@@ -183,7 +183,7 @@
           <w:p>
             <w:r>
               <w:rPr>
-                <w:rFonts w:ascii="Noto Sans CJK KR" w:hAnsi="Noto Sans CJK KR" w:eastAsia="Noto Sans CJK KR"/>
+                <w:rFonts w:ascii="NanumGothic" w:hAnsi="NanumGothic" w:eastAsia="NanumGothic" w:cs="NanumGothic"/>
                 <w:b w:val="0"/>
                 <w:sz w:val="19"/>
               </w:rPr>
@@ -208,7 +208,7 @@
           <w:p>
             <w:r>
               <w:rPr>
-                <w:rFonts w:ascii="Noto Sans CJK KR" w:hAnsi="Noto Sans CJK KR" w:eastAsia="Noto Sans CJK KR"/>
+                <w:rFonts w:ascii="NanumGothic" w:hAnsi="NanumGothic" w:eastAsia="NanumGothic" w:cs="NanumGothic"/>
                 <w:b/>
                 <w:sz w:val="19"/>
               </w:rPr>
@@ -231,7 +231,7 @@
           <w:p>
             <w:r>
               <w:rPr>
-                <w:rFonts w:ascii="Noto Sans CJK KR" w:hAnsi="Noto Sans CJK KR" w:eastAsia="Noto Sans CJK KR"/>
+                <w:rFonts w:ascii="NanumGothic" w:hAnsi="NanumGothic" w:eastAsia="NanumGothic" w:cs="NanumGothic"/>
                 <w:b w:val="0"/>
                 <w:sz w:val="19"/>
               </w:rPr>
@@ -256,7 +256,7 @@
           <w:p>
             <w:r>
               <w:rPr>
-                <w:rFonts w:ascii="Noto Sans CJK KR" w:hAnsi="Noto Sans CJK KR" w:eastAsia="Noto Sans CJK KR"/>
+                <w:rFonts w:ascii="NanumGothic" w:hAnsi="NanumGothic" w:eastAsia="NanumGothic" w:cs="NanumGothic"/>
                 <w:b/>
                 <w:sz w:val="19"/>
               </w:rPr>
@@ -278,7 +278,7 @@
           <w:p>
             <w:r>
               <w:rPr>
-                <w:rFonts w:ascii="Noto Sans CJK KR" w:hAnsi="Noto Sans CJK KR" w:eastAsia="Noto Sans CJK KR"/>
+                <w:rFonts w:ascii="NanumGothic" w:hAnsi="NanumGothic" w:eastAsia="NanumGothic" w:cs="NanumGothic"/>
                 <w:b w:val="0"/>
                 <w:sz w:val="19"/>
               </w:rPr>
@@ -303,7 +303,7 @@
           <w:p>
             <w:r>
               <w:rPr>
-                <w:rFonts w:ascii="Noto Sans CJK KR" w:hAnsi="Noto Sans CJK KR" w:eastAsia="Noto Sans CJK KR"/>
+                <w:rFonts w:ascii="NanumGothic" w:hAnsi="NanumGothic" w:eastAsia="NanumGothic" w:cs="NanumGothic"/>
                 <w:b/>
                 <w:sz w:val="19"/>
               </w:rPr>
@@ -326,7 +326,7 @@
           <w:p>
             <w:r>
               <w:rPr>
-                <w:rFonts w:ascii="Noto Sans CJK KR" w:hAnsi="Noto Sans CJK KR" w:eastAsia="Noto Sans CJK KR"/>
+                <w:rFonts w:ascii="NanumGothic" w:hAnsi="NanumGothic" w:eastAsia="NanumGothic" w:cs="NanumGothic"/>
                 <w:b w:val="0"/>
                 <w:sz w:val="19"/>
               </w:rPr>
@@ -405,7 +405,7 @@
             </w:pPr>
             <w:r>
               <w:rPr>
-                <w:rFonts w:ascii="Noto Sans CJK KR" w:hAnsi="Noto Sans CJK KR" w:eastAsia="Noto Sans CJK KR"/>
+                <w:rFonts w:ascii="NanumGothic" w:hAnsi="NanumGothic" w:eastAsia="NanumGothic" w:cs="NanumGothic"/>
                 <w:b/>
                 <w:color w:val="FFFFFF"/>
                 <w:sz w:val="17"/>
@@ -432,7 +432,7 @@
             </w:pPr>
             <w:r>
               <w:rPr>
-                <w:rFonts w:ascii="Noto Sans CJK KR" w:hAnsi="Noto Sans CJK KR" w:eastAsia="Noto Sans CJK KR"/>
+                <w:rFonts w:ascii="NanumGothic" w:hAnsi="NanumGothic" w:eastAsia="NanumGothic" w:cs="NanumGothic"/>
                 <w:b/>
                 <w:color w:val="FFFFFF"/>
                 <w:sz w:val="17"/>
@@ -459,7 +459,7 @@
             </w:pPr>
             <w:r>
               <w:rPr>
-                <w:rFonts w:ascii="Noto Sans CJK KR" w:hAnsi="Noto Sans CJK KR" w:eastAsia="Noto Sans CJK KR"/>
+                <w:rFonts w:ascii="NanumGothic" w:hAnsi="NanumGothic" w:eastAsia="NanumGothic" w:cs="NanumGothic"/>
                 <w:b/>
                 <w:color w:val="FFFFFF"/>
                 <w:sz w:val="17"/>
@@ -484,7 +484,7 @@
           <w:p>
             <w:r>
               <w:rPr>
-                <w:rFonts w:ascii="Noto Sans CJK KR" w:hAnsi="Noto Sans CJK KR" w:eastAsia="Noto Sans CJK KR"/>
+                <w:rFonts w:ascii="NanumGothic" w:hAnsi="NanumGothic" w:eastAsia="NanumGothic" w:cs="NanumGothic"/>
                 <w:sz w:val="17"/>
               </w:rPr>
               <w:t>프론트엔드</w:t>
@@ -505,7 +505,7 @@
           <w:p>
             <w:r>
               <w:rPr>
-                <w:rFonts w:ascii="Noto Sans CJK KR" w:hAnsi="Noto Sans CJK KR" w:eastAsia="Noto Sans CJK KR"/>
+                <w:rFonts w:ascii="NanumGothic" w:hAnsi="NanumGothic" w:eastAsia="NanumGothic" w:cs="NanumGothic"/>
                 <w:sz w:val="17"/>
               </w:rPr>
               <w:t>React, Vite, TypeScript</w:t>
@@ -526,7 +526,7 @@
           <w:p>
             <w:r>
               <w:rPr>
-                <w:rFonts w:ascii="Noto Sans CJK KR" w:hAnsi="Noto Sans CJK KR" w:eastAsia="Noto Sans CJK KR"/>
+                <w:rFonts w:ascii="NanumGothic" w:hAnsi="NanumGothic" w:eastAsia="NanumGothic" w:cs="NanumGothic"/>
                 <w:sz w:val="17"/>
               </w:rPr>
               <w:t>대시보드, 매수 Lot, 매도, 가치투자와 복리목표 화면</w:t>
@@ -550,7 +550,7 @@
           <w:p>
             <w:r>
               <w:rPr>
-                <w:rFonts w:ascii="Noto Sans CJK KR" w:hAnsi="Noto Sans CJK KR" w:eastAsia="Noto Sans CJK KR"/>
+                <w:rFonts w:ascii="NanumGothic" w:hAnsi="NanumGothic" w:eastAsia="NanumGothic" w:cs="NanumGothic"/>
                 <w:sz w:val="17"/>
               </w:rPr>
               <w:t>백엔드</w:t>
@@ -572,7 +572,7 @@
           <w:p>
             <w:r>
               <w:rPr>
-                <w:rFonts w:ascii="Noto Sans CJK KR" w:hAnsi="Noto Sans CJK KR" w:eastAsia="Noto Sans CJK KR"/>
+                <w:rFonts w:ascii="NanumGothic" w:hAnsi="NanumGothic" w:eastAsia="NanumGothic" w:cs="NanumGothic"/>
                 <w:sz w:val="17"/>
               </w:rPr>
               <w:t>Node.js, Fastify, TypeScript</w:t>
@@ -594,7 +594,7 @@
           <w:p>
             <w:r>
               <w:rPr>
-                <w:rFonts w:ascii="Noto Sans CJK KR" w:hAnsi="Noto Sans CJK KR" w:eastAsia="Noto Sans CJK KR"/>
+                <w:rFonts w:ascii="NanumGothic" w:hAnsi="NanumGothic" w:eastAsia="NanumGothic" w:cs="NanumGothic"/>
                 <w:sz w:val="17"/>
               </w:rPr>
               <w:t>등록 처리, 잔여수량 검증, 손익 계산, 수집과 스케줄</w:t>
@@ -617,7 +617,7 @@
           <w:p>
             <w:r>
               <w:rPr>
-                <w:rFonts w:ascii="Noto Sans CJK KR" w:hAnsi="Noto Sans CJK KR" w:eastAsia="Noto Sans CJK KR"/>
+                <w:rFonts w:ascii="NanumGothic" w:hAnsi="NanumGothic" w:eastAsia="NanumGothic" w:cs="NanumGothic"/>
                 <w:sz w:val="17"/>
               </w:rPr>
               <w:t>데이터</w:t>
@@ -638,7 +638,7 @@
           <w:p>
             <w:r>
               <w:rPr>
-                <w:rFonts w:ascii="Noto Sans CJK KR" w:hAnsi="Noto Sans CJK KR" w:eastAsia="Noto Sans CJK KR"/>
+                <w:rFonts w:ascii="NanumGothic" w:hAnsi="NanumGothic" w:eastAsia="NanumGothic" w:cs="NanumGothic"/>
                 <w:sz w:val="17"/>
               </w:rPr>
               <w:t>Prisma, MariaDB</w:t>
@@ -659,7 +659,7 @@
           <w:p>
             <w:r>
               <w:rPr>
-                <w:rFonts w:ascii="Noto Sans CJK KR" w:hAnsi="Noto Sans CJK KR" w:eastAsia="Noto Sans CJK KR"/>
+                <w:rFonts w:ascii="NanumGothic" w:hAnsi="NanumGothic" w:eastAsia="NanumGothic" w:cs="NanumGothic"/>
                 <w:sz w:val="17"/>
               </w:rPr>
               <w:t>계좌, 거래, 시세, 스냅샷과 재무정보 저장</w:t>
@@ -683,7 +683,7 @@
           <w:p>
             <w:r>
               <w:rPr>
-                <w:rFonts w:ascii="Noto Sans CJK KR" w:hAnsi="Noto Sans CJK KR" w:eastAsia="Noto Sans CJK KR"/>
+                <w:rFonts w:ascii="NanumGothic" w:hAnsi="NanumGothic" w:eastAsia="NanumGothic" w:cs="NanumGothic"/>
                 <w:sz w:val="17"/>
               </w:rPr>
               <w:t>실시간 처리</w:t>
@@ -705,7 +705,7 @@
           <w:p>
             <w:r>
               <w:rPr>
-                <w:rFonts w:ascii="Noto Sans CJK KR" w:hAnsi="Noto Sans CJK KR" w:eastAsia="Noto Sans CJK KR"/>
+                <w:rFonts w:ascii="NanumGothic" w:hAnsi="NanumGothic" w:eastAsia="NanumGothic" w:cs="NanumGothic"/>
                 <w:sz w:val="17"/>
               </w:rPr>
               <w:t>시세 수집 작업</w:t>
@@ -727,7 +727,7 @@
           <w:p>
             <w:r>
               <w:rPr>
-                <w:rFonts w:ascii="Noto Sans CJK KR" w:hAnsi="Noto Sans CJK KR" w:eastAsia="Noto Sans CJK KR"/>
+                <w:rFonts w:ascii="NanumGothic" w:hAnsi="NanumGothic" w:eastAsia="NanumGothic" w:cs="NanumGothic"/>
                 <w:sz w:val="17"/>
               </w:rPr>
               <w:t>최신 가격 갱신, 실패 상태와 가격 기준시각 관리</w:t>
@@ -788,7 +788,7 @@
             </w:pPr>
             <w:r>
               <w:rPr>
-                <w:rFonts w:ascii="Noto Sans CJK KR" w:hAnsi="Noto Sans CJK KR" w:eastAsia="Noto Sans CJK KR"/>
+                <w:rFonts w:ascii="NanumGothic" w:hAnsi="NanumGothic" w:eastAsia="NanumGothic" w:cs="NanumGothic"/>
                 <w:b/>
                 <w:color w:val="FFFFFF"/>
                 <w:sz w:val="16"/>
@@ -815,7 +815,7 @@
             </w:pPr>
             <w:r>
               <w:rPr>
-                <w:rFonts w:ascii="Noto Sans CJK KR" w:hAnsi="Noto Sans CJK KR" w:eastAsia="Noto Sans CJK KR"/>
+                <w:rFonts w:ascii="NanumGothic" w:hAnsi="NanumGothic" w:eastAsia="NanumGothic" w:cs="NanumGothic"/>
                 <w:b/>
                 <w:color w:val="FFFFFF"/>
                 <w:sz w:val="16"/>
@@ -842,7 +842,7 @@
             </w:pPr>
             <w:r>
               <w:rPr>
-                <w:rFonts w:ascii="Noto Sans CJK KR" w:hAnsi="Noto Sans CJK KR" w:eastAsia="Noto Sans CJK KR"/>
+                <w:rFonts w:ascii="NanumGothic" w:hAnsi="NanumGothic" w:eastAsia="NanumGothic" w:cs="NanumGothic"/>
                 <w:b/>
                 <w:color w:val="FFFFFF"/>
                 <w:sz w:val="16"/>
@@ -869,7 +869,7 @@
             </w:pPr>
             <w:r>
               <w:rPr>
-                <w:rFonts w:ascii="Noto Sans CJK KR" w:hAnsi="Noto Sans CJK KR" w:eastAsia="Noto Sans CJK KR"/>
+                <w:rFonts w:ascii="NanumGothic" w:hAnsi="NanumGothic" w:eastAsia="NanumGothic" w:cs="NanumGothic"/>
                 <w:b/>
                 <w:color w:val="FFFFFF"/>
                 <w:sz w:val="16"/>
@@ -894,7 +894,7 @@
           <w:p>
             <w:r>
               <w:rPr>
-                <w:rFonts w:ascii="Noto Sans CJK KR" w:hAnsi="Noto Sans CJK KR" w:eastAsia="Noto Sans CJK KR"/>
+                <w:rFonts w:ascii="NanumGothic" w:hAnsi="NanumGothic" w:eastAsia="NanumGothic" w:cs="NanumGothic"/>
                 <w:sz w:val="16"/>
               </w:rPr>
               <w:t>accounts</w:t>
@@ -915,7 +915,7 @@
           <w:p>
             <w:r>
               <w:rPr>
-                <w:rFonts w:ascii="Noto Sans CJK KR" w:hAnsi="Noto Sans CJK KR" w:eastAsia="Noto Sans CJK KR"/>
+                <w:rFonts w:ascii="NanumGothic" w:hAnsi="NanumGothic" w:eastAsia="NanumGothic" w:cs="NanumGothic"/>
                 <w:sz w:val="16"/>
               </w:rPr>
               <w:t>1 대 N</w:t>
@@ -936,7 +936,7 @@
           <w:p>
             <w:r>
               <w:rPr>
-                <w:rFonts w:ascii="Noto Sans CJK KR" w:hAnsi="Noto Sans CJK KR" w:eastAsia="Noto Sans CJK KR"/>
+                <w:rFonts w:ascii="NanumGothic" w:hAnsi="NanumGothic" w:eastAsia="NanumGothic" w:cs="NanumGothic"/>
                 <w:sz w:val="16"/>
               </w:rPr>
               <w:t>buy_trades</w:t>
@@ -957,7 +957,7 @@
           <w:p>
             <w:r>
               <w:rPr>
-                <w:rFonts w:ascii="Noto Sans CJK KR" w:hAnsi="Noto Sans CJK KR" w:eastAsia="Noto Sans CJK KR"/>
+                <w:rFonts w:ascii="NanumGothic" w:hAnsi="NanumGothic" w:eastAsia="NanumGothic" w:cs="NanumGothic"/>
                 <w:sz w:val="16"/>
               </w:rPr>
               <w:t>계좌는 여러 매수 Lot을 가진다.</w:t>
@@ -981,7 +981,7 @@
           <w:p>
             <w:r>
               <w:rPr>
-                <w:rFonts w:ascii="Noto Sans CJK KR" w:hAnsi="Noto Sans CJK KR" w:eastAsia="Noto Sans CJK KR"/>
+                <w:rFonts w:ascii="NanumGothic" w:hAnsi="NanumGothic" w:eastAsia="NanumGothic" w:cs="NanumGothic"/>
                 <w:sz w:val="16"/>
               </w:rPr>
               <w:t>securities</w:t>
@@ -1003,7 +1003,7 @@
           <w:p>
             <w:r>
               <w:rPr>
-                <w:rFonts w:ascii="Noto Sans CJK KR" w:hAnsi="Noto Sans CJK KR" w:eastAsia="Noto Sans CJK KR"/>
+                <w:rFonts w:ascii="NanumGothic" w:hAnsi="NanumGothic" w:eastAsia="NanumGothic" w:cs="NanumGothic"/>
                 <w:sz w:val="16"/>
               </w:rPr>
               <w:t>1 대 N</w:t>
@@ -1025,7 +1025,7 @@
           <w:p>
             <w:r>
               <w:rPr>
-                <w:rFonts w:ascii="Noto Sans CJK KR" w:hAnsi="Noto Sans CJK KR" w:eastAsia="Noto Sans CJK KR"/>
+                <w:rFonts w:ascii="NanumGothic" w:hAnsi="NanumGothic" w:eastAsia="NanumGothic" w:cs="NanumGothic"/>
                 <w:sz w:val="16"/>
               </w:rPr>
               <w:t>buy_trades</w:t>
@@ -1047,7 +1047,7 @@
           <w:p>
             <w:r>
               <w:rPr>
-                <w:rFonts w:ascii="Noto Sans CJK KR" w:hAnsi="Noto Sans CJK KR" w:eastAsia="Noto Sans CJK KR"/>
+                <w:rFonts w:ascii="NanumGothic" w:hAnsi="NanumGothic" w:eastAsia="NanumGothic" w:cs="NanumGothic"/>
                 <w:sz w:val="16"/>
               </w:rPr>
               <w:t>종목은 여러 매수 Lot을 가진다.</w:t>
@@ -1070,7 +1070,7 @@
           <w:p>
             <w:r>
               <w:rPr>
-                <w:rFonts w:ascii="Noto Sans CJK KR" w:hAnsi="Noto Sans CJK KR" w:eastAsia="Noto Sans CJK KR"/>
+                <w:rFonts w:ascii="NanumGothic" w:hAnsi="NanumGothic" w:eastAsia="NanumGothic" w:cs="NanumGothic"/>
                 <w:sz w:val="16"/>
               </w:rPr>
               <w:t>buy_trades</w:t>
@@ -1091,7 +1091,7 @@
           <w:p>
             <w:r>
               <w:rPr>
-                <w:rFonts w:ascii="Noto Sans CJK KR" w:hAnsi="Noto Sans CJK KR" w:eastAsia="Noto Sans CJK KR"/>
+                <w:rFonts w:ascii="NanumGothic" w:hAnsi="NanumGothic" w:eastAsia="NanumGothic" w:cs="NanumGothic"/>
                 <w:sz w:val="16"/>
               </w:rPr>
               <w:t>1 대 N</w:t>
@@ -1112,7 +1112,7 @@
           <w:p>
             <w:r>
               <w:rPr>
-                <w:rFonts w:ascii="Noto Sans CJK KR" w:hAnsi="Noto Sans CJK KR" w:eastAsia="Noto Sans CJK KR"/>
+                <w:rFonts w:ascii="NanumGothic" w:hAnsi="NanumGothic" w:eastAsia="NanumGothic" w:cs="NanumGothic"/>
                 <w:sz w:val="16"/>
               </w:rPr>
               <w:t>sell_trades</w:t>
@@ -1133,7 +1133,7 @@
           <w:p>
             <w:r>
               <w:rPr>
-                <w:rFonts w:ascii="Noto Sans CJK KR" w:hAnsi="Noto Sans CJK KR" w:eastAsia="Noto Sans CJK KR"/>
+                <w:rFonts w:ascii="NanumGothic" w:hAnsi="NanumGothic" w:eastAsia="NanumGothic" w:cs="NanumGothic"/>
                 <w:sz w:val="16"/>
               </w:rPr>
               <w:t>한 매수 Lot은 여러 번 분할매도할 수 있다.</w:t>
@@ -1157,7 +1157,7 @@
           <w:p>
             <w:r>
               <w:rPr>
-                <w:rFonts w:ascii="Noto Sans CJK KR" w:hAnsi="Noto Sans CJK KR" w:eastAsia="Noto Sans CJK KR"/>
+                <w:rFonts w:ascii="NanumGothic" w:hAnsi="NanumGothic" w:eastAsia="NanumGothic" w:cs="NanumGothic"/>
                 <w:sz w:val="16"/>
               </w:rPr>
               <w:t>accounts</w:t>
@@ -1179,7 +1179,7 @@
           <w:p>
             <w:r>
               <w:rPr>
-                <w:rFonts w:ascii="Noto Sans CJK KR" w:hAnsi="Noto Sans CJK KR" w:eastAsia="Noto Sans CJK KR"/>
+                <w:rFonts w:ascii="NanumGothic" w:hAnsi="NanumGothic" w:eastAsia="NanumGothic" w:cs="NanumGothic"/>
                 <w:sz w:val="16"/>
               </w:rPr>
               <w:t>1 대 N</w:t>
@@ -1201,7 +1201,7 @@
           <w:p>
             <w:r>
               <w:rPr>
-                <w:rFonts w:ascii="Noto Sans CJK KR" w:hAnsi="Noto Sans CJK KR" w:eastAsia="Noto Sans CJK KR"/>
+                <w:rFonts w:ascii="NanumGothic" w:hAnsi="NanumGothic" w:eastAsia="NanumGothic" w:cs="NanumGothic"/>
                 <w:sz w:val="16"/>
               </w:rPr>
               <w:t>cash_transactions</w:t>
@@ -1223,7 +1223,7 @@
           <w:p>
             <w:r>
               <w:rPr>
-                <w:rFonts w:ascii="Noto Sans CJK KR" w:hAnsi="Noto Sans CJK KR" w:eastAsia="Noto Sans CJK KR"/>
+                <w:rFonts w:ascii="NanumGothic" w:hAnsi="NanumGothic" w:eastAsia="NanumGothic" w:cs="NanumGothic"/>
                 <w:sz w:val="16"/>
               </w:rPr>
               <w:t>계좌별 입금과 출금을 기록한다.</w:t>
@@ -1246,7 +1246,7 @@
           <w:p>
             <w:r>
               <w:rPr>
-                <w:rFonts w:ascii="Noto Sans CJK KR" w:hAnsi="Noto Sans CJK KR" w:eastAsia="Noto Sans CJK KR"/>
+                <w:rFonts w:ascii="NanumGothic" w:hAnsi="NanumGothic" w:eastAsia="NanumGothic" w:cs="NanumGothic"/>
                 <w:sz w:val="16"/>
               </w:rPr>
               <w:t>accounts 및 securities</w:t>
@@ -1267,7 +1267,7 @@
           <w:p>
             <w:r>
               <w:rPr>
-                <w:rFonts w:ascii="Noto Sans CJK KR" w:hAnsi="Noto Sans CJK KR" w:eastAsia="Noto Sans CJK KR"/>
+                <w:rFonts w:ascii="NanumGothic" w:hAnsi="NanumGothic" w:eastAsia="NanumGothic" w:cs="NanumGothic"/>
                 <w:sz w:val="16"/>
               </w:rPr>
               <w:t>1 대 N</w:t>
@@ -1288,7 +1288,7 @@
           <w:p>
             <w:r>
               <w:rPr>
-                <w:rFonts w:ascii="Noto Sans CJK KR" w:hAnsi="Noto Sans CJK KR" w:eastAsia="Noto Sans CJK KR"/>
+                <w:rFonts w:ascii="NanumGothic" w:hAnsi="NanumGothic" w:eastAsia="NanumGothic" w:cs="NanumGothic"/>
                 <w:sz w:val="16"/>
               </w:rPr>
               <w:t>dividends</w:t>
@@ -1309,7 +1309,7 @@
           <w:p>
             <w:r>
               <w:rPr>
-                <w:rFonts w:ascii="Noto Sans CJK KR" w:hAnsi="Noto Sans CJK KR" w:eastAsia="Noto Sans CJK KR"/>
+                <w:rFonts w:ascii="NanumGothic" w:hAnsi="NanumGothic" w:eastAsia="NanumGothic" w:cs="NanumGothic"/>
                 <w:sz w:val="16"/>
               </w:rPr>
               <w:t>계좌와 종목별 실제 배당을 기록한다.</w:t>
@@ -1333,7 +1333,7 @@
           <w:p>
             <w:r>
               <w:rPr>
-                <w:rFonts w:ascii="Noto Sans CJK KR" w:hAnsi="Noto Sans CJK KR" w:eastAsia="Noto Sans CJK KR"/>
+                <w:rFonts w:ascii="NanumGothic" w:hAnsi="NanumGothic" w:eastAsia="NanumGothic" w:cs="NanumGothic"/>
                 <w:sz w:val="16"/>
               </w:rPr>
               <w:t>securities</w:t>
@@ -1355,7 +1355,7 @@
           <w:p>
             <w:r>
               <w:rPr>
-                <w:rFonts w:ascii="Noto Sans CJK KR" w:hAnsi="Noto Sans CJK KR" w:eastAsia="Noto Sans CJK KR"/>
+                <w:rFonts w:ascii="NanumGothic" w:hAnsi="NanumGothic" w:eastAsia="NanumGothic" w:cs="NanumGothic"/>
                 <w:sz w:val="16"/>
               </w:rPr>
               <w:t>1 대 0 또는 1</w:t>
@@ -1377,7 +1377,7 @@
           <w:p>
             <w:r>
               <w:rPr>
-                <w:rFonts w:ascii="Noto Sans CJK KR" w:hAnsi="Noto Sans CJK KR" w:eastAsia="Noto Sans CJK KR"/>
+                <w:rFonts w:ascii="NanumGothic" w:hAnsi="NanumGothic" w:eastAsia="NanumGothic" w:cs="NanumGothic"/>
                 <w:sz w:val="16"/>
               </w:rPr>
               <w:t>market_prices</w:t>
@@ -1399,7 +1399,7 @@
           <w:p>
             <w:r>
               <w:rPr>
-                <w:rFonts w:ascii="Noto Sans CJK KR" w:hAnsi="Noto Sans CJK KR" w:eastAsia="Noto Sans CJK KR"/>
+                <w:rFonts w:ascii="NanumGothic" w:hAnsi="NanumGothic" w:eastAsia="NanumGothic" w:cs="NanumGothic"/>
                 <w:sz w:val="16"/>
               </w:rPr>
               <w:t>종목별 최신 가격 한 건을 유지한다.</w:t>
@@ -1473,7 +1473,7 @@
             </w:pPr>
             <w:r>
               <w:rPr>
-                <w:rFonts w:ascii="Noto Sans CJK KR" w:hAnsi="Noto Sans CJK KR" w:eastAsia="Noto Sans CJK KR"/>
+                <w:rFonts w:ascii="NanumGothic" w:hAnsi="NanumGothic" w:eastAsia="NanumGothic" w:cs="NanumGothic"/>
                 <w:b/>
                 <w:color w:val="FFFFFF"/>
                 <w:sz w:val="16"/>
@@ -1500,7 +1500,7 @@
             </w:pPr>
             <w:r>
               <w:rPr>
-                <w:rFonts w:ascii="Noto Sans CJK KR" w:hAnsi="Noto Sans CJK KR" w:eastAsia="Noto Sans CJK KR"/>
+                <w:rFonts w:ascii="NanumGothic" w:hAnsi="NanumGothic" w:eastAsia="NanumGothic" w:cs="NanumGothic"/>
                 <w:b/>
                 <w:color w:val="FFFFFF"/>
                 <w:sz w:val="16"/>
@@ -1527,7 +1527,7 @@
             </w:pPr>
             <w:r>
               <w:rPr>
-                <w:rFonts w:ascii="Noto Sans CJK KR" w:hAnsi="Noto Sans CJK KR" w:eastAsia="Noto Sans CJK KR"/>
+                <w:rFonts w:ascii="NanumGothic" w:hAnsi="NanumGothic" w:eastAsia="NanumGothic" w:cs="NanumGothic"/>
                 <w:b/>
                 <w:color w:val="FFFFFF"/>
                 <w:sz w:val="16"/>
@@ -1554,7 +1554,7 @@
             </w:pPr>
             <w:r>
               <w:rPr>
-                <w:rFonts w:ascii="Noto Sans CJK KR" w:hAnsi="Noto Sans CJK KR" w:eastAsia="Noto Sans CJK KR"/>
+                <w:rFonts w:ascii="NanumGothic" w:hAnsi="NanumGothic" w:eastAsia="NanumGothic" w:cs="NanumGothic"/>
                 <w:b/>
                 <w:color w:val="FFFFFF"/>
                 <w:sz w:val="16"/>
@@ -1579,7 +1579,7 @@
           <w:p>
             <w:r>
               <w:rPr>
-                <w:rFonts w:ascii="Noto Sans CJK KR" w:hAnsi="Noto Sans CJK KR" w:eastAsia="Noto Sans CJK KR"/>
+                <w:rFonts w:ascii="NanumGothic" w:hAnsi="NanumGothic" w:eastAsia="NanumGothic" w:cs="NanumGothic"/>
                 <w:sz w:val="16"/>
               </w:rPr>
               <w:t>id</w:t>
@@ -1600,7 +1600,7 @@
           <w:p>
             <w:r>
               <w:rPr>
-                <w:rFonts w:ascii="Noto Sans CJK KR" w:hAnsi="Noto Sans CJK KR" w:eastAsia="Noto Sans CJK KR"/>
+                <w:rFonts w:ascii="NanumGothic" w:hAnsi="NanumGothic" w:eastAsia="NanumGothic" w:cs="NanumGothic"/>
                 <w:sz w:val="16"/>
               </w:rPr>
               <w:t>BIGINT</w:t>
@@ -1621,7 +1621,7 @@
           <w:p>
             <w:r>
               <w:rPr>
-                <w:rFonts w:ascii="Noto Sans CJK KR" w:hAnsi="Noto Sans CJK KR" w:eastAsia="Noto Sans CJK KR"/>
+                <w:rFonts w:ascii="NanumGothic" w:hAnsi="NanumGothic" w:eastAsia="NanumGothic" w:cs="NanumGothic"/>
                 <w:sz w:val="16"/>
               </w:rPr>
               <w:t>필수</w:t>
@@ -1642,7 +1642,7 @@
           <w:p>
             <w:r>
               <w:rPr>
-                <w:rFonts w:ascii="Noto Sans CJK KR" w:hAnsi="Noto Sans CJK KR" w:eastAsia="Noto Sans CJK KR"/>
+                <w:rFonts w:ascii="NanumGothic" w:hAnsi="NanumGothic" w:eastAsia="NanumGothic" w:cs="NanumGothic"/>
                 <w:sz w:val="16"/>
               </w:rPr>
               <w:t>매수 Lot 식별자</w:t>
@@ -1666,7 +1666,7 @@
           <w:p>
             <w:r>
               <w:rPr>
-                <w:rFonts w:ascii="Noto Sans CJK KR" w:hAnsi="Noto Sans CJK KR" w:eastAsia="Noto Sans CJK KR"/>
+                <w:rFonts w:ascii="NanumGothic" w:hAnsi="NanumGothic" w:eastAsia="NanumGothic" w:cs="NanumGothic"/>
                 <w:sz w:val="16"/>
               </w:rPr>
               <w:t>account_id</w:t>
@@ -1688,7 +1688,7 @@
           <w:p>
             <w:r>
               <w:rPr>
-                <w:rFonts w:ascii="Noto Sans CJK KR" w:hAnsi="Noto Sans CJK KR" w:eastAsia="Noto Sans CJK KR"/>
+                <w:rFonts w:ascii="NanumGothic" w:hAnsi="NanumGothic" w:eastAsia="NanumGothic" w:cs="NanumGothic"/>
                 <w:sz w:val="16"/>
               </w:rPr>
               <w:t>BIGINT</w:t>
@@ -1710,7 +1710,7 @@
           <w:p>
             <w:r>
               <w:rPr>
-                <w:rFonts w:ascii="Noto Sans CJK KR" w:hAnsi="Noto Sans CJK KR" w:eastAsia="Noto Sans CJK KR"/>
+                <w:rFonts w:ascii="NanumGothic" w:hAnsi="NanumGothic" w:eastAsia="NanumGothic" w:cs="NanumGothic"/>
                 <w:sz w:val="16"/>
               </w:rPr>
               <w:t>필수</w:t>
@@ -1732,7 +1732,7 @@
           <w:p>
             <w:r>
               <w:rPr>
-                <w:rFonts w:ascii="Noto Sans CJK KR" w:hAnsi="Noto Sans CJK KR" w:eastAsia="Noto Sans CJK KR"/>
+                <w:rFonts w:ascii="NanumGothic" w:hAnsi="NanumGothic" w:eastAsia="NanumGothic" w:cs="NanumGothic"/>
                 <w:sz w:val="16"/>
               </w:rPr>
               <w:t>계좌 FK</w:t>
@@ -1755,7 +1755,7 @@
           <w:p>
             <w:r>
               <w:rPr>
-                <w:rFonts w:ascii="Noto Sans CJK KR" w:hAnsi="Noto Sans CJK KR" w:eastAsia="Noto Sans CJK KR"/>
+                <w:rFonts w:ascii="NanumGothic" w:hAnsi="NanumGothic" w:eastAsia="NanumGothic" w:cs="NanumGothic"/>
                 <w:sz w:val="16"/>
               </w:rPr>
               <w:t>security_id</w:t>
@@ -1776,7 +1776,7 @@
           <w:p>
             <w:r>
               <w:rPr>
-                <w:rFonts w:ascii="Noto Sans CJK KR" w:hAnsi="Noto Sans CJK KR" w:eastAsia="Noto Sans CJK KR"/>
+                <w:rFonts w:ascii="NanumGothic" w:hAnsi="NanumGothic" w:eastAsia="NanumGothic" w:cs="NanumGothic"/>
                 <w:sz w:val="16"/>
               </w:rPr>
               <w:t>BIGINT</w:t>
@@ -1797,7 +1797,7 @@
           <w:p>
             <w:r>
               <w:rPr>
-                <w:rFonts w:ascii="Noto Sans CJK KR" w:hAnsi="Noto Sans CJK KR" w:eastAsia="Noto Sans CJK KR"/>
+                <w:rFonts w:ascii="NanumGothic" w:hAnsi="NanumGothic" w:eastAsia="NanumGothic" w:cs="NanumGothic"/>
                 <w:sz w:val="16"/>
               </w:rPr>
               <w:t>필수</w:t>
@@ -1818,7 +1818,7 @@
           <w:p>
             <w:r>
               <w:rPr>
-                <w:rFonts w:ascii="Noto Sans CJK KR" w:hAnsi="Noto Sans CJK KR" w:eastAsia="Noto Sans CJK KR"/>
+                <w:rFonts w:ascii="NanumGothic" w:hAnsi="NanumGothic" w:eastAsia="NanumGothic" w:cs="NanumGothic"/>
                 <w:sz w:val="16"/>
               </w:rPr>
               <w:t>종목 FK</w:t>
@@ -1842,7 +1842,7 @@
           <w:p>
             <w:r>
               <w:rPr>
-                <w:rFonts w:ascii="Noto Sans CJK KR" w:hAnsi="Noto Sans CJK KR" w:eastAsia="Noto Sans CJK KR"/>
+                <w:rFonts w:ascii="NanumGothic" w:hAnsi="NanumGothic" w:eastAsia="NanumGothic" w:cs="NanumGothic"/>
                 <w:sz w:val="16"/>
               </w:rPr>
               <w:t>bought_at</w:t>
@@ -1864,7 +1864,7 @@
           <w:p>
             <w:r>
               <w:rPr>
-                <w:rFonts w:ascii="Noto Sans CJK KR" w:hAnsi="Noto Sans CJK KR" w:eastAsia="Noto Sans CJK KR"/>
+                <w:rFonts w:ascii="NanumGothic" w:hAnsi="NanumGothic" w:eastAsia="NanumGothic" w:cs="NanumGothic"/>
                 <w:sz w:val="16"/>
               </w:rPr>
               <w:t>DATETIME</w:t>
@@ -1886,7 +1886,7 @@
           <w:p>
             <w:r>
               <w:rPr>
-                <w:rFonts w:ascii="Noto Sans CJK KR" w:hAnsi="Noto Sans CJK KR" w:eastAsia="Noto Sans CJK KR"/>
+                <w:rFonts w:ascii="NanumGothic" w:hAnsi="NanumGothic" w:eastAsia="NanumGothic" w:cs="NanumGothic"/>
                 <w:sz w:val="16"/>
               </w:rPr>
               <w:t>필수</w:t>
@@ -1908,7 +1908,7 @@
           <w:p>
             <w:r>
               <w:rPr>
-                <w:rFonts w:ascii="Noto Sans CJK KR" w:hAnsi="Noto Sans CJK KR" w:eastAsia="Noto Sans CJK KR"/>
+                <w:rFonts w:ascii="NanumGothic" w:hAnsi="NanumGothic" w:eastAsia="NanumGothic" w:cs="NanumGothic"/>
                 <w:sz w:val="16"/>
               </w:rPr>
               <w:t>매수일시</w:t>
@@ -1931,7 +1931,7 @@
           <w:p>
             <w:r>
               <w:rPr>
-                <w:rFonts w:ascii="Noto Sans CJK KR" w:hAnsi="Noto Sans CJK KR" w:eastAsia="Noto Sans CJK KR"/>
+                <w:rFonts w:ascii="NanumGothic" w:hAnsi="NanumGothic" w:eastAsia="NanumGothic" w:cs="NanumGothic"/>
                 <w:sz w:val="16"/>
               </w:rPr>
               <w:t>quantity</w:t>
@@ -1952,7 +1952,7 @@
           <w:p>
             <w:r>
               <w:rPr>
-                <w:rFonts w:ascii="Noto Sans CJK KR" w:hAnsi="Noto Sans CJK KR" w:eastAsia="Noto Sans CJK KR"/>
+                <w:rFonts w:ascii="NanumGothic" w:hAnsi="NanumGothic" w:eastAsia="NanumGothic" w:cs="NanumGothic"/>
                 <w:sz w:val="16"/>
               </w:rPr>
               <w:t>DECIMAL</w:t>
@@ -1973,7 +1973,7 @@
           <w:p>
             <w:r>
               <w:rPr>
-                <w:rFonts w:ascii="Noto Sans CJK KR" w:hAnsi="Noto Sans CJK KR" w:eastAsia="Noto Sans CJK KR"/>
+                <w:rFonts w:ascii="NanumGothic" w:hAnsi="NanumGothic" w:eastAsia="NanumGothic" w:cs="NanumGothic"/>
                 <w:sz w:val="16"/>
               </w:rPr>
               <w:t>필수</w:t>
@@ -1994,7 +1994,7 @@
           <w:p>
             <w:r>
               <w:rPr>
-                <w:rFonts w:ascii="Noto Sans CJK KR" w:hAnsi="Noto Sans CJK KR" w:eastAsia="Noto Sans CJK KR"/>
+                <w:rFonts w:ascii="NanumGothic" w:hAnsi="NanumGothic" w:eastAsia="NanumGothic" w:cs="NanumGothic"/>
                 <w:sz w:val="16"/>
               </w:rPr>
               <w:t>최초 매수수량</w:t>
@@ -2018,7 +2018,7 @@
           <w:p>
             <w:r>
               <w:rPr>
-                <w:rFonts w:ascii="Noto Sans CJK KR" w:hAnsi="Noto Sans CJK KR" w:eastAsia="Noto Sans CJK KR"/>
+                <w:rFonts w:ascii="NanumGothic" w:hAnsi="NanumGothic" w:eastAsia="NanumGothic" w:cs="NanumGothic"/>
                 <w:sz w:val="16"/>
               </w:rPr>
               <w:t>unit_price</w:t>
@@ -2040,7 +2040,7 @@
           <w:p>
             <w:r>
               <w:rPr>
-                <w:rFonts w:ascii="Noto Sans CJK KR" w:hAnsi="Noto Sans CJK KR" w:eastAsia="Noto Sans CJK KR"/>
+                <w:rFonts w:ascii="NanumGothic" w:hAnsi="NanumGothic" w:eastAsia="NanumGothic" w:cs="NanumGothic"/>
                 <w:sz w:val="16"/>
               </w:rPr>
               <w:t>DECIMAL</w:t>
@@ -2062,7 +2062,7 @@
           <w:p>
             <w:r>
               <w:rPr>
-                <w:rFonts w:ascii="Noto Sans CJK KR" w:hAnsi="Noto Sans CJK KR" w:eastAsia="Noto Sans CJK KR"/>
+                <w:rFonts w:ascii="NanumGothic" w:hAnsi="NanumGothic" w:eastAsia="NanumGothic" w:cs="NanumGothic"/>
                 <w:sz w:val="16"/>
               </w:rPr>
               <w:t>필수</w:t>
@@ -2084,7 +2084,7 @@
           <w:p>
             <w:r>
               <w:rPr>
-                <w:rFonts w:ascii="Noto Sans CJK KR" w:hAnsi="Noto Sans CJK KR" w:eastAsia="Noto Sans CJK KR"/>
+                <w:rFonts w:ascii="NanumGothic" w:hAnsi="NanumGothic" w:eastAsia="NanumGothic" w:cs="NanumGothic"/>
                 <w:sz w:val="16"/>
               </w:rPr>
               <w:t>해당 매수 건의 평균 매수단가</w:t>
@@ -2107,7 +2107,7 @@
           <w:p>
             <w:r>
               <w:rPr>
-                <w:rFonts w:ascii="Noto Sans CJK KR" w:hAnsi="Noto Sans CJK KR" w:eastAsia="Noto Sans CJK KR"/>
+                <w:rFonts w:ascii="NanumGothic" w:hAnsi="NanumGothic" w:eastAsia="NanumGothic" w:cs="NanumGothic"/>
                 <w:sz w:val="16"/>
               </w:rPr>
               <w:t>memo</w:t>
@@ -2128,7 +2128,7 @@
           <w:p>
             <w:r>
               <w:rPr>
-                <w:rFonts w:ascii="Noto Sans CJK KR" w:hAnsi="Noto Sans CJK KR" w:eastAsia="Noto Sans CJK KR"/>
+                <w:rFonts w:ascii="NanumGothic" w:hAnsi="NanumGothic" w:eastAsia="NanumGothic" w:cs="NanumGothic"/>
                 <w:sz w:val="16"/>
               </w:rPr>
               <w:t>TEXT</w:t>
@@ -2149,7 +2149,7 @@
           <w:p>
             <w:r>
               <w:rPr>
-                <w:rFonts w:ascii="Noto Sans CJK KR" w:hAnsi="Noto Sans CJK KR" w:eastAsia="Noto Sans CJK KR"/>
+                <w:rFonts w:ascii="NanumGothic" w:hAnsi="NanumGothic" w:eastAsia="NanumGothic" w:cs="NanumGothic"/>
                 <w:sz w:val="16"/>
               </w:rPr>
               <w:t>선택</w:t>
@@ -2170,7 +2170,7 @@
           <w:p>
             <w:r>
               <w:rPr>
-                <w:rFonts w:ascii="Noto Sans CJK KR" w:hAnsi="Noto Sans CJK KR" w:eastAsia="Noto Sans CJK KR"/>
+                <w:rFonts w:ascii="NanumGothic" w:hAnsi="NanumGothic" w:eastAsia="NanumGothic" w:cs="NanumGothic"/>
                 <w:sz w:val="16"/>
               </w:rPr>
               <w:t>매수 판단 메모</w:t>
@@ -2194,7 +2194,7 @@
           <w:p>
             <w:r>
               <w:rPr>
-                <w:rFonts w:ascii="Noto Sans CJK KR" w:hAnsi="Noto Sans CJK KR" w:eastAsia="Noto Sans CJK KR"/>
+                <w:rFonts w:ascii="NanumGothic" w:hAnsi="NanumGothic" w:eastAsia="NanumGothic" w:cs="NanumGothic"/>
                 <w:sz w:val="16"/>
               </w:rPr>
               <w:t>created_at, updated_at</w:t>
@@ -2216,7 +2216,7 @@
           <w:p>
             <w:r>
               <w:rPr>
-                <w:rFonts w:ascii="Noto Sans CJK KR" w:hAnsi="Noto Sans CJK KR" w:eastAsia="Noto Sans CJK KR"/>
+                <w:rFonts w:ascii="NanumGothic" w:hAnsi="NanumGothic" w:eastAsia="NanumGothic" w:cs="NanumGothic"/>
                 <w:sz w:val="16"/>
               </w:rPr>
               <w:t>DATETIME</w:t>
@@ -2238,7 +2238,7 @@
           <w:p>
             <w:r>
               <w:rPr>
-                <w:rFonts w:ascii="Noto Sans CJK KR" w:hAnsi="Noto Sans CJK KR" w:eastAsia="Noto Sans CJK KR"/>
+                <w:rFonts w:ascii="NanumGothic" w:hAnsi="NanumGothic" w:eastAsia="NanumGothic" w:cs="NanumGothic"/>
                 <w:sz w:val="16"/>
               </w:rPr>
               <w:t>필수</w:t>
@@ -2260,7 +2260,7 @@
           <w:p>
             <w:r>
               <w:rPr>
-                <w:rFonts w:ascii="Noto Sans CJK KR" w:hAnsi="Noto Sans CJK KR" w:eastAsia="Noto Sans CJK KR"/>
+                <w:rFonts w:ascii="NanumGothic" w:hAnsi="NanumGothic" w:eastAsia="NanumGothic" w:cs="NanumGothic"/>
                 <w:sz w:val="16"/>
               </w:rPr>
               <w:t>생성 및 수정시각</w:t>
@@ -2321,7 +2321,7 @@
             </w:pPr>
             <w:r>
               <w:rPr>
-                <w:rFonts w:ascii="Noto Sans CJK KR" w:hAnsi="Noto Sans CJK KR" w:eastAsia="Noto Sans CJK KR"/>
+                <w:rFonts w:ascii="NanumGothic" w:hAnsi="NanumGothic" w:eastAsia="NanumGothic" w:cs="NanumGothic"/>
                 <w:b/>
                 <w:color w:val="FFFFFF"/>
                 <w:sz w:val="16"/>
@@ -2348,7 +2348,7 @@
             </w:pPr>
             <w:r>
               <w:rPr>
-                <w:rFonts w:ascii="Noto Sans CJK KR" w:hAnsi="Noto Sans CJK KR" w:eastAsia="Noto Sans CJK KR"/>
+                <w:rFonts w:ascii="NanumGothic" w:hAnsi="NanumGothic" w:eastAsia="NanumGothic" w:cs="NanumGothic"/>
                 <w:b/>
                 <w:color w:val="FFFFFF"/>
                 <w:sz w:val="16"/>
@@ -2375,7 +2375,7 @@
             </w:pPr>
             <w:r>
               <w:rPr>
-                <w:rFonts w:ascii="Noto Sans CJK KR" w:hAnsi="Noto Sans CJK KR" w:eastAsia="Noto Sans CJK KR"/>
+                <w:rFonts w:ascii="NanumGothic" w:hAnsi="NanumGothic" w:eastAsia="NanumGothic" w:cs="NanumGothic"/>
                 <w:b/>
                 <w:color w:val="FFFFFF"/>
                 <w:sz w:val="16"/>
@@ -2402,7 +2402,7 @@
             </w:pPr>
             <w:r>
               <w:rPr>
-                <w:rFonts w:ascii="Noto Sans CJK KR" w:hAnsi="Noto Sans CJK KR" w:eastAsia="Noto Sans CJK KR"/>
+                <w:rFonts w:ascii="NanumGothic" w:hAnsi="NanumGothic" w:eastAsia="NanumGothic" w:cs="NanumGothic"/>
                 <w:b/>
                 <w:color w:val="FFFFFF"/>
                 <w:sz w:val="16"/>
@@ -2427,7 +2427,7 @@
           <w:p>
             <w:r>
               <w:rPr>
-                <w:rFonts w:ascii="Noto Sans CJK KR" w:hAnsi="Noto Sans CJK KR" w:eastAsia="Noto Sans CJK KR"/>
+                <w:rFonts w:ascii="NanumGothic" w:hAnsi="NanumGothic" w:eastAsia="NanumGothic" w:cs="NanumGothic"/>
                 <w:sz w:val="16"/>
               </w:rPr>
               <w:t>id</w:t>
@@ -2448,7 +2448,7 @@
           <w:p>
             <w:r>
               <w:rPr>
-                <w:rFonts w:ascii="Noto Sans CJK KR" w:hAnsi="Noto Sans CJK KR" w:eastAsia="Noto Sans CJK KR"/>
+                <w:rFonts w:ascii="NanumGothic" w:hAnsi="NanumGothic" w:eastAsia="NanumGothic" w:cs="NanumGothic"/>
                 <w:sz w:val="16"/>
               </w:rPr>
               <w:t>BIGINT</w:t>
@@ -2469,7 +2469,7 @@
           <w:p>
             <w:r>
               <w:rPr>
-                <w:rFonts w:ascii="Noto Sans CJK KR" w:hAnsi="Noto Sans CJK KR" w:eastAsia="Noto Sans CJK KR"/>
+                <w:rFonts w:ascii="NanumGothic" w:hAnsi="NanumGothic" w:eastAsia="NanumGothic" w:cs="NanumGothic"/>
                 <w:sz w:val="16"/>
               </w:rPr>
               <w:t>필수</w:t>
@@ -2490,7 +2490,7 @@
           <w:p>
             <w:r>
               <w:rPr>
-                <w:rFonts w:ascii="Noto Sans CJK KR" w:hAnsi="Noto Sans CJK KR" w:eastAsia="Noto Sans CJK KR"/>
+                <w:rFonts w:ascii="NanumGothic" w:hAnsi="NanumGothic" w:eastAsia="NanumGothic" w:cs="NanumGothic"/>
                 <w:sz w:val="16"/>
               </w:rPr>
               <w:t>매도 식별자</w:t>
@@ -2514,7 +2514,7 @@
           <w:p>
             <w:r>
               <w:rPr>
-                <w:rFonts w:ascii="Noto Sans CJK KR" w:hAnsi="Noto Sans CJK KR" w:eastAsia="Noto Sans CJK KR"/>
+                <w:rFonts w:ascii="NanumGothic" w:hAnsi="NanumGothic" w:eastAsia="NanumGothic" w:cs="NanumGothic"/>
                 <w:sz w:val="16"/>
               </w:rPr>
               <w:t>buy_trade_id</w:t>
@@ -2536,7 +2536,7 @@
           <w:p>
             <w:r>
               <w:rPr>
-                <w:rFonts w:ascii="Noto Sans CJK KR" w:hAnsi="Noto Sans CJK KR" w:eastAsia="Noto Sans CJK KR"/>
+                <w:rFonts w:ascii="NanumGothic" w:hAnsi="NanumGothic" w:eastAsia="NanumGothic" w:cs="NanumGothic"/>
                 <w:sz w:val="16"/>
               </w:rPr>
               <w:t>BIGINT</w:t>
@@ -2558,7 +2558,7 @@
           <w:p>
             <w:r>
               <w:rPr>
-                <w:rFonts w:ascii="Noto Sans CJK KR" w:hAnsi="Noto Sans CJK KR" w:eastAsia="Noto Sans CJK KR"/>
+                <w:rFonts w:ascii="NanumGothic" w:hAnsi="NanumGothic" w:eastAsia="NanumGothic" w:cs="NanumGothic"/>
                 <w:sz w:val="16"/>
               </w:rPr>
               <w:t>필수</w:t>
@@ -2580,7 +2580,7 @@
           <w:p>
             <w:r>
               <w:rPr>
-                <w:rFonts w:ascii="Noto Sans CJK KR" w:hAnsi="Noto Sans CJK KR" w:eastAsia="Noto Sans CJK KR"/>
+                <w:rFonts w:ascii="NanumGothic" w:hAnsi="NanumGothic" w:eastAsia="NanumGothic" w:cs="NanumGothic"/>
                 <w:sz w:val="16"/>
               </w:rPr>
               <w:t>매도 대상 buy_trades FK</w:t>
@@ -2603,7 +2603,7 @@
           <w:p>
             <w:r>
               <w:rPr>
-                <w:rFonts w:ascii="Noto Sans CJK KR" w:hAnsi="Noto Sans CJK KR" w:eastAsia="Noto Sans CJK KR"/>
+                <w:rFonts w:ascii="NanumGothic" w:hAnsi="NanumGothic" w:eastAsia="NanumGothic" w:cs="NanumGothic"/>
                 <w:sz w:val="16"/>
               </w:rPr>
               <w:t>sold_at</w:t>
@@ -2624,7 +2624,7 @@
           <w:p>
             <w:r>
               <w:rPr>
-                <w:rFonts w:ascii="Noto Sans CJK KR" w:hAnsi="Noto Sans CJK KR" w:eastAsia="Noto Sans CJK KR"/>
+                <w:rFonts w:ascii="NanumGothic" w:hAnsi="NanumGothic" w:eastAsia="NanumGothic" w:cs="NanumGothic"/>
                 <w:sz w:val="16"/>
               </w:rPr>
               <w:t>DATETIME</w:t>
@@ -2645,7 +2645,7 @@
           <w:p>
             <w:r>
               <w:rPr>
-                <w:rFonts w:ascii="Noto Sans CJK KR" w:hAnsi="Noto Sans CJK KR" w:eastAsia="Noto Sans CJK KR"/>
+                <w:rFonts w:ascii="NanumGothic" w:hAnsi="NanumGothic" w:eastAsia="NanumGothic" w:cs="NanumGothic"/>
                 <w:sz w:val="16"/>
               </w:rPr>
               <w:t>필수</w:t>
@@ -2666,7 +2666,7 @@
           <w:p>
             <w:r>
               <w:rPr>
-                <w:rFonts w:ascii="Noto Sans CJK KR" w:hAnsi="Noto Sans CJK KR" w:eastAsia="Noto Sans CJK KR"/>
+                <w:rFonts w:ascii="NanumGothic" w:hAnsi="NanumGothic" w:eastAsia="NanumGothic" w:cs="NanumGothic"/>
                 <w:sz w:val="16"/>
               </w:rPr>
               <w:t>매도일시</w:t>
@@ -2690,7 +2690,7 @@
           <w:p>
             <w:r>
               <w:rPr>
-                <w:rFonts w:ascii="Noto Sans CJK KR" w:hAnsi="Noto Sans CJK KR" w:eastAsia="Noto Sans CJK KR"/>
+                <w:rFonts w:ascii="NanumGothic" w:hAnsi="NanumGothic" w:eastAsia="NanumGothic" w:cs="NanumGothic"/>
                 <w:sz w:val="16"/>
               </w:rPr>
               <w:t>quantity</w:t>
@@ -2712,7 +2712,7 @@
           <w:p>
             <w:r>
               <w:rPr>
-                <w:rFonts w:ascii="Noto Sans CJK KR" w:hAnsi="Noto Sans CJK KR" w:eastAsia="Noto Sans CJK KR"/>
+                <w:rFonts w:ascii="NanumGothic" w:hAnsi="NanumGothic" w:eastAsia="NanumGothic" w:cs="NanumGothic"/>
                 <w:sz w:val="16"/>
               </w:rPr>
               <w:t>DECIMAL</w:t>
@@ -2734,7 +2734,7 @@
           <w:p>
             <w:r>
               <w:rPr>
-                <w:rFonts w:ascii="Noto Sans CJK KR" w:hAnsi="Noto Sans CJK KR" w:eastAsia="Noto Sans CJK KR"/>
+                <w:rFonts w:ascii="NanumGothic" w:hAnsi="NanumGothic" w:eastAsia="NanumGothic" w:cs="NanumGothic"/>
                 <w:sz w:val="16"/>
               </w:rPr>
               <w:t>필수</w:t>
@@ -2756,7 +2756,7 @@
           <w:p>
             <w:r>
               <w:rPr>
-                <w:rFonts w:ascii="Noto Sans CJK KR" w:hAnsi="Noto Sans CJK KR" w:eastAsia="Noto Sans CJK KR"/>
+                <w:rFonts w:ascii="NanumGothic" w:hAnsi="NanumGothic" w:eastAsia="NanumGothic" w:cs="NanumGothic"/>
                 <w:sz w:val="16"/>
               </w:rPr>
               <w:t>매도수량</w:t>
@@ -2779,7 +2779,7 @@
           <w:p>
             <w:r>
               <w:rPr>
-                <w:rFonts w:ascii="Noto Sans CJK KR" w:hAnsi="Noto Sans CJK KR" w:eastAsia="Noto Sans CJK KR"/>
+                <w:rFonts w:ascii="NanumGothic" w:hAnsi="NanumGothic" w:eastAsia="NanumGothic" w:cs="NanumGothic"/>
                 <w:sz w:val="16"/>
               </w:rPr>
               <w:t>unit_price</w:t>
@@ -2800,7 +2800,7 @@
           <w:p>
             <w:r>
               <w:rPr>
-                <w:rFonts w:ascii="Noto Sans CJK KR" w:hAnsi="Noto Sans CJK KR" w:eastAsia="Noto Sans CJK KR"/>
+                <w:rFonts w:ascii="NanumGothic" w:hAnsi="NanumGothic" w:eastAsia="NanumGothic" w:cs="NanumGothic"/>
                 <w:sz w:val="16"/>
               </w:rPr>
               <w:t>DECIMAL</w:t>
@@ -2821,7 +2821,7 @@
           <w:p>
             <w:r>
               <w:rPr>
-                <w:rFonts w:ascii="Noto Sans CJK KR" w:hAnsi="Noto Sans CJK KR" w:eastAsia="Noto Sans CJK KR"/>
+                <w:rFonts w:ascii="NanumGothic" w:hAnsi="NanumGothic" w:eastAsia="NanumGothic" w:cs="NanumGothic"/>
                 <w:sz w:val="16"/>
               </w:rPr>
               <w:t>필수</w:t>
@@ -2842,7 +2842,7 @@
           <w:p>
             <w:r>
               <w:rPr>
-                <w:rFonts w:ascii="Noto Sans CJK KR" w:hAnsi="Noto Sans CJK KR" w:eastAsia="Noto Sans CJK KR"/>
+                <w:rFonts w:ascii="NanumGothic" w:hAnsi="NanumGothic" w:eastAsia="NanumGothic" w:cs="NanumGothic"/>
                 <w:sz w:val="16"/>
               </w:rPr>
               <w:t>매도단가</w:t>
@@ -2866,7 +2866,7 @@
           <w:p>
             <w:r>
               <w:rPr>
-                <w:rFonts w:ascii="Noto Sans CJK KR" w:hAnsi="Noto Sans CJK KR" w:eastAsia="Noto Sans CJK KR"/>
+                <w:rFonts w:ascii="NanumGothic" w:hAnsi="NanumGothic" w:eastAsia="NanumGothic" w:cs="NanumGothic"/>
                 <w:sz w:val="16"/>
               </w:rPr>
               <w:t>memo</w:t>
@@ -2888,7 +2888,7 @@
           <w:p>
             <w:r>
               <w:rPr>
-                <w:rFonts w:ascii="Noto Sans CJK KR" w:hAnsi="Noto Sans CJK KR" w:eastAsia="Noto Sans CJK KR"/>
+                <w:rFonts w:ascii="NanumGothic" w:hAnsi="NanumGothic" w:eastAsia="NanumGothic" w:cs="NanumGothic"/>
                 <w:sz w:val="16"/>
               </w:rPr>
               <w:t>TEXT</w:t>
@@ -2910,7 +2910,7 @@
           <w:p>
             <w:r>
               <w:rPr>
-                <w:rFonts w:ascii="Noto Sans CJK KR" w:hAnsi="Noto Sans CJK KR" w:eastAsia="Noto Sans CJK KR"/>
+                <w:rFonts w:ascii="NanumGothic" w:hAnsi="NanumGothic" w:eastAsia="NanumGothic" w:cs="NanumGothic"/>
                 <w:sz w:val="16"/>
               </w:rPr>
               <w:t>선택</w:t>
@@ -2932,7 +2932,7 @@
           <w:p>
             <w:r>
               <w:rPr>
-                <w:rFonts w:ascii="Noto Sans CJK KR" w:hAnsi="Noto Sans CJK KR" w:eastAsia="Noto Sans CJK KR"/>
+                <w:rFonts w:ascii="NanumGothic" w:hAnsi="NanumGothic" w:eastAsia="NanumGothic" w:cs="NanumGothic"/>
                 <w:sz w:val="16"/>
               </w:rPr>
               <w:t>매도 판단 메모</w:t>
@@ -2955,7 +2955,7 @@
           <w:p>
             <w:r>
               <w:rPr>
-                <w:rFonts w:ascii="Noto Sans CJK KR" w:hAnsi="Noto Sans CJK KR" w:eastAsia="Noto Sans CJK KR"/>
+                <w:rFonts w:ascii="NanumGothic" w:hAnsi="NanumGothic" w:eastAsia="NanumGothic" w:cs="NanumGothic"/>
                 <w:sz w:val="16"/>
               </w:rPr>
               <w:t>created_at, updated_at</w:t>
@@ -2976,7 +2976,7 @@
           <w:p>
             <w:r>
               <w:rPr>
-                <w:rFonts w:ascii="Noto Sans CJK KR" w:hAnsi="Noto Sans CJK KR" w:eastAsia="Noto Sans CJK KR"/>
+                <w:rFonts w:ascii="NanumGothic" w:hAnsi="NanumGothic" w:eastAsia="NanumGothic" w:cs="NanumGothic"/>
                 <w:sz w:val="16"/>
               </w:rPr>
               <w:t>DATETIME</w:t>
@@ -2997,7 +2997,7 @@
           <w:p>
             <w:r>
               <w:rPr>
-                <w:rFonts w:ascii="Noto Sans CJK KR" w:hAnsi="Noto Sans CJK KR" w:eastAsia="Noto Sans CJK KR"/>
+                <w:rFonts w:ascii="NanumGothic" w:hAnsi="NanumGothic" w:eastAsia="NanumGothic" w:cs="NanumGothic"/>
                 <w:sz w:val="16"/>
               </w:rPr>
               <w:t>필수</w:t>
@@ -3018,7 +3018,7 @@
           <w:p>
             <w:r>
               <w:rPr>
-                <w:rFonts w:ascii="Noto Sans CJK KR" w:hAnsi="Noto Sans CJK KR" w:eastAsia="Noto Sans CJK KR"/>
+                <w:rFonts w:ascii="NanumGothic" w:hAnsi="NanumGothic" w:eastAsia="NanumGothic" w:cs="NanumGothic"/>
                 <w:sz w:val="16"/>
               </w:rPr>
               <w:t>생성 및 수정시각</w:t>
@@ -3104,7 +3104,7 @@
           <w:p>
             <w:r>
               <w:rPr>
-                <w:rFonts w:ascii="Noto Sans Mono CJK KR" w:hAnsi="Noto Sans Mono CJK KR" w:eastAsia="Noto Sans Mono CJK KR"/>
+                <w:rFonts w:ascii="NanumGothic" w:hAnsi="NanumGothic" w:eastAsia="NanumGothic" w:cs="NanumGothic"/>
                 <w:sz w:val="18"/>
               </w:rPr>
               <w:t>매수 Lot 잔여수량 = 매수수량 - 연결된 매도수량 합계</w:t>
@@ -3191,7 +3191,7 @@
             </w:pPr>
             <w:r>
               <w:rPr>
-                <w:rFonts w:ascii="Noto Sans CJK KR" w:hAnsi="Noto Sans CJK KR" w:eastAsia="Noto Sans CJK KR"/>
+                <w:rFonts w:ascii="NanumGothic" w:hAnsi="NanumGothic" w:eastAsia="NanumGothic" w:cs="NanumGothic"/>
                 <w:b/>
                 <w:color w:val="FFFFFF"/>
                 <w:sz w:val="16"/>
@@ -3218,7 +3218,7 @@
             </w:pPr>
             <w:r>
               <w:rPr>
-                <w:rFonts w:ascii="Noto Sans CJK KR" w:hAnsi="Noto Sans CJK KR" w:eastAsia="Noto Sans CJK KR"/>
+                <w:rFonts w:ascii="NanumGothic" w:hAnsi="NanumGothic" w:eastAsia="NanumGothic" w:cs="NanumGothic"/>
                 <w:b/>
                 <w:color w:val="FFFFFF"/>
                 <w:sz w:val="16"/>
@@ -3245,7 +3245,7 @@
             </w:pPr>
             <w:r>
               <w:rPr>
-                <w:rFonts w:ascii="Noto Sans CJK KR" w:hAnsi="Noto Sans CJK KR" w:eastAsia="Noto Sans CJK KR"/>
+                <w:rFonts w:ascii="NanumGothic" w:hAnsi="NanumGothic" w:eastAsia="NanumGothic" w:cs="NanumGothic"/>
                 <w:b/>
                 <w:color w:val="FFFFFF"/>
                 <w:sz w:val="16"/>
@@ -3272,7 +3272,7 @@
             </w:pPr>
             <w:r>
               <w:rPr>
-                <w:rFonts w:ascii="Noto Sans CJK KR" w:hAnsi="Noto Sans CJK KR" w:eastAsia="Noto Sans CJK KR"/>
+                <w:rFonts w:ascii="NanumGothic" w:hAnsi="NanumGothic" w:eastAsia="NanumGothic" w:cs="NanumGothic"/>
                 <w:b/>
                 <w:color w:val="FFFFFF"/>
                 <w:sz w:val="16"/>
@@ -3297,7 +3297,7 @@
           <w:p>
             <w:r>
               <w:rPr>
-                <w:rFonts w:ascii="Noto Sans CJK KR" w:hAnsi="Noto Sans CJK KR" w:eastAsia="Noto Sans CJK KR"/>
+                <w:rFonts w:ascii="NanumGothic" w:hAnsi="NanumGothic" w:eastAsia="NanumGothic" w:cs="NanumGothic"/>
                 <w:sz w:val="16"/>
               </w:rPr>
               <w:t>매수</w:t>
@@ -3318,7 +3318,7 @@
           <w:p>
             <w:r>
               <w:rPr>
-                <w:rFonts w:ascii="Noto Sans CJK KR" w:hAnsi="Noto Sans CJK KR" w:eastAsia="Noto Sans CJK KR"/>
+                <w:rFonts w:ascii="NanumGothic" w:hAnsi="NanumGothic" w:eastAsia="NanumGothic" w:cs="NanumGothic"/>
                 <w:sz w:val="16"/>
               </w:rPr>
               <w:t>매수수량 × 매수단가 차감</w:t>
@@ -3339,7 +3339,7 @@
           <w:p>
             <w:r>
               <w:rPr>
-                <w:rFonts w:ascii="Noto Sans CJK KR" w:hAnsi="Noto Sans CJK KR" w:eastAsia="Noto Sans CJK KR"/>
+                <w:rFonts w:ascii="NanumGothic" w:hAnsi="NanumGothic" w:eastAsia="NanumGothic" w:cs="NanumGothic"/>
                 <w:sz w:val="16"/>
               </w:rPr>
               <w:t>buy_trades</w:t>
@@ -3360,7 +3360,7 @@
           <w:p>
             <w:r>
               <w:rPr>
-                <w:rFonts w:ascii="Noto Sans CJK KR" w:hAnsi="Noto Sans CJK KR" w:eastAsia="Noto Sans CJK KR"/>
+                <w:rFonts w:ascii="NanumGothic" w:hAnsi="NanumGothic" w:eastAsia="NanumGothic" w:cs="NanumGothic"/>
                 <w:sz w:val="16"/>
               </w:rPr>
               <w:t>투자 거래</w:t>
@@ -3384,7 +3384,7 @@
           <w:p>
             <w:r>
               <w:rPr>
-                <w:rFonts w:ascii="Noto Sans CJK KR" w:hAnsi="Noto Sans CJK KR" w:eastAsia="Noto Sans CJK KR"/>
+                <w:rFonts w:ascii="NanumGothic" w:hAnsi="NanumGothic" w:eastAsia="NanumGothic" w:cs="NanumGothic"/>
                 <w:sz w:val="16"/>
               </w:rPr>
               <w:t>매도</w:t>
@@ -3406,7 +3406,7 @@
           <w:p>
             <w:r>
               <w:rPr>
-                <w:rFonts w:ascii="Noto Sans CJK KR" w:hAnsi="Noto Sans CJK KR" w:eastAsia="Noto Sans CJK KR"/>
+                <w:rFonts w:ascii="NanumGothic" w:hAnsi="NanumGothic" w:eastAsia="NanumGothic" w:cs="NanumGothic"/>
                 <w:sz w:val="16"/>
               </w:rPr>
               <w:t>매도수량 × 매도단가 증가</w:t>
@@ -3428,7 +3428,7 @@
           <w:p>
             <w:r>
               <w:rPr>
-                <w:rFonts w:ascii="Noto Sans CJK KR" w:hAnsi="Noto Sans CJK KR" w:eastAsia="Noto Sans CJK KR"/>
+                <w:rFonts w:ascii="NanumGothic" w:hAnsi="NanumGothic" w:eastAsia="NanumGothic" w:cs="NanumGothic"/>
                 <w:sz w:val="16"/>
               </w:rPr>
               <w:t>sell_trades</w:t>
@@ -3450,7 +3450,7 @@
           <w:p>
             <w:r>
               <w:rPr>
-                <w:rFonts w:ascii="Noto Sans CJK KR" w:hAnsi="Noto Sans CJK KR" w:eastAsia="Noto Sans CJK KR"/>
+                <w:rFonts w:ascii="NanumGothic" w:hAnsi="NanumGothic" w:eastAsia="NanumGothic" w:cs="NanumGothic"/>
                 <w:sz w:val="16"/>
               </w:rPr>
               <w:t>투자 거래</w:t>
@@ -3473,7 +3473,7 @@
           <w:p>
             <w:r>
               <w:rPr>
-                <w:rFonts w:ascii="Noto Sans CJK KR" w:hAnsi="Noto Sans CJK KR" w:eastAsia="Noto Sans CJK KR"/>
+                <w:rFonts w:ascii="NanumGothic" w:hAnsi="NanumGothic" w:eastAsia="NanumGothic" w:cs="NanumGothic"/>
                 <w:sz w:val="16"/>
               </w:rPr>
               <w:t>입금</w:t>
@@ -3494,7 +3494,7 @@
           <w:p>
             <w:r>
               <w:rPr>
-                <w:rFonts w:ascii="Noto Sans CJK KR" w:hAnsi="Noto Sans CJK KR" w:eastAsia="Noto Sans CJK KR"/>
+                <w:rFonts w:ascii="NanumGothic" w:hAnsi="NanumGothic" w:eastAsia="NanumGothic" w:cs="NanumGothic"/>
                 <w:sz w:val="16"/>
               </w:rPr>
               <w:t>입금액 증가</w:t>
@@ -3515,7 +3515,7 @@
           <w:p>
             <w:r>
               <w:rPr>
-                <w:rFonts w:ascii="Noto Sans CJK KR" w:hAnsi="Noto Sans CJK KR" w:eastAsia="Noto Sans CJK KR"/>
+                <w:rFonts w:ascii="NanumGothic" w:hAnsi="NanumGothic" w:eastAsia="NanumGothic" w:cs="NanumGothic"/>
                 <w:sz w:val="16"/>
               </w:rPr>
               <w:t>cash_transactions</w:t>
@@ -3536,7 +3536,7 @@
           <w:p>
             <w:r>
               <w:rPr>
-                <w:rFonts w:ascii="Noto Sans CJK KR" w:hAnsi="Noto Sans CJK KR" w:eastAsia="Noto Sans CJK KR"/>
+                <w:rFonts w:ascii="NanumGothic" w:hAnsi="NanumGothic" w:eastAsia="NanumGothic" w:cs="NanumGothic"/>
                 <w:sz w:val="16"/>
               </w:rPr>
               <w:t>외부 자금 유입</w:t>
@@ -3560,7 +3560,7 @@
           <w:p>
             <w:r>
               <w:rPr>
-                <w:rFonts w:ascii="Noto Sans CJK KR" w:hAnsi="Noto Sans CJK KR" w:eastAsia="Noto Sans CJK KR"/>
+                <w:rFonts w:ascii="NanumGothic" w:hAnsi="NanumGothic" w:eastAsia="NanumGothic" w:cs="NanumGothic"/>
                 <w:sz w:val="16"/>
               </w:rPr>
               <w:t>출금</w:t>
@@ -3582,7 +3582,7 @@
           <w:p>
             <w:r>
               <w:rPr>
-                <w:rFonts w:ascii="Noto Sans CJK KR" w:hAnsi="Noto Sans CJK KR" w:eastAsia="Noto Sans CJK KR"/>
+                <w:rFonts w:ascii="NanumGothic" w:hAnsi="NanumGothic" w:eastAsia="NanumGothic" w:cs="NanumGothic"/>
                 <w:sz w:val="16"/>
               </w:rPr>
               <w:t>출금액 차감</w:t>
@@ -3604,7 +3604,7 @@
           <w:p>
             <w:r>
               <w:rPr>
-                <w:rFonts w:ascii="Noto Sans CJK KR" w:hAnsi="Noto Sans CJK KR" w:eastAsia="Noto Sans CJK KR"/>
+                <w:rFonts w:ascii="NanumGothic" w:hAnsi="NanumGothic" w:eastAsia="NanumGothic" w:cs="NanumGothic"/>
                 <w:sz w:val="16"/>
               </w:rPr>
               <w:t>cash_transactions</w:t>
@@ -3626,7 +3626,7 @@
           <w:p>
             <w:r>
               <w:rPr>
-                <w:rFonts w:ascii="Noto Sans CJK KR" w:hAnsi="Noto Sans CJK KR" w:eastAsia="Noto Sans CJK KR"/>
+                <w:rFonts w:ascii="NanumGothic" w:hAnsi="NanumGothic" w:eastAsia="NanumGothic" w:cs="NanumGothic"/>
                 <w:sz w:val="16"/>
               </w:rPr>
               <w:t>외부 자금 유출</w:t>
@@ -3649,7 +3649,7 @@
           <w:p>
             <w:r>
               <w:rPr>
-                <w:rFonts w:ascii="Noto Sans CJK KR" w:hAnsi="Noto Sans CJK KR" w:eastAsia="Noto Sans CJK KR"/>
+                <w:rFonts w:ascii="NanumGothic" w:hAnsi="NanumGothic" w:eastAsia="NanumGothic" w:cs="NanumGothic"/>
                 <w:sz w:val="16"/>
               </w:rPr>
               <w:t>배당</w:t>
@@ -3670,7 +3670,7 @@
           <w:p>
             <w:r>
               <w:rPr>
-                <w:rFonts w:ascii="Noto Sans CJK KR" w:hAnsi="Noto Sans CJK KR" w:eastAsia="Noto Sans CJK KR"/>
+                <w:rFonts w:ascii="NanumGothic" w:hAnsi="NanumGothic" w:eastAsia="NanumGothic" w:cs="NanumGothic"/>
                 <w:sz w:val="16"/>
               </w:rPr>
               <w:t>실제 세후 배당금 증가</w:t>
@@ -3691,7 +3691,7 @@
           <w:p>
             <w:r>
               <w:rPr>
-                <w:rFonts w:ascii="Noto Sans CJK KR" w:hAnsi="Noto Sans CJK KR" w:eastAsia="Noto Sans CJK KR"/>
+                <w:rFonts w:ascii="NanumGothic" w:hAnsi="NanumGothic" w:eastAsia="NanumGothic" w:cs="NanumGothic"/>
                 <w:sz w:val="16"/>
               </w:rPr>
               <w:t>dividends</w:t>
@@ -3712,7 +3712,7 @@
           <w:p>
             <w:r>
               <w:rPr>
-                <w:rFonts w:ascii="Noto Sans CJK KR" w:hAnsi="Noto Sans CJK KR" w:eastAsia="Noto Sans CJK KR"/>
+                <w:rFonts w:ascii="NanumGothic" w:hAnsi="NanumGothic" w:eastAsia="NanumGothic" w:cs="NanumGothic"/>
                 <w:sz w:val="16"/>
               </w:rPr>
               <w:t>투자수익</w:t>
@@ -3824,7 +3824,7 @@
           <w:p>
             <w:r>
               <w:rPr>
-                <w:rFonts w:ascii="Noto Sans Mono CJK KR" w:hAnsi="Noto Sans Mono CJK KR" w:eastAsia="Noto Sans Mono CJK KR"/>
+                <w:rFonts w:ascii="NanumGothic" w:hAnsi="NanumGothic" w:eastAsia="NanumGothic" w:cs="NanumGothic"/>
                 <w:sz w:val="18"/>
               </w:rPr>
               <w:t>주식 평가금액 = 모든 매수 Lot 평가액의 합</w:t>
@@ -3915,7 +3915,7 @@
             </w:pPr>
             <w:r>
               <w:rPr>
-                <w:rFonts w:ascii="Noto Sans CJK KR" w:hAnsi="Noto Sans CJK KR" w:eastAsia="Noto Sans CJK KR"/>
+                <w:rFonts w:ascii="NanumGothic" w:hAnsi="NanumGothic" w:eastAsia="NanumGothic" w:cs="NanumGothic"/>
                 <w:b/>
                 <w:color w:val="FFFFFF"/>
                 <w:sz w:val="17"/>
@@ -3942,7 +3942,7 @@
             </w:pPr>
             <w:r>
               <w:rPr>
-                <w:rFonts w:ascii="Noto Sans CJK KR" w:hAnsi="Noto Sans CJK KR" w:eastAsia="Noto Sans CJK KR"/>
+                <w:rFonts w:ascii="NanumGothic" w:hAnsi="NanumGothic" w:eastAsia="NanumGothic" w:cs="NanumGothic"/>
                 <w:b/>
                 <w:color w:val="FFFFFF"/>
                 <w:sz w:val="17"/>
@@ -3967,7 +3967,7 @@
           <w:p>
             <w:r>
               <w:rPr>
-                <w:rFonts w:ascii="Noto Sans CJK KR" w:hAnsi="Noto Sans CJK KR" w:eastAsia="Noto Sans CJK KR"/>
+                <w:rFonts w:ascii="NanumGothic" w:hAnsi="NanumGothic" w:eastAsia="NanumGothic" w:cs="NanumGothic"/>
                 <w:sz w:val="17"/>
               </w:rPr>
               <w:t>갱신 주기</w:t>
@@ -3988,7 +3988,7 @@
           <w:p>
             <w:r>
               <w:rPr>
-                <w:rFonts w:ascii="Noto Sans CJK KR" w:hAnsi="Noto Sans CJK KR" w:eastAsia="Noto Sans CJK KR"/>
+                <w:rFonts w:ascii="NanumGothic" w:hAnsi="NanumGothic" w:eastAsia="NanumGothic" w:cs="NanumGothic"/>
                 <w:sz w:val="17"/>
               </w:rPr>
               <w:t>매시간 오늘 날짜의 같은 행을 UPSERT</w:t>
@@ -4012,7 +4012,7 @@
           <w:p>
             <w:r>
               <w:rPr>
-                <w:rFonts w:ascii="Noto Sans CJK KR" w:hAnsi="Noto Sans CJK KR" w:eastAsia="Noto Sans CJK KR"/>
+                <w:rFonts w:ascii="NanumGothic" w:hAnsi="NanumGothic" w:eastAsia="NanumGothic" w:cs="NanumGothic"/>
                 <w:sz w:val="17"/>
               </w:rPr>
               <w:t>마지막 갱신</w:t>
@@ -4034,7 +4034,7 @@
           <w:p>
             <w:r>
               <w:rPr>
-                <w:rFonts w:ascii="Noto Sans CJK KR" w:hAnsi="Noto Sans CJK KR" w:eastAsia="Noto Sans CJK KR"/>
+                <w:rFonts w:ascii="NanumGothic" w:hAnsi="NanumGothic" w:eastAsia="NanumGothic" w:cs="NanumGothic"/>
                 <w:sz w:val="17"/>
               </w:rPr>
               <w:t>한국 시간 23시</w:t>
@@ -4057,7 +4057,7 @@
           <w:p>
             <w:r>
               <w:rPr>
-                <w:rFonts w:ascii="Noto Sans CJK KR" w:hAnsi="Noto Sans CJK KR" w:eastAsia="Noto Sans CJK KR"/>
+                <w:rFonts w:ascii="NanumGothic" w:hAnsi="NanumGothic" w:eastAsia="NanumGothic" w:cs="NanumGothic"/>
                 <w:sz w:val="17"/>
               </w:rPr>
               <w:t>최종 상태</w:t>
@@ -4078,7 +4078,7 @@
           <w:p>
             <w:r>
               <w:rPr>
-                <w:rFonts w:ascii="Noto Sans CJK KR" w:hAnsi="Noto Sans CJK KR" w:eastAsia="Noto Sans CJK KR"/>
+                <w:rFonts w:ascii="NanumGothic" w:hAnsi="NanumGothic" w:eastAsia="NanumGothic" w:cs="NanumGothic"/>
                 <w:sz w:val="17"/>
               </w:rPr>
               <w:t>is_final 등 별도 상태 컬럼을 사용하지 않음</w:t>
@@ -4102,7 +4102,7 @@
           <w:p>
             <w:r>
               <w:rPr>
-                <w:rFonts w:ascii="Noto Sans CJK KR" w:hAnsi="Noto Sans CJK KR" w:eastAsia="Noto Sans CJK KR"/>
+                <w:rFonts w:ascii="NanumGothic" w:hAnsi="NanumGothic" w:eastAsia="NanumGothic" w:cs="NanumGothic"/>
                 <w:sz w:val="17"/>
               </w:rPr>
               <w:t>계좌 고유조건</w:t>
@@ -4124,7 +4124,7 @@
           <w:p>
             <w:r>
               <w:rPr>
-                <w:rFonts w:ascii="Noto Sans CJK KR" w:hAnsi="Noto Sans CJK KR" w:eastAsia="Noto Sans CJK KR"/>
+                <w:rFonts w:ascii="NanumGothic" w:hAnsi="NanumGothic" w:eastAsia="NanumGothic" w:cs="NanumGothic"/>
                 <w:sz w:val="17"/>
               </w:rPr>
               <w:t>account_id + snapshot_date</w:t>
@@ -4147,7 +4147,7 @@
           <w:p>
             <w:r>
               <w:rPr>
-                <w:rFonts w:ascii="Noto Sans CJK KR" w:hAnsi="Noto Sans CJK KR" w:eastAsia="Noto Sans CJK KR"/>
+                <w:rFonts w:ascii="NanumGothic" w:hAnsi="NanumGothic" w:eastAsia="NanumGothic" w:cs="NanumGothic"/>
                 <w:sz w:val="17"/>
               </w:rPr>
               <w:t>포지션 고유조건</w:t>
@@ -4168,7 +4168,7 @@
           <w:p>
             <w:r>
               <w:rPr>
-                <w:rFonts w:ascii="Noto Sans CJK KR" w:hAnsi="Noto Sans CJK KR" w:eastAsia="Noto Sans CJK KR"/>
+                <w:rFonts w:ascii="NanumGothic" w:hAnsi="NanumGothic" w:eastAsia="NanumGothic" w:cs="NanumGothic"/>
                 <w:sz w:val="17"/>
               </w:rPr>
               <w:t>account_id + 대상 식별자 + snapshot_date</w:t>
@@ -4192,7 +4192,7 @@
           <w:p>
             <w:r>
               <w:rPr>
-                <w:rFonts w:ascii="Noto Sans CJK KR" w:hAnsi="Noto Sans CJK KR" w:eastAsia="Noto Sans CJK KR"/>
+                <w:rFonts w:ascii="NanumGothic" w:hAnsi="NanumGothic" w:eastAsia="NanumGothic" w:cs="NanumGothic"/>
                 <w:sz w:val="17"/>
               </w:rPr>
               <w:t>시간 정보</w:t>
@@ -4214,7 +4214,7 @@
           <w:p>
             <w:r>
               <w:rPr>
-                <w:rFonts w:ascii="Noto Sans CJK KR" w:hAnsi="Noto Sans CJK KR" w:eastAsia="Noto Sans CJK KR"/>
+                <w:rFonts w:ascii="NanumGothic" w:hAnsi="NanumGothic" w:eastAsia="NanumGothic" w:cs="NanumGothic"/>
                 <w:sz w:val="17"/>
               </w:rPr>
               <w:t>snapshot_date, price_as_of, updated_at</w:t>
@@ -4278,7 +4278,7 @@
             </w:pPr>
             <w:r>
               <w:rPr>
-                <w:rFonts w:ascii="Noto Sans CJK KR" w:hAnsi="Noto Sans CJK KR" w:eastAsia="Noto Sans CJK KR"/>
+                <w:rFonts w:ascii="NanumGothic" w:hAnsi="NanumGothic" w:eastAsia="NanumGothic" w:cs="NanumGothic"/>
                 <w:b/>
                 <w:color w:val="FFFFFF"/>
                 <w:sz w:val="17"/>
@@ -4305,7 +4305,7 @@
             </w:pPr>
             <w:r>
               <w:rPr>
-                <w:rFonts w:ascii="Noto Sans CJK KR" w:hAnsi="Noto Sans CJK KR" w:eastAsia="Noto Sans CJK KR"/>
+                <w:rFonts w:ascii="NanumGothic" w:hAnsi="NanumGothic" w:eastAsia="NanumGothic" w:cs="NanumGothic"/>
                 <w:b/>
                 <w:color w:val="FFFFFF"/>
                 <w:sz w:val="17"/>
@@ -4330,7 +4330,7 @@
           <w:p>
             <w:r>
               <w:rPr>
-                <w:rFonts w:ascii="Noto Sans CJK KR" w:hAnsi="Noto Sans CJK KR" w:eastAsia="Noto Sans CJK KR"/>
+                <w:rFonts w:ascii="NanumGothic" w:hAnsi="NanumGothic" w:eastAsia="NanumGothic" w:cs="NanumGothic"/>
                 <w:sz w:val="17"/>
               </w:rPr>
               <w:t>watchlist_items</w:t>
@@ -4351,7 +4351,7 @@
           <w:p>
             <w:r>
               <w:rPr>
-                <w:rFonts w:ascii="Noto Sans CJK KR" w:hAnsi="Noto Sans CJK KR" w:eastAsia="Noto Sans CJK KR"/>
+                <w:rFonts w:ascii="NanumGothic" w:hAnsi="NanumGothic" w:eastAsia="NanumGothic" w:cs="NanumGothic"/>
                 <w:sz w:val="17"/>
               </w:rPr>
               <w:t>보유 여부와 무관한 관심종목, 상태, 목표 매수가, 적정주가와 메모</w:t>
@@ -4375,7 +4375,7 @@
           <w:p>
             <w:r>
               <w:rPr>
-                <w:rFonts w:ascii="Noto Sans CJK KR" w:hAnsi="Noto Sans CJK KR" w:eastAsia="Noto Sans CJK KR"/>
+                <w:rFonts w:ascii="NanumGothic" w:hAnsi="NanumGothic" w:eastAsia="NanumGothic" w:cs="NanumGothic"/>
                 <w:sz w:val="17"/>
               </w:rPr>
               <w:t>financial_statements</w:t>
@@ -4397,7 +4397,7 @@
           <w:p>
             <w:r>
               <w:rPr>
-                <w:rFonts w:ascii="Noto Sans CJK KR" w:hAnsi="Noto Sans CJK KR" w:eastAsia="Noto Sans CJK KR"/>
+                <w:rFonts w:ascii="NanumGothic" w:hAnsi="NanumGothic" w:eastAsia="NanumGothic" w:cs="NanumGothic"/>
                 <w:sz w:val="17"/>
               </w:rPr>
               <w:t>연간 및 분기, 연결 우선, 실제 및 추정 구분, 미수집 값은 NULL</w:t>
@@ -4420,7 +4420,7 @@
           <w:p>
             <w:r>
               <w:rPr>
-                <w:rFonts w:ascii="Noto Sans CJK KR" w:hAnsi="Noto Sans CJK KR" w:eastAsia="Noto Sans CJK KR"/>
+                <w:rFonts w:ascii="NanumGothic" w:hAnsi="NanumGothic" w:eastAsia="NanumGothic" w:cs="NanumGothic"/>
                 <w:sz w:val="17"/>
               </w:rPr>
               <w:t>valuation_metrics</w:t>
@@ -4441,7 +4441,7 @@
           <w:p>
             <w:r>
               <w:rPr>
-                <w:rFonts w:ascii="Noto Sans CJK KR" w:hAnsi="Noto Sans CJK KR" w:eastAsia="Noto Sans CJK KR"/>
+                <w:rFonts w:ascii="NanumGothic" w:hAnsi="NanumGothic" w:eastAsia="NanumGothic" w:cs="NanumGothic"/>
                 <w:sz w:val="17"/>
               </w:rPr>
               <w:t>가격 기준일, 실적 기준연도, 실제 및 추정 지표와 계산시각</w:t>
@@ -4465,7 +4465,7 @@
           <w:p>
             <w:r>
               <w:rPr>
-                <w:rFonts w:ascii="Noto Sans CJK KR" w:hAnsi="Noto Sans CJK KR" w:eastAsia="Noto Sans CJK KR"/>
+                <w:rFonts w:ascii="NanumGothic" w:hAnsi="NanumGothic" w:eastAsia="NanumGothic" w:cs="NanumGothic"/>
                 <w:sz w:val="17"/>
               </w:rPr>
               <w:t>dividends</w:t>
@@ -4487,7 +4487,7 @@
           <w:p>
             <w:r>
               <w:rPr>
-                <w:rFonts w:ascii="Noto Sans CJK KR" w:hAnsi="Noto Sans CJK KR" w:eastAsia="Noto Sans CJK KR"/>
+                <w:rFonts w:ascii="NanumGothic" w:hAnsi="NanumGothic" w:eastAsia="NanumGothic" w:cs="NanumGothic"/>
                 <w:sz w:val="17"/>
               </w:rPr>
               <w:t>계좌와 종목별 실제 세후 입금액</w:t>
@@ -4510,7 +4510,7 @@
           <w:p>
             <w:r>
               <w:rPr>
-                <w:rFonts w:ascii="Noto Sans CJK KR" w:hAnsi="Noto Sans CJK KR" w:eastAsia="Noto Sans CJK KR"/>
+                <w:rFonts w:ascii="NanumGothic" w:hAnsi="NanumGothic" w:eastAsia="NanumGothic" w:cs="NanumGothic"/>
                 <w:sz w:val="17"/>
               </w:rPr>
               <w:t>compound_growth_goals</w:t>
@@ -4531,7 +4531,7 @@
           <w:p>
             <w:r>
               <w:rPr>
-                <w:rFonts w:ascii="Noto Sans CJK KR" w:hAnsi="Noto Sans CJK KR" w:eastAsia="Noto Sans CJK KR"/>
+                <w:rFonts w:ascii="NanumGothic" w:hAnsi="NanumGothic" w:eastAsia="NanumGothic" w:cs="NanumGothic"/>
                 <w:sz w:val="17"/>
               </w:rPr>
               <w:t>계좌별 한 개의 활성 복리목표와 일별 자산 비교</w:t>
@@ -4596,7 +4596,7 @@
             </w:pPr>
             <w:r>
               <w:rPr>
-                <w:rFonts w:ascii="Noto Sans CJK KR" w:hAnsi="Noto Sans CJK KR" w:eastAsia="Noto Sans CJK KR"/>
+                <w:rFonts w:ascii="NanumGothic" w:hAnsi="NanumGothic" w:eastAsia="NanumGothic" w:cs="NanumGothic"/>
                 <w:b/>
                 <w:color w:val="FFFFFF"/>
                 <w:sz w:val="16"/>
@@ -4623,7 +4623,7 @@
             </w:pPr>
             <w:r>
               <w:rPr>
-                <w:rFonts w:ascii="Noto Sans CJK KR" w:hAnsi="Noto Sans CJK KR" w:eastAsia="Noto Sans CJK KR"/>
+                <w:rFonts w:ascii="NanumGothic" w:hAnsi="NanumGothic" w:eastAsia="NanumGothic" w:cs="NanumGothic"/>
                 <w:b/>
                 <w:color w:val="FFFFFF"/>
                 <w:sz w:val="16"/>
@@ -4650,7 +4650,7 @@
             </w:pPr>
             <w:r>
               <w:rPr>
-                <w:rFonts w:ascii="Noto Sans CJK KR" w:hAnsi="Noto Sans CJK KR" w:eastAsia="Noto Sans CJK KR"/>
+                <w:rFonts w:ascii="NanumGothic" w:hAnsi="NanumGothic" w:eastAsia="NanumGothic" w:cs="NanumGothic"/>
                 <w:b/>
                 <w:color w:val="FFFFFF"/>
                 <w:sz w:val="16"/>
@@ -4675,7 +4675,7 @@
           <w:p>
             <w:r>
               <w:rPr>
-                <w:rFonts w:ascii="Noto Sans CJK KR" w:hAnsi="Noto Sans CJK KR" w:eastAsia="Noto Sans CJK KR"/>
+                <w:rFonts w:ascii="NanumGothic" w:hAnsi="NanumGothic" w:eastAsia="NanumGothic" w:cs="NanumGothic"/>
                 <w:sz w:val="16"/>
               </w:rPr>
               <w:t>1</w:t>
@@ -4696,7 +4696,7 @@
           <w:p>
             <w:r>
               <w:rPr>
-                <w:rFonts w:ascii="Noto Sans CJK KR" w:hAnsi="Noto Sans CJK KR" w:eastAsia="Noto Sans CJK KR"/>
+                <w:rFonts w:ascii="NanumGothic" w:hAnsi="NanumGothic" w:eastAsia="NanumGothic" w:cs="NanumGothic"/>
                 <w:sz w:val="16"/>
               </w:rPr>
               <w:t>accounts</w:t>
@@ -4717,7 +4717,7 @@
           <w:p>
             <w:r>
               <w:rPr>
-                <w:rFonts w:ascii="Noto Sans CJK KR" w:hAnsi="Noto Sans CJK KR" w:eastAsia="Noto Sans CJK KR"/>
+                <w:rFonts w:ascii="NanumGothic" w:hAnsi="NanumGothic" w:eastAsia="NanumGothic" w:cs="NanumGothic"/>
                 <w:sz w:val="16"/>
               </w:rPr>
               <w:t>계좌와 현재 실제 예수금</w:t>
@@ -4741,7 +4741,7 @@
           <w:p>
             <w:r>
               <w:rPr>
-                <w:rFonts w:ascii="Noto Sans CJK KR" w:hAnsi="Noto Sans CJK KR" w:eastAsia="Noto Sans CJK KR"/>
+                <w:rFonts w:ascii="NanumGothic" w:hAnsi="NanumGothic" w:eastAsia="NanumGothic" w:cs="NanumGothic"/>
                 <w:sz w:val="16"/>
               </w:rPr>
               <w:t>2</w:t>
@@ -4763,7 +4763,7 @@
           <w:p>
             <w:r>
               <w:rPr>
-                <w:rFonts w:ascii="Noto Sans CJK KR" w:hAnsi="Noto Sans CJK KR" w:eastAsia="Noto Sans CJK KR"/>
+                <w:rFonts w:ascii="NanumGothic" w:hAnsi="NanumGothic" w:eastAsia="NanumGothic" w:cs="NanumGothic"/>
                 <w:sz w:val="16"/>
               </w:rPr>
               <w:t>securities</w:t>
@@ -4785,7 +4785,7 @@
           <w:p>
             <w:r>
               <w:rPr>
-                <w:rFonts w:ascii="Noto Sans CJK KR" w:hAnsi="Noto Sans CJK KR" w:eastAsia="Noto Sans CJK KR"/>
+                <w:rFonts w:ascii="NanumGothic" w:hAnsi="NanumGothic" w:eastAsia="NanumGothic" w:cs="NanumGothic"/>
                 <w:sz w:val="16"/>
               </w:rPr>
               <w:t>종목 기준정보</w:t>
@@ -4808,7 +4808,7 @@
           <w:p>
             <w:r>
               <w:rPr>
-                <w:rFonts w:ascii="Noto Sans CJK KR" w:hAnsi="Noto Sans CJK KR" w:eastAsia="Noto Sans CJK KR"/>
+                <w:rFonts w:ascii="NanumGothic" w:hAnsi="NanumGothic" w:eastAsia="NanumGothic" w:cs="NanumGothic"/>
                 <w:sz w:val="16"/>
               </w:rPr>
               <w:t>3</w:t>
@@ -4829,7 +4829,7 @@
           <w:p>
             <w:r>
               <w:rPr>
-                <w:rFonts w:ascii="Noto Sans CJK KR" w:hAnsi="Noto Sans CJK KR" w:eastAsia="Noto Sans CJK KR"/>
+                <w:rFonts w:ascii="NanumGothic" w:hAnsi="NanumGothic" w:eastAsia="NanumGothic" w:cs="NanumGothic"/>
                 <w:sz w:val="16"/>
               </w:rPr>
               <w:t>watchlist_items</w:t>
@@ -4850,7 +4850,7 @@
           <w:p>
             <w:r>
               <w:rPr>
-                <w:rFonts w:ascii="Noto Sans CJK KR" w:hAnsi="Noto Sans CJK KR" w:eastAsia="Noto Sans CJK KR"/>
+                <w:rFonts w:ascii="NanumGothic" w:hAnsi="NanumGothic" w:eastAsia="NanumGothic" w:cs="NanumGothic"/>
                 <w:sz w:val="16"/>
               </w:rPr>
               <w:t>관심종목과 투자 판단정보</w:t>
@@ -4874,7 +4874,7 @@
           <w:p>
             <w:r>
               <w:rPr>
-                <w:rFonts w:ascii="Noto Sans CJK KR" w:hAnsi="Noto Sans CJK KR" w:eastAsia="Noto Sans CJK KR"/>
+                <w:rFonts w:ascii="NanumGothic" w:hAnsi="NanumGothic" w:eastAsia="NanumGothic" w:cs="NanumGothic"/>
                 <w:sz w:val="16"/>
               </w:rPr>
               <w:t>4</w:t>
@@ -4896,7 +4896,7 @@
           <w:p>
             <w:r>
               <w:rPr>
-                <w:rFonts w:ascii="Noto Sans CJK KR" w:hAnsi="Noto Sans CJK KR" w:eastAsia="Noto Sans CJK KR"/>
+                <w:rFonts w:ascii="NanumGothic" w:hAnsi="NanumGothic" w:eastAsia="NanumGothic" w:cs="NanumGothic"/>
                 <w:sz w:val="16"/>
               </w:rPr>
               <w:t>buy_trades</w:t>
@@ -4918,7 +4918,7 @@
           <w:p>
             <w:r>
               <w:rPr>
-                <w:rFonts w:ascii="Noto Sans CJK KR" w:hAnsi="Noto Sans CJK KR" w:eastAsia="Noto Sans CJK KR"/>
+                <w:rFonts w:ascii="NanumGothic" w:hAnsi="NanumGothic" w:eastAsia="NanumGothic" w:cs="NanumGothic"/>
                 <w:sz w:val="16"/>
               </w:rPr>
               <w:t>매수 Lot</w:t>
@@ -4941,7 +4941,7 @@
           <w:p>
             <w:r>
               <w:rPr>
-                <w:rFonts w:ascii="Noto Sans CJK KR" w:hAnsi="Noto Sans CJK KR" w:eastAsia="Noto Sans CJK KR"/>
+                <w:rFonts w:ascii="NanumGothic" w:hAnsi="NanumGothic" w:eastAsia="NanumGothic" w:cs="NanumGothic"/>
                 <w:sz w:val="16"/>
               </w:rPr>
               <w:t>5</w:t>
@@ -4962,7 +4962,7 @@
           <w:p>
             <w:r>
               <w:rPr>
-                <w:rFonts w:ascii="Noto Sans CJK KR" w:hAnsi="Noto Sans CJK KR" w:eastAsia="Noto Sans CJK KR"/>
+                <w:rFonts w:ascii="NanumGothic" w:hAnsi="NanumGothic" w:eastAsia="NanumGothic" w:cs="NanumGothic"/>
                 <w:sz w:val="16"/>
               </w:rPr>
               <w:t>sell_trades</w:t>
@@ -4983,7 +4983,7 @@
           <w:p>
             <w:r>
               <w:rPr>
-                <w:rFonts w:ascii="Noto Sans CJK KR" w:hAnsi="Noto Sans CJK KR" w:eastAsia="Noto Sans CJK KR"/>
+                <w:rFonts w:ascii="NanumGothic" w:hAnsi="NanumGothic" w:eastAsia="NanumGothic" w:cs="NanumGothic"/>
                 <w:sz w:val="16"/>
               </w:rPr>
               <w:t>매수 Lot별 매도</w:t>
@@ -5007,7 +5007,7 @@
           <w:p>
             <w:r>
               <w:rPr>
-                <w:rFonts w:ascii="Noto Sans CJK KR" w:hAnsi="Noto Sans CJK KR" w:eastAsia="Noto Sans CJK KR"/>
+                <w:rFonts w:ascii="NanumGothic" w:hAnsi="NanumGothic" w:eastAsia="NanumGothic" w:cs="NanumGothic"/>
                 <w:sz w:val="16"/>
               </w:rPr>
               <w:t>6</w:t>
@@ -5029,7 +5029,7 @@
           <w:p>
             <w:r>
               <w:rPr>
-                <w:rFonts w:ascii="Noto Sans CJK KR" w:hAnsi="Noto Sans CJK KR" w:eastAsia="Noto Sans CJK KR"/>
+                <w:rFonts w:ascii="NanumGothic" w:hAnsi="NanumGothic" w:eastAsia="NanumGothic" w:cs="NanumGothic"/>
                 <w:sz w:val="16"/>
               </w:rPr>
               <w:t>cash_transactions</w:t>
@@ -5051,7 +5051,7 @@
           <w:p>
             <w:r>
               <w:rPr>
-                <w:rFonts w:ascii="Noto Sans CJK KR" w:hAnsi="Noto Sans CJK KR" w:eastAsia="Noto Sans CJK KR"/>
+                <w:rFonts w:ascii="NanumGothic" w:hAnsi="NanumGothic" w:eastAsia="NanumGothic" w:cs="NanumGothic"/>
                 <w:sz w:val="16"/>
               </w:rPr>
               <w:t>입금과 출금</w:t>
@@ -5074,7 +5074,7 @@
           <w:p>
             <w:r>
               <w:rPr>
-                <w:rFonts w:ascii="Noto Sans CJK KR" w:hAnsi="Noto Sans CJK KR" w:eastAsia="Noto Sans CJK KR"/>
+                <w:rFonts w:ascii="NanumGothic" w:hAnsi="NanumGothic" w:eastAsia="NanumGothic" w:cs="NanumGothic"/>
                 <w:sz w:val="16"/>
               </w:rPr>
               <w:t>7</w:t>
@@ -5095,7 +5095,7 @@
           <w:p>
             <w:r>
               <w:rPr>
-                <w:rFonts w:ascii="Noto Sans CJK KR" w:hAnsi="Noto Sans CJK KR" w:eastAsia="Noto Sans CJK KR"/>
+                <w:rFonts w:ascii="NanumGothic" w:hAnsi="NanumGothic" w:eastAsia="NanumGothic" w:cs="NanumGothic"/>
                 <w:sz w:val="16"/>
               </w:rPr>
               <w:t>dividends</w:t>
@@ -5116,7 +5116,7 @@
           <w:p>
             <w:r>
               <w:rPr>
-                <w:rFonts w:ascii="Noto Sans CJK KR" w:hAnsi="Noto Sans CJK KR" w:eastAsia="Noto Sans CJK KR"/>
+                <w:rFonts w:ascii="NanumGothic" w:hAnsi="NanumGothic" w:eastAsia="NanumGothic" w:cs="NanumGothic"/>
                 <w:sz w:val="16"/>
               </w:rPr>
               <w:t>실제 배당 입금</w:t>
@@ -5140,7 +5140,7 @@
           <w:p>
             <w:r>
               <w:rPr>
-                <w:rFonts w:ascii="Noto Sans CJK KR" w:hAnsi="Noto Sans CJK KR" w:eastAsia="Noto Sans CJK KR"/>
+                <w:rFonts w:ascii="NanumGothic" w:hAnsi="NanumGothic" w:eastAsia="NanumGothic" w:cs="NanumGothic"/>
                 <w:sz w:val="16"/>
               </w:rPr>
               <w:t>8</w:t>
@@ -5162,7 +5162,7 @@
           <w:p>
             <w:r>
               <w:rPr>
-                <w:rFonts w:ascii="Noto Sans CJK KR" w:hAnsi="Noto Sans CJK KR" w:eastAsia="Noto Sans CJK KR"/>
+                <w:rFonts w:ascii="NanumGothic" w:hAnsi="NanumGothic" w:eastAsia="NanumGothic" w:cs="NanumGothic"/>
                 <w:sz w:val="16"/>
               </w:rPr>
               <w:t>monthly_trading_costs</w:t>
@@ -5184,7 +5184,7 @@
           <w:p>
             <w:r>
               <w:rPr>
-                <w:rFonts w:ascii="Noto Sans CJK KR" w:hAnsi="Noto Sans CJK KR" w:eastAsia="Noto Sans CJK KR"/>
+                <w:rFonts w:ascii="NanumGothic" w:hAnsi="NanumGothic" w:eastAsia="NanumGothic" w:cs="NanumGothic"/>
                 <w:sz w:val="16"/>
               </w:rPr>
               <w:t>월간 거래비용 참고</w:t>
@@ -5207,7 +5207,7 @@
           <w:p>
             <w:r>
               <w:rPr>
-                <w:rFonts w:ascii="Noto Sans CJK KR" w:hAnsi="Noto Sans CJK KR" w:eastAsia="Noto Sans CJK KR"/>
+                <w:rFonts w:ascii="NanumGothic" w:hAnsi="NanumGothic" w:eastAsia="NanumGothic" w:cs="NanumGothic"/>
                 <w:sz w:val="16"/>
               </w:rPr>
               <w:t>9</w:t>
@@ -5228,7 +5228,7 @@
           <w:p>
             <w:r>
               <w:rPr>
-                <w:rFonts w:ascii="Noto Sans CJK KR" w:hAnsi="Noto Sans CJK KR" w:eastAsia="Noto Sans CJK KR"/>
+                <w:rFonts w:ascii="NanumGothic" w:hAnsi="NanumGothic" w:eastAsia="NanumGothic" w:cs="NanumGothic"/>
                 <w:sz w:val="16"/>
               </w:rPr>
               <w:t>positions</w:t>
@@ -5249,7 +5249,7 @@
           <w:p>
             <w:r>
               <w:rPr>
-                <w:rFonts w:ascii="Noto Sans CJK KR" w:hAnsi="Noto Sans CJK KR" w:eastAsia="Noto Sans CJK KR"/>
+                <w:rFonts w:ascii="NanumGothic" w:hAnsi="NanumGothic" w:eastAsia="NanumGothic" w:cs="NanumGothic"/>
                 <w:sz w:val="16"/>
               </w:rPr>
               <w:t>종목별 현재 보유 집계</w:t>
@@ -5273,7 +5273,7 @@
           <w:p>
             <w:r>
               <w:rPr>
-                <w:rFonts w:ascii="Noto Sans CJK KR" w:hAnsi="Noto Sans CJK KR" w:eastAsia="Noto Sans CJK KR"/>
+                <w:rFonts w:ascii="NanumGothic" w:hAnsi="NanumGothic" w:eastAsia="NanumGothic" w:cs="NanumGothic"/>
                 <w:sz w:val="16"/>
               </w:rPr>
               <w:t>10</w:t>
@@ -5295,7 +5295,7 @@
           <w:p>
             <w:r>
               <w:rPr>
-                <w:rFonts w:ascii="Noto Sans CJK KR" w:hAnsi="Noto Sans CJK KR" w:eastAsia="Noto Sans CJK KR"/>
+                <w:rFonts w:ascii="NanumGothic" w:hAnsi="NanumGothic" w:eastAsia="NanumGothic" w:cs="NanumGothic"/>
                 <w:sz w:val="16"/>
               </w:rPr>
               <w:t>market_prices</w:t>
@@ -5317,7 +5317,7 @@
           <w:p>
             <w:r>
               <w:rPr>
-                <w:rFonts w:ascii="Noto Sans CJK KR" w:hAnsi="Noto Sans CJK KR" w:eastAsia="Noto Sans CJK KR"/>
+                <w:rFonts w:ascii="NanumGothic" w:hAnsi="NanumGothic" w:eastAsia="NanumGothic" w:cs="NanumGothic"/>
                 <w:sz w:val="16"/>
               </w:rPr>
               <w:t>종목별 최신 가격</w:t>
@@ -5340,7 +5340,7 @@
           <w:p>
             <w:r>
               <w:rPr>
-                <w:rFonts w:ascii="Noto Sans CJK KR" w:hAnsi="Noto Sans CJK KR" w:eastAsia="Noto Sans CJK KR"/>
+                <w:rFonts w:ascii="NanumGothic" w:hAnsi="NanumGothic" w:eastAsia="NanumGothic" w:cs="NanumGothic"/>
                 <w:sz w:val="16"/>
               </w:rPr>
               <w:t>11</w:t>
@@ -5361,7 +5361,7 @@
           <w:p>
             <w:r>
               <w:rPr>
-                <w:rFonts w:ascii="Noto Sans CJK KR" w:hAnsi="Noto Sans CJK KR" w:eastAsia="Noto Sans CJK KR"/>
+                <w:rFonts w:ascii="NanumGothic" w:hAnsi="NanumGothic" w:eastAsia="NanumGothic" w:cs="NanumGothic"/>
                 <w:sz w:val="16"/>
               </w:rPr>
               <w:t>daily_account_snapshots</w:t>
@@ -5382,7 +5382,7 @@
           <w:p>
             <w:r>
               <w:rPr>
-                <w:rFonts w:ascii="Noto Sans CJK KR" w:hAnsi="Noto Sans CJK KR" w:eastAsia="Noto Sans CJK KR"/>
+                <w:rFonts w:ascii="NanumGothic" w:hAnsi="NanumGothic" w:eastAsia="NanumGothic" w:cs="NanumGothic"/>
                 <w:sz w:val="16"/>
               </w:rPr>
               <w:t>계좌별 일별 자산</w:t>
@@ -5406,7 +5406,7 @@
           <w:p>
             <w:r>
               <w:rPr>
-                <w:rFonts w:ascii="Noto Sans CJK KR" w:hAnsi="Noto Sans CJK KR" w:eastAsia="Noto Sans CJK KR"/>
+                <w:rFonts w:ascii="NanumGothic" w:hAnsi="NanumGothic" w:eastAsia="NanumGothic" w:cs="NanumGothic"/>
                 <w:sz w:val="16"/>
               </w:rPr>
               <w:t>12</w:t>
@@ -5428,7 +5428,7 @@
           <w:p>
             <w:r>
               <w:rPr>
-                <w:rFonts w:ascii="Noto Sans CJK KR" w:hAnsi="Noto Sans CJK KR" w:eastAsia="Noto Sans CJK KR"/>
+                <w:rFonts w:ascii="NanumGothic" w:hAnsi="NanumGothic" w:eastAsia="NanumGothic" w:cs="NanumGothic"/>
                 <w:sz w:val="16"/>
               </w:rPr>
               <w:t>daily_position_snapshots</w:t>
@@ -5450,7 +5450,7 @@
           <w:p>
             <w:r>
               <w:rPr>
-                <w:rFonts w:ascii="Noto Sans CJK KR" w:hAnsi="Noto Sans CJK KR" w:eastAsia="Noto Sans CJK KR"/>
+                <w:rFonts w:ascii="NanumGothic" w:hAnsi="NanumGothic" w:eastAsia="NanumGothic" w:cs="NanumGothic"/>
                 <w:sz w:val="16"/>
               </w:rPr>
               <w:t>Lot 또는 종목별 일별 평가</w:t>
@@ -5473,7 +5473,7 @@
           <w:p>
             <w:r>
               <w:rPr>
-                <w:rFonts w:ascii="Noto Sans CJK KR" w:hAnsi="Noto Sans CJK KR" w:eastAsia="Noto Sans CJK KR"/>
+                <w:rFonts w:ascii="NanumGothic" w:hAnsi="NanumGothic" w:eastAsia="NanumGothic" w:cs="NanumGothic"/>
                 <w:sz w:val="16"/>
               </w:rPr>
               <w:t>13</w:t>
@@ -5494,7 +5494,7 @@
           <w:p>
             <w:r>
               <w:rPr>
-                <w:rFonts w:ascii="Noto Sans CJK KR" w:hAnsi="Noto Sans CJK KR" w:eastAsia="Noto Sans CJK KR"/>
+                <w:rFonts w:ascii="NanumGothic" w:hAnsi="NanumGothic" w:eastAsia="NanumGothic" w:cs="NanumGothic"/>
                 <w:sz w:val="16"/>
               </w:rPr>
               <w:t>financial_statements</w:t>
@@ -5515,7 +5515,7 @@
           <w:p>
             <w:r>
               <w:rPr>
-                <w:rFonts w:ascii="Noto Sans CJK KR" w:hAnsi="Noto Sans CJK KR" w:eastAsia="Noto Sans CJK KR"/>
+                <w:rFonts w:ascii="NanumGothic" w:hAnsi="NanumGothic" w:eastAsia="NanumGothic" w:cs="NanumGothic"/>
                 <w:sz w:val="16"/>
               </w:rPr>
               <w:t>기간별 재무제표</w:t>
@@ -5539,7 +5539,7 @@
           <w:p>
             <w:r>
               <w:rPr>
-                <w:rFonts w:ascii="Noto Sans CJK KR" w:hAnsi="Noto Sans CJK KR" w:eastAsia="Noto Sans CJK KR"/>
+                <w:rFonts w:ascii="NanumGothic" w:hAnsi="NanumGothic" w:eastAsia="NanumGothic" w:cs="NanumGothic"/>
                 <w:sz w:val="16"/>
               </w:rPr>
               <w:t>14</w:t>
@@ -5561,7 +5561,7 @@
           <w:p>
             <w:r>
               <w:rPr>
-                <w:rFonts w:ascii="Noto Sans CJK KR" w:hAnsi="Noto Sans CJK KR" w:eastAsia="Noto Sans CJK KR"/>
+                <w:rFonts w:ascii="NanumGothic" w:hAnsi="NanumGothic" w:eastAsia="NanumGothic" w:cs="NanumGothic"/>
                 <w:sz w:val="16"/>
               </w:rPr>
               <w:t>valuation_metrics</w:t>
@@ -5583,7 +5583,7 @@
           <w:p>
             <w:r>
               <w:rPr>
-                <w:rFonts w:ascii="Noto Sans CJK KR" w:hAnsi="Noto Sans CJK KR" w:eastAsia="Noto Sans CJK KR"/>
+                <w:rFonts w:ascii="NanumGothic" w:hAnsi="NanumGothic" w:eastAsia="NanumGothic" w:cs="NanumGothic"/>
                 <w:sz w:val="16"/>
               </w:rPr>
               <w:t>기준일별 가치평가 지표</w:t>
@@ -5606,7 +5606,7 @@
           <w:p>
             <w:r>
               <w:rPr>
-                <w:rFonts w:ascii="Noto Sans CJK KR" w:hAnsi="Noto Sans CJK KR" w:eastAsia="Noto Sans CJK KR"/>
+                <w:rFonts w:ascii="NanumGothic" w:hAnsi="NanumGothic" w:eastAsia="NanumGothic" w:cs="NanumGothic"/>
                 <w:sz w:val="16"/>
               </w:rPr>
               <w:t>15</w:t>
@@ -5627,7 +5627,7 @@
           <w:p>
             <w:r>
               <w:rPr>
-                <w:rFonts w:ascii="Noto Sans CJK KR" w:hAnsi="Noto Sans CJK KR" w:eastAsia="Noto Sans CJK KR"/>
+                <w:rFonts w:ascii="NanumGothic" w:hAnsi="NanumGothic" w:eastAsia="NanumGothic" w:cs="NanumGothic"/>
                 <w:sz w:val="16"/>
               </w:rPr>
               <w:t>compound_growth_goals</w:t>
@@ -5648,7 +5648,7 @@
           <w:p>
             <w:r>
               <w:rPr>
-                <w:rFonts w:ascii="Noto Sans CJK KR" w:hAnsi="Noto Sans CJK KR" w:eastAsia="Noto Sans CJK KR"/>
+                <w:rFonts w:ascii="NanumGothic" w:hAnsi="NanumGothic" w:eastAsia="NanumGothic" w:cs="NanumGothic"/>
                 <w:sz w:val="16"/>
               </w:rPr>
               <w:t>계좌별 복리목표</w:t>
@@ -5769,7 +5769,7 @@
             </w:pPr>
             <w:r>
               <w:rPr>
-                <w:rFonts w:ascii="Noto Sans CJK KR" w:hAnsi="Noto Sans CJK KR" w:eastAsia="Noto Sans CJK KR"/>
+                <w:rFonts w:ascii="NanumGothic" w:hAnsi="NanumGothic" w:eastAsia="NanumGothic" w:cs="NanumGothic"/>
                 <w:b/>
                 <w:color w:val="FFFFFF"/>
                 <w:sz w:val="17"/>
@@ -5796,7 +5796,7 @@
             </w:pPr>
             <w:r>
               <w:rPr>
-                <w:rFonts w:ascii="Noto Sans CJK KR" w:hAnsi="Noto Sans CJK KR" w:eastAsia="Noto Sans CJK KR"/>
+                <w:rFonts w:ascii="NanumGothic" w:hAnsi="NanumGothic" w:eastAsia="NanumGothic" w:cs="NanumGothic"/>
                 <w:b/>
                 <w:color w:val="FFFFFF"/>
                 <w:sz w:val="17"/>
@@ -5821,7 +5821,7 @@
           <w:p>
             <w:r>
               <w:rPr>
-                <w:rFonts w:ascii="Noto Sans CJK KR" w:hAnsi="Noto Sans CJK KR" w:eastAsia="Noto Sans CJK KR"/>
+                <w:rFonts w:ascii="NanumGothic" w:hAnsi="NanumGothic" w:eastAsia="NanumGothic" w:cs="NanumGothic"/>
                 <w:sz w:val="17"/>
               </w:rPr>
               <w:t>1</w:t>
@@ -5842,7 +5842,7 @@
           <w:p>
             <w:r>
               <w:rPr>
-                <w:rFonts w:ascii="Noto Sans CJK KR" w:hAnsi="Noto Sans CJK KR" w:eastAsia="Noto Sans CJK KR"/>
+                <w:rFonts w:ascii="NanumGothic" w:hAnsi="NanumGothic" w:eastAsia="NanumGothic" w:cs="NanumGothic"/>
                 <w:sz w:val="17"/>
               </w:rPr>
               <w:t>buy_trades와 sell_trades의 MariaDB 타입, FK, 삭제정책과 인덱스 확정</w:t>
@@ -5866,7 +5866,7 @@
           <w:p>
             <w:r>
               <w:rPr>
-                <w:rFonts w:ascii="Noto Sans CJK KR" w:hAnsi="Noto Sans CJK KR" w:eastAsia="Noto Sans CJK KR"/>
+                <w:rFonts w:ascii="NanumGothic" w:hAnsi="NanumGothic" w:eastAsia="NanumGothic" w:cs="NanumGothic"/>
                 <w:sz w:val="17"/>
               </w:rPr>
               <w:t>2</w:t>
@@ -5888,7 +5888,7 @@
           <w:p>
             <w:r>
               <w:rPr>
-                <w:rFonts w:ascii="Noto Sans CJK KR" w:hAnsi="Noto Sans CJK KR" w:eastAsia="Noto Sans CJK KR"/>
+                <w:rFonts w:ascii="NanumGothic" w:hAnsi="NanumGothic" w:eastAsia="NanumGothic" w:cs="NanumGothic"/>
                 <w:sz w:val="17"/>
               </w:rPr>
               <w:t>positions를 종목 요약 캐시로 둘지 조회 계산으로 처리할지 확정</w:t>
@@ -5911,7 +5911,7 @@
           <w:p>
             <w:r>
               <w:rPr>
-                <w:rFonts w:ascii="Noto Sans CJK KR" w:hAnsi="Noto Sans CJK KR" w:eastAsia="Noto Sans CJK KR"/>
+                <w:rFonts w:ascii="NanumGothic" w:hAnsi="NanumGothic" w:eastAsia="NanumGothic" w:cs="NanumGothic"/>
                 <w:sz w:val="17"/>
               </w:rPr>
               <w:t>3</w:t>
@@ -5932,7 +5932,7 @@
           <w:p>
             <w:r>
               <w:rPr>
-                <w:rFonts w:ascii="Noto Sans CJK KR" w:hAnsi="Noto Sans CJK KR" w:eastAsia="Noto Sans CJK KR"/>
+                <w:rFonts w:ascii="NanumGothic" w:hAnsi="NanumGothic" w:eastAsia="NanumGothic" w:cs="NanumGothic"/>
                 <w:sz w:val="17"/>
               </w:rPr>
               <w:t>daily_position_snapshots의 Lot 기준 또는 종목 기준 결정</w:t>
@@ -5956,7 +5956,7 @@
           <w:p>
             <w:r>
               <w:rPr>
-                <w:rFonts w:ascii="Noto Sans CJK KR" w:hAnsi="Noto Sans CJK KR" w:eastAsia="Noto Sans CJK KR"/>
+                <w:rFonts w:ascii="NanumGothic" w:hAnsi="NanumGothic" w:eastAsia="NanumGothic" w:cs="NanumGothic"/>
                 <w:sz w:val="17"/>
               </w:rPr>
               <w:t>4</w:t>
@@ -5978,7 +5978,7 @@
           <w:p>
             <w:r>
               <w:rPr>
-                <w:rFonts w:ascii="Noto Sans CJK KR" w:hAnsi="Noto Sans CJK KR" w:eastAsia="Noto Sans CJK KR"/>
+                <w:rFonts w:ascii="NanumGothic" w:hAnsi="NanumGothic" w:eastAsia="NanumGothic" w:cs="NanumGothic"/>
                 <w:sz w:val="17"/>
               </w:rPr>
               <w:t>나머지 테이블의 컬럼, NULL, 기본값, UNIQUE와 INDEX 정의</w:t>
@@ -6001,7 +6001,7 @@
           <w:p>
             <w:r>
               <w:rPr>
-                <w:rFonts w:ascii="Noto Sans CJK KR" w:hAnsi="Noto Sans CJK KR" w:eastAsia="Noto Sans CJK KR"/>
+                <w:rFonts w:ascii="NanumGothic" w:hAnsi="NanumGothic" w:eastAsia="NanumGothic" w:cs="NanumGothic"/>
                 <w:sz w:val="17"/>
               </w:rPr>
               <w:t>5</w:t>
@@ -6022,7 +6022,7 @@
           <w:p>
             <w:r>
               <w:rPr>
-                <w:rFonts w:ascii="Noto Sans CJK KR" w:hAnsi="Noto Sans CJK KR" w:eastAsia="Noto Sans CJK KR"/>
+                <w:rFonts w:ascii="NanumGothic" w:hAnsi="NanumGothic" w:eastAsia="NanumGothic" w:cs="NanumGothic"/>
                 <w:sz w:val="17"/>
               </w:rPr>
               <w:t>분할매도, 예수금, 배당, 스냅샷과 수익률 계산 시뮬레이션</w:t>
@@ -6046,7 +6046,7 @@
           <w:p>
             <w:r>
               <w:rPr>
-                <w:rFonts w:ascii="Noto Sans CJK KR" w:hAnsi="Noto Sans CJK KR" w:eastAsia="Noto Sans CJK KR"/>
+                <w:rFonts w:ascii="NanumGothic" w:hAnsi="NanumGothic" w:eastAsia="NanumGothic" w:cs="NanumGothic"/>
                 <w:sz w:val="17"/>
               </w:rPr>
               <w:t>6</w:t>
@@ -6068,7 +6068,7 @@
           <w:p>
             <w:r>
               <w:rPr>
-                <w:rFonts w:ascii="Noto Sans CJK KR" w:hAnsi="Noto Sans CJK KR" w:eastAsia="Noto Sans CJK KR"/>
+                <w:rFonts w:ascii="NanumGothic" w:hAnsi="NanumGothic" w:eastAsia="NanumGothic" w:cs="NanumGothic"/>
                 <w:sz w:val="17"/>
               </w:rPr>
               <w:t>시세 및 재무정보 제공처와 수집 실패 및 정정 정책 확정</w:t>
@@ -6099,7 +6099,7 @@
     <w:r/>
     <w:r>
       <w:rPr>
-        <w:rFonts w:ascii="Noto Sans CJK KR" w:hAnsi="Noto Sans CJK KR" w:eastAsia="Noto Sans CJK KR"/>
+        <w:rFonts w:ascii="NanumGothic" w:hAnsi="NanumGothic" w:eastAsia="NanumGothic" w:cs="NanumGothic"/>
         <w:color w:val="646E78"/>
         <w:sz w:val="16"/>
       </w:rPr>
@@ -6197,7 +6197,7 @@
         <w:ind w:left="1440" w:hanging="360"/>
       </w:pPr>
       <w:rPr>
-        <w:rFonts w:ascii="Symbol" w:hAnsi="Symbol" w:hint="default"/>
+        <w:rFonts w:ascii="NanumGothic" w:hAnsi="NanumGothic" w:eastAsia="NanumGothic" w:cs="NanumGothic"/>
       </w:rPr>
     </w:lvl>
   </w:abstractNum>
@@ -6218,7 +6218,7 @@
         <w:ind w:left="1080" w:hanging="360"/>
       </w:pPr>
       <w:rPr>
-        <w:rFonts w:ascii="Symbol" w:hAnsi="Symbol" w:hint="default"/>
+        <w:rFonts w:ascii="NanumGothic" w:hAnsi="NanumGothic" w:eastAsia="NanumGothic" w:cs="NanumGothic"/>
       </w:rPr>
     </w:lvl>
   </w:abstractNum>
@@ -6239,7 +6239,7 @@
         <w:ind w:left="720" w:hanging="360"/>
       </w:pPr>
       <w:rPr>
-        <w:rFonts w:ascii="Symbol" w:hAnsi="Symbol" w:hint="default"/>
+        <w:rFonts w:ascii="NanumGothic" w:hAnsi="NanumGothic" w:eastAsia="NanumGothic" w:cs="NanumGothic"/>
       </w:rPr>
     </w:lvl>
   </w:abstractNum>
@@ -6278,7 +6278,7 @@
         <w:ind w:left="360" w:hanging="360"/>
       </w:pPr>
       <w:rPr>
-        <w:rFonts w:ascii="Symbol" w:hAnsi="Symbol" w:hint="default"/>
+        <w:rFonts w:ascii="NanumGothic" w:hAnsi="NanumGothic" w:eastAsia="NanumGothic" w:cs="NanumGothic"/>
       </w:rPr>
     </w:lvl>
   </w:abstractNum>
@@ -6317,7 +6317,7 @@
   <w:docDefaults>
     <w:rPrDefault>
       <w:rPr>
-        <w:rFonts w:asciiTheme="minorHAnsi" w:eastAsiaTheme="minorEastAsia" w:hAnsiTheme="minorHAnsi" w:cstheme="minorBidi"/>
+        <w:rFonts w:ascii="NanumGothic" w:hAnsi="NanumGothic" w:eastAsia="NanumGothic" w:cs="NanumGothic"/>
         <w:sz w:val="22"/>
         <w:szCs w:val="22"/>
         <w:lang w:val="en-US" w:eastAsia="en-US" w:bidi="ar-SA"/>
@@ -6476,7 +6476,7 @@
       <w:spacing w:after="100" w:line="283" w:lineRule="auto"/>
     </w:pPr>
     <w:rPr>
-      <w:rFonts w:ascii="Noto Sans CJK KR" w:hAnsi="Noto Sans CJK KR" w:eastAsia="Noto Sans CJK KR"/>
+      <w:rFonts w:ascii="NanumGothic" w:hAnsi="NanumGothic" w:eastAsia="NanumGothic" w:cs="NanumGothic"/>
       <w:color w:val="000000"/>
       <w:sz w:val="21"/>
     </w:rPr>
@@ -6540,7 +6540,7 @@
       <w:outlineLvl w:val="0"/>
     </w:pPr>
     <w:rPr>
-      <w:rFonts w:asciiTheme="majorHAnsi" w:eastAsiaTheme="majorEastAsia" w:hAnsiTheme="majorHAnsi" w:cstheme="majorBidi" w:ascii="Noto Sans CJK KR" w:hAnsi="Noto Sans CJK KR" w:eastAsia="Noto Sans CJK KR"/>
+      <w:rFonts w:ascii="NanumGothic" w:hAnsi="NanumGothic" w:eastAsia="NanumGothic" w:cs="NanumGothic"/>
       <w:b/>
       <w:bCs/>
       <w:color w:val="23354D"/>
@@ -6564,7 +6564,7 @@
       <w:outlineLvl w:val="1"/>
     </w:pPr>
     <w:rPr>
-      <w:rFonts w:asciiTheme="majorHAnsi" w:eastAsiaTheme="majorEastAsia" w:hAnsiTheme="majorHAnsi" w:cstheme="majorBidi" w:ascii="Noto Sans CJK KR" w:hAnsi="Noto Sans CJK KR" w:eastAsia="Noto Sans CJK KR"/>
+      <w:rFonts w:ascii="NanumGothic" w:hAnsi="NanumGothic" w:eastAsia="NanumGothic" w:cs="NanumGothic"/>
       <w:b/>
       <w:bCs/>
       <w:color w:val="3973A8"/>
@@ -6588,7 +6588,7 @@
       <w:outlineLvl w:val="2"/>
     </w:pPr>
     <w:rPr>
-      <w:rFonts w:asciiTheme="majorHAnsi" w:eastAsiaTheme="majorEastAsia" w:hAnsiTheme="majorHAnsi" w:cstheme="majorBidi" w:ascii="Noto Sans KR" w:hAnsi="Noto Sans KR" w:eastAsia="Noto Sans KR"/>
+      <w:rFonts w:ascii="NanumGothic" w:hAnsi="NanumGothic" w:eastAsia="NanumGothic" w:cs="NanumGothic"/>
       <w:b/>
       <w:bCs/>
       <w:color w:val="000000"/>
@@ -6612,7 +6612,7 @@
       <w:outlineLvl w:val="3"/>
     </w:pPr>
     <w:rPr>
-      <w:rFonts w:asciiTheme="majorHAnsi" w:eastAsiaTheme="majorEastAsia" w:hAnsiTheme="majorHAnsi" w:cstheme="majorBidi"/>
+      <w:rFonts w:ascii="NanumGothic" w:hAnsi="NanumGothic" w:eastAsia="NanumGothic" w:cs="NanumGothic"/>
       <w:b/>
       <w:bCs/>
       <w:i/>
@@ -6637,7 +6637,7 @@
       <w:outlineLvl w:val="4"/>
     </w:pPr>
     <w:rPr>
-      <w:rFonts w:asciiTheme="majorHAnsi" w:eastAsiaTheme="majorEastAsia" w:hAnsiTheme="majorHAnsi" w:cstheme="majorBidi"/>
+      <w:rFonts w:ascii="NanumGothic" w:hAnsi="NanumGothic" w:eastAsia="NanumGothic" w:cs="NanumGothic"/>
       <w:color w:val="243F60" w:themeColor="accent1" w:themeShade="7F"/>
     </w:rPr>
   </w:style>
@@ -6658,7 +6658,7 @@
       <w:outlineLvl w:val="5"/>
     </w:pPr>
     <w:rPr>
-      <w:rFonts w:asciiTheme="majorHAnsi" w:eastAsiaTheme="majorEastAsia" w:hAnsiTheme="majorHAnsi" w:cstheme="majorBidi"/>
+      <w:rFonts w:ascii="NanumGothic" w:hAnsi="NanumGothic" w:eastAsia="NanumGothic" w:cs="NanumGothic"/>
       <w:i/>
       <w:iCs/>
       <w:color w:val="243F60" w:themeColor="accent1" w:themeShade="7F"/>
@@ -6681,7 +6681,7 @@
       <w:outlineLvl w:val="6"/>
     </w:pPr>
     <w:rPr>
-      <w:rFonts w:asciiTheme="majorHAnsi" w:eastAsiaTheme="majorEastAsia" w:hAnsiTheme="majorHAnsi" w:cstheme="majorBidi"/>
+      <w:rFonts w:ascii="NanumGothic" w:hAnsi="NanumGothic" w:eastAsia="NanumGothic" w:cs="NanumGothic"/>
       <w:i/>
       <w:iCs/>
       <w:color w:val="404040" w:themeColor="text1" w:themeTint="BF"/>
@@ -6704,7 +6704,7 @@
       <w:outlineLvl w:val="7"/>
     </w:pPr>
     <w:rPr>
-      <w:rFonts w:asciiTheme="majorHAnsi" w:eastAsiaTheme="majorEastAsia" w:hAnsiTheme="majorHAnsi" w:cstheme="majorBidi"/>
+      <w:rFonts w:ascii="NanumGothic" w:hAnsi="NanumGothic" w:eastAsia="NanumGothic" w:cs="NanumGothic"/>
       <w:color w:val="4F81BD" w:themeColor="accent1"/>
       <w:sz w:val="20"/>
       <w:szCs w:val="20"/>
@@ -6727,7 +6727,7 @@
       <w:outlineLvl w:val="8"/>
     </w:pPr>
     <w:rPr>
-      <w:rFonts w:asciiTheme="majorHAnsi" w:eastAsiaTheme="majorEastAsia" w:hAnsiTheme="majorHAnsi" w:cstheme="majorBidi"/>
+      <w:rFonts w:ascii="NanumGothic" w:hAnsi="NanumGothic" w:eastAsia="NanumGothic" w:cs="NanumGothic"/>
       <w:i/>
       <w:iCs/>
       <w:color w:val="404040" w:themeColor="text1" w:themeTint="BF"/>
@@ -6778,7 +6778,7 @@
     <w:uiPriority w:val="9"/>
     <w:rsid w:val="00FC693F"/>
     <w:rPr>
-      <w:rFonts w:asciiTheme="majorHAnsi" w:eastAsiaTheme="majorEastAsia" w:hAnsiTheme="majorHAnsi" w:cstheme="majorBidi"/>
+      <w:rFonts w:ascii="NanumGothic" w:hAnsi="NanumGothic" w:eastAsia="NanumGothic" w:cs="NanumGothic"/>
       <w:b/>
       <w:bCs/>
       <w:color w:val="365F91" w:themeColor="accent1" w:themeShade="BF"/>
@@ -6793,7 +6793,7 @@
     <w:uiPriority w:val="9"/>
     <w:rsid w:val="00FC693F"/>
     <w:rPr>
-      <w:rFonts w:asciiTheme="majorHAnsi" w:eastAsiaTheme="majorEastAsia" w:hAnsiTheme="majorHAnsi" w:cstheme="majorBidi"/>
+      <w:rFonts w:ascii="NanumGothic" w:hAnsi="NanumGothic" w:eastAsia="NanumGothic" w:cs="NanumGothic"/>
       <w:b/>
       <w:bCs/>
       <w:color w:val="4F81BD" w:themeColor="accent1"/>
@@ -6808,7 +6808,7 @@
     <w:uiPriority w:val="9"/>
     <w:rsid w:val="00FC693F"/>
     <w:rPr>
-      <w:rFonts w:asciiTheme="majorHAnsi" w:eastAsiaTheme="majorEastAsia" w:hAnsiTheme="majorHAnsi" w:cstheme="majorBidi"/>
+      <w:rFonts w:ascii="NanumGothic" w:hAnsi="NanumGothic" w:eastAsia="NanumGothic" w:cs="NanumGothic"/>
       <w:b/>
       <w:bCs/>
       <w:color w:val="4F81BD" w:themeColor="accent1"/>
@@ -6827,7 +6827,7 @@
       <w:contextualSpacing/>
     </w:pPr>
     <w:rPr>
-      <w:rFonts w:asciiTheme="majorHAnsi" w:eastAsiaTheme="majorEastAsia" w:hAnsiTheme="majorHAnsi" w:cstheme="majorBidi" w:ascii="Noto Sans CJK KR" w:hAnsi="Noto Sans CJK KR" w:eastAsia="Noto Sans CJK KR"/>
+      <w:rFonts w:ascii="NanumGothic" w:hAnsi="NanumGothic" w:eastAsia="NanumGothic" w:cs="NanumGothic"/>
       <w:b/>
       <w:color w:val="000000"/>
       <w:spacing w:val="5"/>
@@ -6843,7 +6843,7 @@
     <w:uiPriority w:val="10"/>
     <w:rsid w:val="00FC693F"/>
     <w:rPr>
-      <w:rFonts w:asciiTheme="majorHAnsi" w:eastAsiaTheme="majorEastAsia" w:hAnsiTheme="majorHAnsi" w:cstheme="majorBidi"/>
+      <w:rFonts w:ascii="NanumGothic" w:hAnsi="NanumGothic" w:eastAsia="NanumGothic" w:cs="NanumGothic"/>
       <w:color w:val="17365D" w:themeColor="text2" w:themeShade="BF"/>
       <w:spacing w:val="5"/>
       <w:kern w:val="28"/>
@@ -6866,7 +6866,7 @@
       <w:spacing w:before="0" w:after="320"/>
     </w:pPr>
     <w:rPr>
-      <w:rFonts w:asciiTheme="majorHAnsi" w:eastAsiaTheme="majorEastAsia" w:hAnsiTheme="majorHAnsi" w:cstheme="majorBidi" w:ascii="Noto Sans KR" w:hAnsi="Noto Sans KR" w:eastAsia="Noto Sans KR"/>
+      <w:rFonts w:ascii="NanumGothic" w:hAnsi="NanumGothic" w:eastAsia="NanumGothic" w:cs="NanumGothic"/>
       <w:b w:val="0"/>
       <w:i/>
       <w:iCs/>
@@ -6883,7 +6883,7 @@
     <w:uiPriority w:val="11"/>
     <w:rsid w:val="00FC693F"/>
     <w:rPr>
-      <w:rFonts w:asciiTheme="majorHAnsi" w:eastAsiaTheme="majorEastAsia" w:hAnsiTheme="majorHAnsi" w:cstheme="majorBidi"/>
+      <w:rFonts w:ascii="NanumGothic" w:hAnsi="NanumGothic" w:eastAsia="NanumGothic" w:cs="NanumGothic"/>
       <w:i/>
       <w:iCs/>
       <w:color w:val="4F81BD" w:themeColor="accent1"/>
@@ -6914,7 +6914,7 @@
       <w:spacing w:after="120" w:before="0" w:line="283" w:lineRule="auto"/>
     </w:pPr>
     <w:rPr>
-      <w:rFonts w:ascii="Noto Sans KR" w:hAnsi="Noto Sans KR" w:eastAsia="Noto Sans KR"/>
+      <w:rFonts w:ascii="NanumGothic" w:hAnsi="NanumGothic" w:eastAsia="NanumGothic" w:cs="NanumGothic"/>
       <w:b w:val="0"/>
       <w:color w:val="000000"/>
       <w:sz w:val="21"/>
@@ -7136,7 +7136,7 @@
       </w:tabs>
     </w:pPr>
     <w:rPr>
-      <w:rFonts w:ascii="Courier" w:hAnsi="Courier"/>
+      <w:rFonts w:ascii="NanumGothic" w:hAnsi="NanumGothic" w:eastAsia="NanumGothic" w:cs="NanumGothic"/>
       <w:sz w:val="20"/>
       <w:szCs w:val="20"/>
     </w:rPr>
@@ -7148,7 +7148,7 @@
     <w:uiPriority w:val="99"/>
     <w:rsid w:val="0029639D"/>
     <w:rPr>
-      <w:rFonts w:ascii="Courier" w:hAnsi="Courier"/>
+      <w:rFonts w:ascii="NanumGothic" w:hAnsi="NanumGothic" w:eastAsia="NanumGothic" w:cs="NanumGothic"/>
       <w:sz w:val="20"/>
       <w:szCs w:val="20"/>
     </w:rPr>
@@ -7187,7 +7187,7 @@
     <w:semiHidden/>
     <w:rsid w:val="00FC693F"/>
     <w:rPr>
-      <w:rFonts w:asciiTheme="majorHAnsi" w:eastAsiaTheme="majorEastAsia" w:hAnsiTheme="majorHAnsi" w:cstheme="majorBidi"/>
+      <w:rFonts w:ascii="NanumGothic" w:hAnsi="NanumGothic" w:eastAsia="NanumGothic" w:cs="NanumGothic"/>
       <w:b/>
       <w:bCs/>
       <w:i/>
@@ -7203,7 +7203,7 @@
     <w:semiHidden/>
     <w:rsid w:val="00FC693F"/>
     <w:rPr>
-      <w:rFonts w:asciiTheme="majorHAnsi" w:eastAsiaTheme="majorEastAsia" w:hAnsiTheme="majorHAnsi" w:cstheme="majorBidi"/>
+      <w:rFonts w:ascii="NanumGothic" w:hAnsi="NanumGothic" w:eastAsia="NanumGothic" w:cs="NanumGothic"/>
       <w:color w:val="243F60" w:themeColor="accent1" w:themeShade="7F"/>
     </w:rPr>
   </w:style>
@@ -7215,7 +7215,7 @@
     <w:semiHidden/>
     <w:rsid w:val="00FC693F"/>
     <w:rPr>
-      <w:rFonts w:asciiTheme="majorHAnsi" w:eastAsiaTheme="majorEastAsia" w:hAnsiTheme="majorHAnsi" w:cstheme="majorBidi"/>
+      <w:rFonts w:ascii="NanumGothic" w:hAnsi="NanumGothic" w:eastAsia="NanumGothic" w:cs="NanumGothic"/>
       <w:i/>
       <w:iCs/>
       <w:color w:val="243F60" w:themeColor="accent1" w:themeShade="7F"/>
@@ -7229,7 +7229,7 @@
     <w:semiHidden/>
     <w:rsid w:val="00FC693F"/>
     <w:rPr>
-      <w:rFonts w:asciiTheme="majorHAnsi" w:eastAsiaTheme="majorEastAsia" w:hAnsiTheme="majorHAnsi" w:cstheme="majorBidi"/>
+      <w:rFonts w:ascii="NanumGothic" w:hAnsi="NanumGothic" w:eastAsia="NanumGothic" w:cs="NanumGothic"/>
       <w:i/>
       <w:iCs/>
       <w:color w:val="404040" w:themeColor="text1" w:themeTint="BF"/>
@@ -7243,7 +7243,7 @@
     <w:semiHidden/>
     <w:rsid w:val="00FC693F"/>
     <w:rPr>
-      <w:rFonts w:asciiTheme="majorHAnsi" w:eastAsiaTheme="majorEastAsia" w:hAnsiTheme="majorHAnsi" w:cstheme="majorBidi"/>
+      <w:rFonts w:ascii="NanumGothic" w:hAnsi="NanumGothic" w:eastAsia="NanumGothic" w:cs="NanumGothic"/>
       <w:color w:val="4F81BD" w:themeColor="accent1"/>
       <w:sz w:val="20"/>
       <w:szCs w:val="20"/>
@@ -7257,7 +7257,7 @@
     <w:semiHidden/>
     <w:rsid w:val="00FC693F"/>
     <w:rPr>
-      <w:rFonts w:asciiTheme="majorHAnsi" w:eastAsiaTheme="majorEastAsia" w:hAnsiTheme="majorHAnsi" w:cstheme="majorBidi"/>
+      <w:rFonts w:ascii="NanumGothic" w:hAnsi="NanumGothic" w:eastAsia="NanumGothic" w:cs="NanumGothic"/>
       <w:i/>
       <w:iCs/>
       <w:color w:val="404040" w:themeColor="text1" w:themeTint="BF"/>
@@ -8846,7 +8846,7 @@
         <w:spacing w:before="0" w:after="0" w:line="240" w:lineRule="auto"/>
       </w:pPr>
       <w:rPr>
-        <w:rFonts w:asciiTheme="majorHAnsi" w:eastAsiaTheme="majorEastAsia" w:hAnsiTheme="majorHAnsi" w:cstheme="majorBidi"/>
+        <w:rFonts w:ascii="NanumGothic" w:hAnsi="NanumGothic" w:eastAsia="NanumGothic" w:cs="NanumGothic"/>
         <w:b/>
         <w:bCs/>
       </w:rPr>
@@ -8867,7 +8867,7 @@
         <w:spacing w:before="0" w:after="0" w:line="240" w:lineRule="auto"/>
       </w:pPr>
       <w:rPr>
-        <w:rFonts w:asciiTheme="majorHAnsi" w:eastAsiaTheme="majorEastAsia" w:hAnsiTheme="majorHAnsi" w:cstheme="majorBidi"/>
+        <w:rFonts w:ascii="NanumGothic" w:hAnsi="NanumGothic" w:eastAsia="NanumGothic" w:cs="NanumGothic"/>
         <w:b/>
         <w:bCs/>
       </w:rPr>
@@ -8885,14 +8885,14 @@
     </w:tblStylePr>
     <w:tblStylePr w:type="firstCol">
       <w:rPr>
-        <w:rFonts w:asciiTheme="majorHAnsi" w:eastAsiaTheme="majorEastAsia" w:hAnsiTheme="majorHAnsi" w:cstheme="majorBidi"/>
+        <w:rFonts w:ascii="NanumGothic" w:hAnsi="NanumGothic" w:eastAsia="NanumGothic" w:cs="NanumGothic"/>
         <w:b/>
         <w:bCs/>
       </w:rPr>
     </w:tblStylePr>
     <w:tblStylePr w:type="lastCol">
       <w:rPr>
-        <w:rFonts w:asciiTheme="majorHAnsi" w:eastAsiaTheme="majorEastAsia" w:hAnsiTheme="majorHAnsi" w:cstheme="majorBidi"/>
+        <w:rFonts w:ascii="NanumGothic" w:hAnsi="NanumGothic" w:eastAsia="NanumGothic" w:cs="NanumGothic"/>
         <w:b/>
         <w:bCs/>
       </w:rPr>
@@ -8976,7 +8976,7 @@
         <w:spacing w:before="0" w:after="0" w:line="240" w:lineRule="auto"/>
       </w:pPr>
       <w:rPr>
-        <w:rFonts w:asciiTheme="majorHAnsi" w:eastAsiaTheme="majorEastAsia" w:hAnsiTheme="majorHAnsi" w:cstheme="majorBidi"/>
+        <w:rFonts w:ascii="NanumGothic" w:hAnsi="NanumGothic" w:eastAsia="NanumGothic" w:cs="NanumGothic"/>
         <w:b/>
         <w:bCs/>
       </w:rPr>
@@ -8997,7 +8997,7 @@
         <w:spacing w:before="0" w:after="0" w:line="240" w:lineRule="auto"/>
       </w:pPr>
       <w:rPr>
-        <w:rFonts w:asciiTheme="majorHAnsi" w:eastAsiaTheme="majorEastAsia" w:hAnsiTheme="majorHAnsi" w:cstheme="majorBidi"/>
+        <w:rFonts w:ascii="NanumGothic" w:hAnsi="NanumGothic" w:eastAsia="NanumGothic" w:cs="NanumGothic"/>
         <w:b/>
         <w:bCs/>
       </w:rPr>
@@ -9015,14 +9015,14 @@
     </w:tblStylePr>
     <w:tblStylePr w:type="firstCol">
       <w:rPr>
-        <w:rFonts w:asciiTheme="majorHAnsi" w:eastAsiaTheme="majorEastAsia" w:hAnsiTheme="majorHAnsi" w:cstheme="majorBidi"/>
+        <w:rFonts w:ascii="NanumGothic" w:hAnsi="NanumGothic" w:eastAsia="NanumGothic" w:cs="NanumGothic"/>
         <w:b/>
         <w:bCs/>
       </w:rPr>
     </w:tblStylePr>
     <w:tblStylePr w:type="lastCol">
       <w:rPr>
-        <w:rFonts w:asciiTheme="majorHAnsi" w:eastAsiaTheme="majorEastAsia" w:hAnsiTheme="majorHAnsi" w:cstheme="majorBidi"/>
+        <w:rFonts w:ascii="NanumGothic" w:hAnsi="NanumGothic" w:eastAsia="NanumGothic" w:cs="NanumGothic"/>
         <w:b/>
         <w:bCs/>
       </w:rPr>
@@ -9106,7 +9106,7 @@
         <w:spacing w:before="0" w:after="0" w:line="240" w:lineRule="auto"/>
       </w:pPr>
       <w:rPr>
-        <w:rFonts w:asciiTheme="majorHAnsi" w:eastAsiaTheme="majorEastAsia" w:hAnsiTheme="majorHAnsi" w:cstheme="majorBidi"/>
+        <w:rFonts w:ascii="NanumGothic" w:hAnsi="NanumGothic" w:eastAsia="NanumGothic" w:cs="NanumGothic"/>
         <w:b/>
         <w:bCs/>
       </w:rPr>
@@ -9127,7 +9127,7 @@
         <w:spacing w:before="0" w:after="0" w:line="240" w:lineRule="auto"/>
       </w:pPr>
       <w:rPr>
-        <w:rFonts w:asciiTheme="majorHAnsi" w:eastAsiaTheme="majorEastAsia" w:hAnsiTheme="majorHAnsi" w:cstheme="majorBidi"/>
+        <w:rFonts w:ascii="NanumGothic" w:hAnsi="NanumGothic" w:eastAsia="NanumGothic" w:cs="NanumGothic"/>
         <w:b/>
         <w:bCs/>
       </w:rPr>
@@ -9145,14 +9145,14 @@
     </w:tblStylePr>
     <w:tblStylePr w:type="firstCol">
       <w:rPr>
-        <w:rFonts w:asciiTheme="majorHAnsi" w:eastAsiaTheme="majorEastAsia" w:hAnsiTheme="majorHAnsi" w:cstheme="majorBidi"/>
+        <w:rFonts w:ascii="NanumGothic" w:hAnsi="NanumGothic" w:eastAsia="NanumGothic" w:cs="NanumGothic"/>
         <w:b/>
         <w:bCs/>
       </w:rPr>
     </w:tblStylePr>
     <w:tblStylePr w:type="lastCol">
       <w:rPr>
-        <w:rFonts w:asciiTheme="majorHAnsi" w:eastAsiaTheme="majorEastAsia" w:hAnsiTheme="majorHAnsi" w:cstheme="majorBidi"/>
+        <w:rFonts w:ascii="NanumGothic" w:hAnsi="NanumGothic" w:eastAsia="NanumGothic" w:cs="NanumGothic"/>
         <w:b/>
         <w:bCs/>
       </w:rPr>
@@ -9236,7 +9236,7 @@
         <w:spacing w:before="0" w:after="0" w:line="240" w:lineRule="auto"/>
       </w:pPr>
       <w:rPr>
-        <w:rFonts w:asciiTheme="majorHAnsi" w:eastAsiaTheme="majorEastAsia" w:hAnsiTheme="majorHAnsi" w:cstheme="majorBidi"/>
+        <w:rFonts w:ascii="NanumGothic" w:hAnsi="NanumGothic" w:eastAsia="NanumGothic" w:cs="NanumGothic"/>
         <w:b/>
         <w:bCs/>
       </w:rPr>
@@ -9257,7 +9257,7 @@
         <w:spacing w:before="0" w:after="0" w:line="240" w:lineRule="auto"/>
       </w:pPr>
       <w:rPr>
-        <w:rFonts w:asciiTheme="majorHAnsi" w:eastAsiaTheme="majorEastAsia" w:hAnsiTheme="majorHAnsi" w:cstheme="majorBidi"/>
+        <w:rFonts w:ascii="NanumGothic" w:hAnsi="NanumGothic" w:eastAsia="NanumGothic" w:cs="NanumGothic"/>
         <w:b/>
         <w:bCs/>
       </w:rPr>
@@ -9275,14 +9275,14 @@
     </w:tblStylePr>
     <w:tblStylePr w:type="firstCol">
       <w:rPr>
-        <w:rFonts w:asciiTheme="majorHAnsi" w:eastAsiaTheme="majorEastAsia" w:hAnsiTheme="majorHAnsi" w:cstheme="majorBidi"/>
+        <w:rFonts w:ascii="NanumGothic" w:hAnsi="NanumGothic" w:eastAsia="NanumGothic" w:cs="NanumGothic"/>
         <w:b/>
         <w:bCs/>
       </w:rPr>
     </w:tblStylePr>
     <w:tblStylePr w:type="lastCol">
       <w:rPr>
-        <w:rFonts w:asciiTheme="majorHAnsi" w:eastAsiaTheme="majorEastAsia" w:hAnsiTheme="majorHAnsi" w:cstheme="majorBidi"/>
+        <w:rFonts w:ascii="NanumGothic" w:hAnsi="NanumGothic" w:eastAsia="NanumGothic" w:cs="NanumGothic"/>
         <w:b/>
         <w:bCs/>
       </w:rPr>
@@ -9366,7 +9366,7 @@
         <w:spacing w:before="0" w:after="0" w:line="240" w:lineRule="auto"/>
       </w:pPr>
       <w:rPr>
-        <w:rFonts w:asciiTheme="majorHAnsi" w:eastAsiaTheme="majorEastAsia" w:hAnsiTheme="majorHAnsi" w:cstheme="majorBidi"/>
+        <w:rFonts w:ascii="NanumGothic" w:hAnsi="NanumGothic" w:eastAsia="NanumGothic" w:cs="NanumGothic"/>
         <w:b/>
         <w:bCs/>
       </w:rPr>
@@ -9387,7 +9387,7 @@
         <w:spacing w:before="0" w:after="0" w:line="240" w:lineRule="auto"/>
       </w:pPr>
       <w:rPr>
-        <w:rFonts w:asciiTheme="majorHAnsi" w:eastAsiaTheme="majorEastAsia" w:hAnsiTheme="majorHAnsi" w:cstheme="majorBidi"/>
+        <w:rFonts w:ascii="NanumGothic" w:hAnsi="NanumGothic" w:eastAsia="NanumGothic" w:cs="NanumGothic"/>
         <w:b/>
         <w:bCs/>
       </w:rPr>
@@ -9405,14 +9405,14 @@
     </w:tblStylePr>
     <w:tblStylePr w:type="firstCol">
       <w:rPr>
-        <w:rFonts w:asciiTheme="majorHAnsi" w:eastAsiaTheme="majorEastAsia" w:hAnsiTheme="majorHAnsi" w:cstheme="majorBidi"/>
+        <w:rFonts w:ascii="NanumGothic" w:hAnsi="NanumGothic" w:eastAsia="NanumGothic" w:cs="NanumGothic"/>
         <w:b/>
         <w:bCs/>
       </w:rPr>
     </w:tblStylePr>
     <w:tblStylePr w:type="lastCol">
       <w:rPr>
-        <w:rFonts w:asciiTheme="majorHAnsi" w:eastAsiaTheme="majorEastAsia" w:hAnsiTheme="majorHAnsi" w:cstheme="majorBidi"/>
+        <w:rFonts w:ascii="NanumGothic" w:hAnsi="NanumGothic" w:eastAsia="NanumGothic" w:cs="NanumGothic"/>
         <w:b/>
         <w:bCs/>
       </w:rPr>
@@ -9496,7 +9496,7 @@
         <w:spacing w:before="0" w:after="0" w:line="240" w:lineRule="auto"/>
       </w:pPr>
       <w:rPr>
-        <w:rFonts w:asciiTheme="majorHAnsi" w:eastAsiaTheme="majorEastAsia" w:hAnsiTheme="majorHAnsi" w:cstheme="majorBidi"/>
+        <w:rFonts w:ascii="NanumGothic" w:hAnsi="NanumGothic" w:eastAsia="NanumGothic" w:cs="NanumGothic"/>
         <w:b/>
         <w:bCs/>
       </w:rPr>
@@ -9517,7 +9517,7 @@
         <w:spacing w:before="0" w:after="0" w:line="240" w:lineRule="auto"/>
       </w:pPr>
       <w:rPr>
-        <w:rFonts w:asciiTheme="majorHAnsi" w:eastAsiaTheme="majorEastAsia" w:hAnsiTheme="majorHAnsi" w:cstheme="majorBidi"/>
+        <w:rFonts w:ascii="NanumGothic" w:hAnsi="NanumGothic" w:eastAsia="NanumGothic" w:cs="NanumGothic"/>
         <w:b/>
         <w:bCs/>
       </w:rPr>
@@ -9535,14 +9535,14 @@
     </w:tblStylePr>
     <w:tblStylePr w:type="firstCol">
       <w:rPr>
-        <w:rFonts w:asciiTheme="majorHAnsi" w:eastAsiaTheme="majorEastAsia" w:hAnsiTheme="majorHAnsi" w:cstheme="majorBidi"/>
+        <w:rFonts w:ascii="NanumGothic" w:hAnsi="NanumGothic" w:eastAsia="NanumGothic" w:cs="NanumGothic"/>
         <w:b/>
         <w:bCs/>
       </w:rPr>
     </w:tblStylePr>
     <w:tblStylePr w:type="lastCol">
       <w:rPr>
-        <w:rFonts w:asciiTheme="majorHAnsi" w:eastAsiaTheme="majorEastAsia" w:hAnsiTheme="majorHAnsi" w:cstheme="majorBidi"/>
+        <w:rFonts w:ascii="NanumGothic" w:hAnsi="NanumGothic" w:eastAsia="NanumGothic" w:cs="NanumGothic"/>
         <w:b/>
         <w:bCs/>
       </w:rPr>
@@ -9626,7 +9626,7 @@
         <w:spacing w:before="0" w:after="0" w:line="240" w:lineRule="auto"/>
       </w:pPr>
       <w:rPr>
-        <w:rFonts w:asciiTheme="majorHAnsi" w:eastAsiaTheme="majorEastAsia" w:hAnsiTheme="majorHAnsi" w:cstheme="majorBidi"/>
+        <w:rFonts w:ascii="NanumGothic" w:hAnsi="NanumGothic" w:eastAsia="NanumGothic" w:cs="NanumGothic"/>
         <w:b/>
         <w:bCs/>
       </w:rPr>
@@ -9647,7 +9647,7 @@
         <w:spacing w:before="0" w:after="0" w:line="240" w:lineRule="auto"/>
       </w:pPr>
       <w:rPr>
-        <w:rFonts w:asciiTheme="majorHAnsi" w:eastAsiaTheme="majorEastAsia" w:hAnsiTheme="majorHAnsi" w:cstheme="majorBidi"/>
+        <w:rFonts w:ascii="NanumGothic" w:hAnsi="NanumGothic" w:eastAsia="NanumGothic" w:cs="NanumGothic"/>
         <w:b/>
         <w:bCs/>
       </w:rPr>
@@ -9665,14 +9665,14 @@
     </w:tblStylePr>
     <w:tblStylePr w:type="firstCol">
       <w:rPr>
-        <w:rFonts w:asciiTheme="majorHAnsi" w:eastAsiaTheme="majorEastAsia" w:hAnsiTheme="majorHAnsi" w:cstheme="majorBidi"/>
+        <w:rFonts w:ascii="NanumGothic" w:hAnsi="NanumGothic" w:eastAsia="NanumGothic" w:cs="NanumGothic"/>
         <w:b/>
         <w:bCs/>
       </w:rPr>
     </w:tblStylePr>
     <w:tblStylePr w:type="lastCol">
       <w:rPr>
-        <w:rFonts w:asciiTheme="majorHAnsi" w:eastAsiaTheme="majorEastAsia" w:hAnsiTheme="majorHAnsi" w:cstheme="majorBidi"/>
+        <w:rFonts w:ascii="NanumGothic" w:hAnsi="NanumGothic" w:eastAsia="NanumGothic" w:cs="NanumGothic"/>
         <w:b/>
         <w:bCs/>
       </w:rPr>
@@ -11537,7 +11537,7 @@
     </w:tblPr>
     <w:tblStylePr w:type="firstRow">
       <w:rPr>
-        <w:rFonts w:asciiTheme="majorHAnsi" w:eastAsiaTheme="majorEastAsia" w:hAnsiTheme="majorHAnsi" w:cstheme="majorBidi"/>
+        <w:rFonts w:ascii="NanumGothic" w:hAnsi="NanumGothic" w:eastAsia="NanumGothic" w:cs="NanumGothic"/>
       </w:rPr>
       <w:tblPr/>
       <w:tcPr>
@@ -11621,7 +11621,7 @@
     </w:tblPr>
     <w:tblStylePr w:type="firstRow">
       <w:rPr>
-        <w:rFonts w:asciiTheme="majorHAnsi" w:eastAsiaTheme="majorEastAsia" w:hAnsiTheme="majorHAnsi" w:cstheme="majorBidi"/>
+        <w:rFonts w:ascii="NanumGothic" w:hAnsi="NanumGothic" w:eastAsia="NanumGothic" w:cs="NanumGothic"/>
       </w:rPr>
       <w:tblPr/>
       <w:tcPr>
@@ -11705,7 +11705,7 @@
     </w:tblPr>
     <w:tblStylePr w:type="firstRow">
       <w:rPr>
-        <w:rFonts w:asciiTheme="majorHAnsi" w:eastAsiaTheme="majorEastAsia" w:hAnsiTheme="majorHAnsi" w:cstheme="majorBidi"/>
+        <w:rFonts w:ascii="NanumGothic" w:hAnsi="NanumGothic" w:eastAsia="NanumGothic" w:cs="NanumGothic"/>
       </w:rPr>
       <w:tblPr/>
       <w:tcPr>
@@ -11789,7 +11789,7 @@
     </w:tblPr>
     <w:tblStylePr w:type="firstRow">
       <w:rPr>
-        <w:rFonts w:asciiTheme="majorHAnsi" w:eastAsiaTheme="majorEastAsia" w:hAnsiTheme="majorHAnsi" w:cstheme="majorBidi"/>
+        <w:rFonts w:ascii="NanumGothic" w:hAnsi="NanumGothic" w:eastAsia="NanumGothic" w:cs="NanumGothic"/>
       </w:rPr>
       <w:tblPr/>
       <w:tcPr>
@@ -11873,7 +11873,7 @@
     </w:tblPr>
     <w:tblStylePr w:type="firstRow">
       <w:rPr>
-        <w:rFonts w:asciiTheme="majorHAnsi" w:eastAsiaTheme="majorEastAsia" w:hAnsiTheme="majorHAnsi" w:cstheme="majorBidi"/>
+        <w:rFonts w:ascii="NanumGothic" w:hAnsi="NanumGothic" w:eastAsia="NanumGothic" w:cs="NanumGothic"/>
       </w:rPr>
       <w:tblPr/>
       <w:tcPr>
@@ -11957,7 +11957,7 @@
     </w:tblPr>
     <w:tblStylePr w:type="firstRow">
       <w:rPr>
-        <w:rFonts w:asciiTheme="majorHAnsi" w:eastAsiaTheme="majorEastAsia" w:hAnsiTheme="majorHAnsi" w:cstheme="majorBidi"/>
+        <w:rFonts w:ascii="NanumGothic" w:hAnsi="NanumGothic" w:eastAsia="NanumGothic" w:cs="NanumGothic"/>
       </w:rPr>
       <w:tblPr/>
       <w:tcPr>
@@ -12041,7 +12041,7 @@
     </w:tblPr>
     <w:tblStylePr w:type="firstRow">
       <w:rPr>
-        <w:rFonts w:asciiTheme="majorHAnsi" w:eastAsiaTheme="majorEastAsia" w:hAnsiTheme="majorHAnsi" w:cstheme="majorBidi"/>
+        <w:rFonts w:ascii="NanumGothic" w:hAnsi="NanumGothic" w:eastAsia="NanumGothic" w:cs="NanumGothic"/>
       </w:rPr>
       <w:tblPr/>
       <w:tcPr>
@@ -12106,7 +12106,7 @@
       <w:spacing w:after="0" w:line="240" w:lineRule="auto"/>
     </w:pPr>
     <w:rPr>
-      <w:rFonts w:asciiTheme="majorHAnsi" w:eastAsiaTheme="majorEastAsia" w:hAnsiTheme="majorHAnsi" w:cstheme="majorBidi"/>
+      <w:rFonts w:ascii="NanumGothic" w:hAnsi="NanumGothic" w:eastAsia="NanumGothic" w:cs="NanumGothic"/>
       <w:color w:val="000000" w:themeColor="text1"/>
     </w:rPr>
     <w:tblPr>
@@ -12234,7 +12234,7 @@
       <w:spacing w:after="0" w:line="240" w:lineRule="auto"/>
     </w:pPr>
     <w:rPr>
-      <w:rFonts w:asciiTheme="majorHAnsi" w:eastAsiaTheme="majorEastAsia" w:hAnsiTheme="majorHAnsi" w:cstheme="majorBidi"/>
+      <w:rFonts w:ascii="NanumGothic" w:hAnsi="NanumGothic" w:eastAsia="NanumGothic" w:cs="NanumGothic"/>
       <w:color w:val="000000" w:themeColor="text1"/>
     </w:rPr>
     <w:tblPr>
@@ -12362,7 +12362,7 @@
       <w:spacing w:after="0" w:line="240" w:lineRule="auto"/>
     </w:pPr>
     <w:rPr>
-      <w:rFonts w:asciiTheme="majorHAnsi" w:eastAsiaTheme="majorEastAsia" w:hAnsiTheme="majorHAnsi" w:cstheme="majorBidi"/>
+      <w:rFonts w:ascii="NanumGothic" w:hAnsi="NanumGothic" w:eastAsia="NanumGothic" w:cs="NanumGothic"/>
       <w:color w:val="000000" w:themeColor="text1"/>
     </w:rPr>
     <w:tblPr>
@@ -12490,7 +12490,7 @@
       <w:spacing w:after="0" w:line="240" w:lineRule="auto"/>
     </w:pPr>
     <w:rPr>
-      <w:rFonts w:asciiTheme="majorHAnsi" w:eastAsiaTheme="majorEastAsia" w:hAnsiTheme="majorHAnsi" w:cstheme="majorBidi"/>
+      <w:rFonts w:ascii="NanumGothic" w:hAnsi="NanumGothic" w:eastAsia="NanumGothic" w:cs="NanumGothic"/>
       <w:color w:val="000000" w:themeColor="text1"/>
     </w:rPr>
     <w:tblPr>
@@ -12618,7 +12618,7 @@
       <w:spacing w:after="0" w:line="240" w:lineRule="auto"/>
     </w:pPr>
     <w:rPr>
-      <w:rFonts w:asciiTheme="majorHAnsi" w:eastAsiaTheme="majorEastAsia" w:hAnsiTheme="majorHAnsi" w:cstheme="majorBidi"/>
+      <w:rFonts w:ascii="NanumGothic" w:hAnsi="NanumGothic" w:eastAsia="NanumGothic" w:cs="NanumGothic"/>
       <w:color w:val="000000" w:themeColor="text1"/>
     </w:rPr>
     <w:tblPr>
@@ -12746,7 +12746,7 @@
       <w:spacing w:after="0" w:line="240" w:lineRule="auto"/>
     </w:pPr>
     <w:rPr>
-      <w:rFonts w:asciiTheme="majorHAnsi" w:eastAsiaTheme="majorEastAsia" w:hAnsiTheme="majorHAnsi" w:cstheme="majorBidi"/>
+      <w:rFonts w:ascii="NanumGothic" w:hAnsi="NanumGothic" w:eastAsia="NanumGothic" w:cs="NanumGothic"/>
       <w:color w:val="000000" w:themeColor="text1"/>
     </w:rPr>
     <w:tblPr>
@@ -12874,7 +12874,7 @@
       <w:spacing w:after="0" w:line="240" w:lineRule="auto"/>
     </w:pPr>
     <w:rPr>
-      <w:rFonts w:asciiTheme="majorHAnsi" w:eastAsiaTheme="majorEastAsia" w:hAnsiTheme="majorHAnsi" w:cstheme="majorBidi"/>
+      <w:rFonts w:ascii="NanumGothic" w:hAnsi="NanumGothic" w:eastAsia="NanumGothic" w:cs="NanumGothic"/>
       <w:color w:val="000000" w:themeColor="text1"/>
     </w:rPr>
     <w:tblPr>
@@ -13513,7 +13513,7 @@
       <w:spacing w:after="0" w:line="240" w:lineRule="auto"/>
     </w:pPr>
     <w:rPr>
-      <w:rFonts w:asciiTheme="majorHAnsi" w:eastAsiaTheme="majorEastAsia" w:hAnsiTheme="majorHAnsi" w:cstheme="majorBidi"/>
+      <w:rFonts w:ascii="NanumGothic" w:hAnsi="NanumGothic" w:eastAsia="NanumGothic" w:cs="NanumGothic"/>
       <w:color w:val="000000" w:themeColor="text1"/>
     </w:rPr>
     <w:tblPr>
@@ -13638,7 +13638,7 @@
       <w:spacing w:after="0" w:line="240" w:lineRule="auto"/>
     </w:pPr>
     <w:rPr>
-      <w:rFonts w:asciiTheme="majorHAnsi" w:eastAsiaTheme="majorEastAsia" w:hAnsiTheme="majorHAnsi" w:cstheme="majorBidi"/>
+      <w:rFonts w:ascii="NanumGothic" w:hAnsi="NanumGothic" w:eastAsia="NanumGothic" w:cs="NanumGothic"/>
       <w:color w:val="000000" w:themeColor="text1"/>
     </w:rPr>
     <w:tblPr>
@@ -13763,7 +13763,7 @@
       <w:spacing w:after="0" w:line="240" w:lineRule="auto"/>
     </w:pPr>
     <w:rPr>
-      <w:rFonts w:asciiTheme="majorHAnsi" w:eastAsiaTheme="majorEastAsia" w:hAnsiTheme="majorHAnsi" w:cstheme="majorBidi"/>
+      <w:rFonts w:ascii="NanumGothic" w:hAnsi="NanumGothic" w:eastAsia="NanumGothic" w:cs="NanumGothic"/>
       <w:color w:val="000000" w:themeColor="text1"/>
     </w:rPr>
     <w:tblPr>
@@ -13888,7 +13888,7 @@
       <w:spacing w:after="0" w:line="240" w:lineRule="auto"/>
     </w:pPr>
     <w:rPr>
-      <w:rFonts w:asciiTheme="majorHAnsi" w:eastAsiaTheme="majorEastAsia" w:hAnsiTheme="majorHAnsi" w:cstheme="majorBidi"/>
+      <w:rFonts w:ascii="NanumGothic" w:hAnsi="NanumGothic" w:eastAsia="NanumGothic" w:cs="NanumGothic"/>
       <w:color w:val="000000" w:themeColor="text1"/>
     </w:rPr>
     <w:tblPr>
@@ -14013,7 +14013,7 @@
       <w:spacing w:after="0" w:line="240" w:lineRule="auto"/>
     </w:pPr>
     <w:rPr>
-      <w:rFonts w:asciiTheme="majorHAnsi" w:eastAsiaTheme="majorEastAsia" w:hAnsiTheme="majorHAnsi" w:cstheme="majorBidi"/>
+      <w:rFonts w:ascii="NanumGothic" w:hAnsi="NanumGothic" w:eastAsia="NanumGothic" w:cs="NanumGothic"/>
       <w:color w:val="000000" w:themeColor="text1"/>
     </w:rPr>
     <w:tblPr>
@@ -14138,7 +14138,7 @@
       <w:spacing w:after="0" w:line="240" w:lineRule="auto"/>
     </w:pPr>
     <w:rPr>
-      <w:rFonts w:asciiTheme="majorHAnsi" w:eastAsiaTheme="majorEastAsia" w:hAnsiTheme="majorHAnsi" w:cstheme="majorBidi"/>
+      <w:rFonts w:ascii="NanumGothic" w:hAnsi="NanumGothic" w:eastAsia="NanumGothic" w:cs="NanumGothic"/>
       <w:color w:val="000000" w:themeColor="text1"/>
     </w:rPr>
     <w:tblPr>
@@ -14263,7 +14263,7 @@
       <w:spacing w:after="0" w:line="240" w:lineRule="auto"/>
     </w:pPr>
     <w:rPr>
-      <w:rFonts w:asciiTheme="majorHAnsi" w:eastAsiaTheme="majorEastAsia" w:hAnsiTheme="majorHAnsi" w:cstheme="majorBidi"/>
+      <w:rFonts w:ascii="NanumGothic" w:hAnsi="NanumGothic" w:eastAsia="NanumGothic" w:cs="NanumGothic"/>
       <w:color w:val="000000" w:themeColor="text1"/>
     </w:rPr>
     <w:tblPr>
@@ -18178,7 +18178,7 @@
   <w:docDefaults>
     <w:rPrDefault>
       <w:rPr>
-        <w:rFonts w:asciiTheme="minorHAnsi" w:eastAsiaTheme="minorEastAsia" w:hAnsiTheme="minorHAnsi" w:cstheme="minorBidi"/>
+        <w:rFonts w:ascii="NanumGothic" w:hAnsi="NanumGothic" w:eastAsia="NanumGothic" w:cs="NanumGothic"/>
         <w:sz w:val="22"/>
         <w:szCs w:val="22"/>
         <w:lang w:val="en-US" w:eastAsia="en-US" w:bidi="ar-SA"/>
@@ -18349,7 +18349,7 @@
       <w:outlineLvl w:val="0"/>
     </w:pPr>
     <w:rPr>
-      <w:rFonts w:asciiTheme="majorHAnsi" w:eastAsiaTheme="majorEastAsia" w:hAnsiTheme="majorHAnsi" w:cstheme="majorBidi"/>
+      <w:rFonts w:ascii="NanumGothic" w:hAnsi="NanumGothic" w:eastAsia="NanumGothic" w:cs="NanumGothic"/>
       <w:b/>
       <w:bCs/>
       <w:color w:val="365F91" w:themeColor="accent1" w:themeShade="BF"/>
@@ -18373,7 +18373,7 @@
       <w:outlineLvl w:val="1"/>
     </w:pPr>
     <w:rPr>
-      <w:rFonts w:asciiTheme="majorHAnsi" w:eastAsiaTheme="majorEastAsia" w:hAnsiTheme="majorHAnsi" w:cstheme="majorBidi"/>
+      <w:rFonts w:ascii="NanumGothic" w:hAnsi="NanumGothic" w:eastAsia="NanumGothic" w:cs="NanumGothic"/>
       <w:b/>
       <w:bCs/>
       <w:color w:val="4F81BD" w:themeColor="accent1"/>
@@ -18397,7 +18397,7 @@
       <w:outlineLvl w:val="2"/>
     </w:pPr>
     <w:rPr>
-      <w:rFonts w:asciiTheme="majorHAnsi" w:eastAsiaTheme="majorEastAsia" w:hAnsiTheme="majorHAnsi" w:cstheme="majorBidi"/>
+      <w:rFonts w:ascii="NanumGothic" w:hAnsi="NanumGothic" w:eastAsia="NanumGothic" w:cs="NanumGothic"/>
       <w:b/>
       <w:bCs/>
       <w:color w:val="4F81BD" w:themeColor="accent1"/>
@@ -18420,7 +18420,7 @@
       <w:outlineLvl w:val="3"/>
     </w:pPr>
     <w:rPr>
-      <w:rFonts w:asciiTheme="majorHAnsi" w:eastAsiaTheme="majorEastAsia" w:hAnsiTheme="majorHAnsi" w:cstheme="majorBidi"/>
+      <w:rFonts w:ascii="NanumGothic" w:hAnsi="NanumGothic" w:eastAsia="NanumGothic" w:cs="NanumGothic"/>
       <w:b/>
       <w:bCs/>
       <w:i/>
@@ -18445,7 +18445,7 @@
       <w:outlineLvl w:val="4"/>
     </w:pPr>
     <w:rPr>
-      <w:rFonts w:asciiTheme="majorHAnsi" w:eastAsiaTheme="majorEastAsia" w:hAnsiTheme="majorHAnsi" w:cstheme="majorBidi"/>
+      <w:rFonts w:ascii="NanumGothic" w:hAnsi="NanumGothic" w:eastAsia="NanumGothic" w:cs="NanumGothic"/>
       <w:color w:val="243F60" w:themeColor="accent1" w:themeShade="7F"/>
     </w:rPr>
   </w:style>
@@ -18466,7 +18466,7 @@
       <w:outlineLvl w:val="5"/>
     </w:pPr>
     <w:rPr>
-      <w:rFonts w:asciiTheme="majorHAnsi" w:eastAsiaTheme="majorEastAsia" w:hAnsiTheme="majorHAnsi" w:cstheme="majorBidi"/>
+      <w:rFonts w:ascii="NanumGothic" w:hAnsi="NanumGothic" w:eastAsia="NanumGothic" w:cs="NanumGothic"/>
       <w:i/>
       <w:iCs/>
       <w:color w:val="243F60" w:themeColor="accent1" w:themeShade="7F"/>
@@ -18489,7 +18489,7 @@
       <w:outlineLvl w:val="6"/>
     </w:pPr>
     <w:rPr>
-      <w:rFonts w:asciiTheme="majorHAnsi" w:eastAsiaTheme="majorEastAsia" w:hAnsiTheme="majorHAnsi" w:cstheme="majorBidi"/>
+      <w:rFonts w:ascii="NanumGothic" w:hAnsi="NanumGothic" w:eastAsia="NanumGothic" w:cs="NanumGothic"/>
       <w:i/>
       <w:iCs/>
       <w:color w:val="404040" w:themeColor="text1" w:themeTint="BF"/>
@@ -18512,7 +18512,7 @@
       <w:outlineLvl w:val="7"/>
     </w:pPr>
     <w:rPr>
-      <w:rFonts w:asciiTheme="majorHAnsi" w:eastAsiaTheme="majorEastAsia" w:hAnsiTheme="majorHAnsi" w:cstheme="majorBidi"/>
+      <w:rFonts w:ascii="NanumGothic" w:hAnsi="NanumGothic" w:eastAsia="NanumGothic" w:cs="NanumGothic"/>
       <w:color w:val="4F81BD" w:themeColor="accent1"/>
       <w:sz w:val="20"/>
       <w:szCs w:val="20"/>
@@ -18535,7 +18535,7 @@
       <w:outlineLvl w:val="8"/>
     </w:pPr>
     <w:rPr>
-      <w:rFonts w:asciiTheme="majorHAnsi" w:eastAsiaTheme="majorEastAsia" w:hAnsiTheme="majorHAnsi" w:cstheme="majorBidi"/>
+      <w:rFonts w:ascii="NanumGothic" w:hAnsi="NanumGothic" w:eastAsia="NanumGothic" w:cs="NanumGothic"/>
       <w:i/>
       <w:iCs/>
       <w:color w:val="404040" w:themeColor="text1" w:themeTint="BF"/>
@@ -18586,7 +18586,7 @@
     <w:uiPriority w:val="9"/>
     <w:rsid w:val="00FC693F"/>
     <w:rPr>
-      <w:rFonts w:asciiTheme="majorHAnsi" w:eastAsiaTheme="majorEastAsia" w:hAnsiTheme="majorHAnsi" w:cstheme="majorBidi"/>
+      <w:rFonts w:ascii="NanumGothic" w:hAnsi="NanumGothic" w:eastAsia="NanumGothic" w:cs="NanumGothic"/>
       <w:b/>
       <w:bCs/>
       <w:color w:val="365F91" w:themeColor="accent1" w:themeShade="BF"/>
@@ -18601,7 +18601,7 @@
     <w:uiPriority w:val="9"/>
     <w:rsid w:val="00FC693F"/>
     <w:rPr>
-      <w:rFonts w:asciiTheme="majorHAnsi" w:eastAsiaTheme="majorEastAsia" w:hAnsiTheme="majorHAnsi" w:cstheme="majorBidi"/>
+      <w:rFonts w:ascii="NanumGothic" w:hAnsi="NanumGothic" w:eastAsia="NanumGothic" w:cs="NanumGothic"/>
       <w:b/>
       <w:bCs/>
       <w:color w:val="4F81BD" w:themeColor="accent1"/>
@@ -18616,7 +18616,7 @@
     <w:uiPriority w:val="9"/>
     <w:rsid w:val="00FC693F"/>
     <w:rPr>
-      <w:rFonts w:asciiTheme="majorHAnsi" w:eastAsiaTheme="majorEastAsia" w:hAnsiTheme="majorHAnsi" w:cstheme="majorBidi"/>
+      <w:rFonts w:ascii="NanumGothic" w:hAnsi="NanumGothic" w:eastAsia="NanumGothic" w:cs="NanumGothic"/>
       <w:b/>
       <w:bCs/>
       <w:color w:val="4F81BD" w:themeColor="accent1"/>
@@ -18638,7 +18638,7 @@
       <w:contextualSpacing/>
     </w:pPr>
     <w:rPr>
-      <w:rFonts w:asciiTheme="majorHAnsi" w:eastAsiaTheme="majorEastAsia" w:hAnsiTheme="majorHAnsi" w:cstheme="majorBidi"/>
+      <w:rFonts w:ascii="NanumGothic" w:hAnsi="NanumGothic" w:eastAsia="NanumGothic" w:cs="NanumGothic"/>
       <w:color w:val="17365D" w:themeColor="text2" w:themeShade="BF"/>
       <w:spacing w:val="5"/>
       <w:kern w:val="28"/>
@@ -18653,7 +18653,7 @@
     <w:uiPriority w:val="10"/>
     <w:rsid w:val="00FC693F"/>
     <w:rPr>
-      <w:rFonts w:asciiTheme="majorHAnsi" w:eastAsiaTheme="majorEastAsia" w:hAnsiTheme="majorHAnsi" w:cstheme="majorBidi"/>
+      <w:rFonts w:ascii="NanumGothic" w:hAnsi="NanumGothic" w:eastAsia="NanumGothic" w:cs="NanumGothic"/>
       <w:color w:val="17365D" w:themeColor="text2" w:themeShade="BF"/>
       <w:spacing w:val="5"/>
       <w:kern w:val="28"/>
@@ -18675,7 +18675,7 @@
       </w:numPr>
     </w:pPr>
     <w:rPr>
-      <w:rFonts w:asciiTheme="majorHAnsi" w:eastAsiaTheme="majorEastAsia" w:hAnsiTheme="majorHAnsi" w:cstheme="majorBidi"/>
+      <w:rFonts w:ascii="NanumGothic" w:hAnsi="NanumGothic" w:eastAsia="NanumGothic" w:cs="NanumGothic"/>
       <w:i/>
       <w:iCs/>
       <w:color w:val="4F81BD" w:themeColor="accent1"/>
@@ -18691,7 +18691,7 @@
     <w:uiPriority w:val="11"/>
     <w:rsid w:val="00FC693F"/>
     <w:rPr>
-      <w:rFonts w:asciiTheme="majorHAnsi" w:eastAsiaTheme="majorEastAsia" w:hAnsiTheme="majorHAnsi" w:cstheme="majorBidi"/>
+      <w:rFonts w:ascii="NanumGothic" w:hAnsi="NanumGothic" w:eastAsia="NanumGothic" w:cs="NanumGothic"/>
       <w:i/>
       <w:iCs/>
       <w:color w:val="4F81BD" w:themeColor="accent1"/>
@@ -18938,7 +18938,7 @@
       </w:tabs>
     </w:pPr>
     <w:rPr>
-      <w:rFonts w:ascii="Courier" w:hAnsi="Courier"/>
+      <w:rFonts w:ascii="NanumGothic" w:hAnsi="NanumGothic" w:eastAsia="NanumGothic" w:cs="NanumGothic"/>
       <w:sz w:val="20"/>
       <w:szCs w:val="20"/>
     </w:rPr>
@@ -18950,7 +18950,7 @@
     <w:uiPriority w:val="99"/>
     <w:rsid w:val="0029639D"/>
     <w:rPr>
-      <w:rFonts w:ascii="Courier" w:hAnsi="Courier"/>
+      <w:rFonts w:ascii="NanumGothic" w:hAnsi="NanumGothic" w:eastAsia="NanumGothic" w:cs="NanumGothic"/>
       <w:sz w:val="20"/>
       <w:szCs w:val="20"/>
     </w:rPr>
@@ -18989,7 +18989,7 @@
     <w:semiHidden/>
     <w:rsid w:val="00FC693F"/>
     <w:rPr>
-      <w:rFonts w:asciiTheme="majorHAnsi" w:eastAsiaTheme="majorEastAsia" w:hAnsiTheme="majorHAnsi" w:cstheme="majorBidi"/>
+      <w:rFonts w:ascii="NanumGothic" w:hAnsi="NanumGothic" w:eastAsia="NanumGothic" w:cs="NanumGothic"/>
       <w:b/>
       <w:bCs/>
       <w:i/>
@@ -19005,7 +19005,7 @@
     <w:semiHidden/>
     <w:rsid w:val="00FC693F"/>
     <w:rPr>
-      <w:rFonts w:asciiTheme="majorHAnsi" w:eastAsiaTheme="majorEastAsia" w:hAnsiTheme="majorHAnsi" w:cstheme="majorBidi"/>
+      <w:rFonts w:ascii="NanumGothic" w:hAnsi="NanumGothic" w:eastAsia="NanumGothic" w:cs="NanumGothic"/>
       <w:color w:val="243F60" w:themeColor="accent1" w:themeShade="7F"/>
     </w:rPr>
   </w:style>
@@ -19017,7 +19017,7 @@
     <w:semiHidden/>
     <w:rsid w:val="00FC693F"/>
     <w:rPr>
-      <w:rFonts w:asciiTheme="majorHAnsi" w:eastAsiaTheme="majorEastAsia" w:hAnsiTheme="majorHAnsi" w:cstheme="majorBidi"/>
+      <w:rFonts w:ascii="NanumGothic" w:hAnsi="NanumGothic" w:eastAsia="NanumGothic" w:cs="NanumGothic"/>
       <w:i/>
       <w:iCs/>
       <w:color w:val="243F60" w:themeColor="accent1" w:themeShade="7F"/>
@@ -19031,7 +19031,7 @@
     <w:semiHidden/>
     <w:rsid w:val="00FC693F"/>
     <w:rPr>
-      <w:rFonts w:asciiTheme="majorHAnsi" w:eastAsiaTheme="majorEastAsia" w:hAnsiTheme="majorHAnsi" w:cstheme="majorBidi"/>
+      <w:rFonts w:ascii="NanumGothic" w:hAnsi="NanumGothic" w:eastAsia="NanumGothic" w:cs="NanumGothic"/>
       <w:i/>
       <w:iCs/>
       <w:color w:val="404040" w:themeColor="text1" w:themeTint="BF"/>
@@ -19045,7 +19045,7 @@
     <w:semiHidden/>
     <w:rsid w:val="00FC693F"/>
     <w:rPr>
-      <w:rFonts w:asciiTheme="majorHAnsi" w:eastAsiaTheme="majorEastAsia" w:hAnsiTheme="majorHAnsi" w:cstheme="majorBidi"/>
+      <w:rFonts w:ascii="NanumGothic" w:hAnsi="NanumGothic" w:eastAsia="NanumGothic" w:cs="NanumGothic"/>
       <w:color w:val="4F81BD" w:themeColor="accent1"/>
       <w:sz w:val="20"/>
       <w:szCs w:val="20"/>
@@ -19059,7 +19059,7 @@
     <w:semiHidden/>
     <w:rsid w:val="00FC693F"/>
     <w:rPr>
-      <w:rFonts w:asciiTheme="majorHAnsi" w:eastAsiaTheme="majorEastAsia" w:hAnsiTheme="majorHAnsi" w:cstheme="majorBidi"/>
+      <w:rFonts w:ascii="NanumGothic" w:hAnsi="NanumGothic" w:eastAsia="NanumGothic" w:cs="NanumGothic"/>
       <w:i/>
       <w:iCs/>
       <w:color w:val="404040" w:themeColor="text1" w:themeTint="BF"/>
@@ -20648,7 +20648,7 @@
         <w:spacing w:before="0" w:after="0" w:line="240" w:lineRule="auto"/>
       </w:pPr>
       <w:rPr>
-        <w:rFonts w:asciiTheme="majorHAnsi" w:eastAsiaTheme="majorEastAsia" w:hAnsiTheme="majorHAnsi" w:cstheme="majorBidi"/>
+        <w:rFonts w:ascii="NanumGothic" w:hAnsi="NanumGothic" w:eastAsia="NanumGothic" w:cs="NanumGothic"/>
         <w:b/>
         <w:bCs/>
       </w:rPr>
@@ -20669,7 +20669,7 @@
         <w:spacing w:before="0" w:after="0" w:line="240" w:lineRule="auto"/>
       </w:pPr>
       <w:rPr>
-        <w:rFonts w:asciiTheme="majorHAnsi" w:eastAsiaTheme="majorEastAsia" w:hAnsiTheme="majorHAnsi" w:cstheme="majorBidi"/>
+        <w:rFonts w:ascii="NanumGothic" w:hAnsi="NanumGothic" w:eastAsia="NanumGothic" w:cs="NanumGothic"/>
         <w:b/>
         <w:bCs/>
       </w:rPr>
@@ -20687,14 +20687,14 @@
     </w:tblStylePr>
     <w:tblStylePr w:type="firstCol">
       <w:rPr>
-        <w:rFonts w:asciiTheme="majorHAnsi" w:eastAsiaTheme="majorEastAsia" w:hAnsiTheme="majorHAnsi" w:cstheme="majorBidi"/>
+        <w:rFonts w:ascii="NanumGothic" w:hAnsi="NanumGothic" w:eastAsia="NanumGothic" w:cs="NanumGothic"/>
         <w:b/>
         <w:bCs/>
       </w:rPr>
     </w:tblStylePr>
     <w:tblStylePr w:type="lastCol">
       <w:rPr>
-        <w:rFonts w:asciiTheme="majorHAnsi" w:eastAsiaTheme="majorEastAsia" w:hAnsiTheme="majorHAnsi" w:cstheme="majorBidi"/>
+        <w:rFonts w:ascii="NanumGothic" w:hAnsi="NanumGothic" w:eastAsia="NanumGothic" w:cs="NanumGothic"/>
         <w:b/>
         <w:bCs/>
       </w:rPr>
@@ -20778,7 +20778,7 @@
         <w:spacing w:before="0" w:after="0" w:line="240" w:lineRule="auto"/>
       </w:pPr>
       <w:rPr>
-        <w:rFonts w:asciiTheme="majorHAnsi" w:eastAsiaTheme="majorEastAsia" w:hAnsiTheme="majorHAnsi" w:cstheme="majorBidi"/>
+        <w:rFonts w:ascii="NanumGothic" w:hAnsi="NanumGothic" w:eastAsia="NanumGothic" w:cs="NanumGothic"/>
         <w:b/>
         <w:bCs/>
       </w:rPr>
@@ -20799,7 +20799,7 @@
         <w:spacing w:before="0" w:after="0" w:line="240" w:lineRule="auto"/>
       </w:pPr>
       <w:rPr>
-        <w:rFonts w:asciiTheme="majorHAnsi" w:eastAsiaTheme="majorEastAsia" w:hAnsiTheme="majorHAnsi" w:cstheme="majorBidi"/>
+        <w:rFonts w:ascii="NanumGothic" w:hAnsi="NanumGothic" w:eastAsia="NanumGothic" w:cs="NanumGothic"/>
         <w:b/>
         <w:bCs/>
       </w:rPr>
@@ -20817,14 +20817,14 @@
     </w:tblStylePr>
     <w:tblStylePr w:type="firstCol">
       <w:rPr>
-        <w:rFonts w:asciiTheme="majorHAnsi" w:eastAsiaTheme="majorEastAsia" w:hAnsiTheme="majorHAnsi" w:cstheme="majorBidi"/>
+        <w:rFonts w:ascii="NanumGothic" w:hAnsi="NanumGothic" w:eastAsia="NanumGothic" w:cs="NanumGothic"/>
         <w:b/>
         <w:bCs/>
       </w:rPr>
     </w:tblStylePr>
     <w:tblStylePr w:type="lastCol">
       <w:rPr>
-        <w:rFonts w:asciiTheme="majorHAnsi" w:eastAsiaTheme="majorEastAsia" w:hAnsiTheme="majorHAnsi" w:cstheme="majorBidi"/>
+        <w:rFonts w:ascii="NanumGothic" w:hAnsi="NanumGothic" w:eastAsia="NanumGothic" w:cs="NanumGothic"/>
         <w:b/>
         <w:bCs/>
       </w:rPr>
@@ -20908,7 +20908,7 @@
         <w:spacing w:before="0" w:after="0" w:line="240" w:lineRule="auto"/>
       </w:pPr>
       <w:rPr>
-        <w:rFonts w:asciiTheme="majorHAnsi" w:eastAsiaTheme="majorEastAsia" w:hAnsiTheme="majorHAnsi" w:cstheme="majorBidi"/>
+        <w:rFonts w:ascii="NanumGothic" w:hAnsi="NanumGothic" w:eastAsia="NanumGothic" w:cs="NanumGothic"/>
         <w:b/>
         <w:bCs/>
       </w:rPr>
@@ -20929,7 +20929,7 @@
         <w:spacing w:before="0" w:after="0" w:line="240" w:lineRule="auto"/>
       </w:pPr>
       <w:rPr>
-        <w:rFonts w:asciiTheme="majorHAnsi" w:eastAsiaTheme="majorEastAsia" w:hAnsiTheme="majorHAnsi" w:cstheme="majorBidi"/>
+        <w:rFonts w:ascii="NanumGothic" w:hAnsi="NanumGothic" w:eastAsia="NanumGothic" w:cs="NanumGothic"/>
         <w:b/>
         <w:bCs/>
       </w:rPr>
@@ -20947,14 +20947,14 @@
     </w:tblStylePr>
     <w:tblStylePr w:type="firstCol">
       <w:rPr>
-        <w:rFonts w:asciiTheme="majorHAnsi" w:eastAsiaTheme="majorEastAsia" w:hAnsiTheme="majorHAnsi" w:cstheme="majorBidi"/>
+        <w:rFonts w:ascii="NanumGothic" w:hAnsi="NanumGothic" w:eastAsia="NanumGothic" w:cs="NanumGothic"/>
         <w:b/>
         <w:bCs/>
       </w:rPr>
     </w:tblStylePr>
     <w:tblStylePr w:type="lastCol">
       <w:rPr>
-        <w:rFonts w:asciiTheme="majorHAnsi" w:eastAsiaTheme="majorEastAsia" w:hAnsiTheme="majorHAnsi" w:cstheme="majorBidi"/>
+        <w:rFonts w:ascii="NanumGothic" w:hAnsi="NanumGothic" w:eastAsia="NanumGothic" w:cs="NanumGothic"/>
         <w:b/>
         <w:bCs/>
       </w:rPr>
@@ -21038,7 +21038,7 @@
         <w:spacing w:before="0" w:after="0" w:line="240" w:lineRule="auto"/>
       </w:pPr>
       <w:rPr>
-        <w:rFonts w:asciiTheme="majorHAnsi" w:eastAsiaTheme="majorEastAsia" w:hAnsiTheme="majorHAnsi" w:cstheme="majorBidi"/>
+        <w:rFonts w:ascii="NanumGothic" w:hAnsi="NanumGothic" w:eastAsia="NanumGothic" w:cs="NanumGothic"/>
         <w:b/>
         <w:bCs/>
       </w:rPr>
@@ -21059,7 +21059,7 @@
         <w:spacing w:before="0" w:after="0" w:line="240" w:lineRule="auto"/>
       </w:pPr>
       <w:rPr>
-        <w:rFonts w:asciiTheme="majorHAnsi" w:eastAsiaTheme="majorEastAsia" w:hAnsiTheme="majorHAnsi" w:cstheme="majorBidi"/>
+        <w:rFonts w:ascii="NanumGothic" w:hAnsi="NanumGothic" w:eastAsia="NanumGothic" w:cs="NanumGothic"/>
         <w:b/>
         <w:bCs/>
       </w:rPr>
@@ -21077,14 +21077,14 @@
     </w:tblStylePr>
     <w:tblStylePr w:type="firstCol">
       <w:rPr>
-        <w:rFonts w:asciiTheme="majorHAnsi" w:eastAsiaTheme="majorEastAsia" w:hAnsiTheme="majorHAnsi" w:cstheme="majorBidi"/>
+        <w:rFonts w:ascii="NanumGothic" w:hAnsi="NanumGothic" w:eastAsia="NanumGothic" w:cs="NanumGothic"/>
         <w:b/>
         <w:bCs/>
       </w:rPr>
     </w:tblStylePr>
     <w:tblStylePr w:type="lastCol">
       <w:rPr>
-        <w:rFonts w:asciiTheme="majorHAnsi" w:eastAsiaTheme="majorEastAsia" w:hAnsiTheme="majorHAnsi" w:cstheme="majorBidi"/>
+        <w:rFonts w:ascii="NanumGothic" w:hAnsi="NanumGothic" w:eastAsia="NanumGothic" w:cs="NanumGothic"/>
         <w:b/>
         <w:bCs/>
       </w:rPr>
@@ -21168,7 +21168,7 @@
         <w:spacing w:before="0" w:after="0" w:line="240" w:lineRule="auto"/>
       </w:pPr>
       <w:rPr>
-        <w:rFonts w:asciiTheme="majorHAnsi" w:eastAsiaTheme="majorEastAsia" w:hAnsiTheme="majorHAnsi" w:cstheme="majorBidi"/>
+        <w:rFonts w:ascii="NanumGothic" w:hAnsi="NanumGothic" w:eastAsia="NanumGothic" w:cs="NanumGothic"/>
         <w:b/>
         <w:bCs/>
       </w:rPr>
@@ -21189,7 +21189,7 @@
         <w:spacing w:before="0" w:after="0" w:line="240" w:lineRule="auto"/>
       </w:pPr>
       <w:rPr>
-        <w:rFonts w:asciiTheme="majorHAnsi" w:eastAsiaTheme="majorEastAsia" w:hAnsiTheme="majorHAnsi" w:cstheme="majorBidi"/>
+        <w:rFonts w:ascii="NanumGothic" w:hAnsi="NanumGothic" w:eastAsia="NanumGothic" w:cs="NanumGothic"/>
         <w:b/>
         <w:bCs/>
       </w:rPr>
@@ -21207,14 +21207,14 @@
     </w:tblStylePr>
     <w:tblStylePr w:type="firstCol">
       <w:rPr>
-        <w:rFonts w:asciiTheme="majorHAnsi" w:eastAsiaTheme="majorEastAsia" w:hAnsiTheme="majorHAnsi" w:cstheme="majorBidi"/>
+        <w:rFonts w:ascii="NanumGothic" w:hAnsi="NanumGothic" w:eastAsia="NanumGothic" w:cs="NanumGothic"/>
         <w:b/>
         <w:bCs/>
       </w:rPr>
     </w:tblStylePr>
     <w:tblStylePr w:type="lastCol">
       <w:rPr>
-        <w:rFonts w:asciiTheme="majorHAnsi" w:eastAsiaTheme="majorEastAsia" w:hAnsiTheme="majorHAnsi" w:cstheme="majorBidi"/>
+        <w:rFonts w:ascii="NanumGothic" w:hAnsi="NanumGothic" w:eastAsia="NanumGothic" w:cs="NanumGothic"/>
         <w:b/>
         <w:bCs/>
       </w:rPr>
@@ -21298,7 +21298,7 @@
         <w:spacing w:before="0" w:after="0" w:line="240" w:lineRule="auto"/>
       </w:pPr>
       <w:rPr>
-        <w:rFonts w:asciiTheme="majorHAnsi" w:eastAsiaTheme="majorEastAsia" w:hAnsiTheme="majorHAnsi" w:cstheme="majorBidi"/>
+        <w:rFonts w:ascii="NanumGothic" w:hAnsi="NanumGothic" w:eastAsia="NanumGothic" w:cs="NanumGothic"/>
         <w:b/>
         <w:bCs/>
       </w:rPr>
@@ -21319,7 +21319,7 @@
         <w:spacing w:before="0" w:after="0" w:line="240" w:lineRule="auto"/>
       </w:pPr>
       <w:rPr>
-        <w:rFonts w:asciiTheme="majorHAnsi" w:eastAsiaTheme="majorEastAsia" w:hAnsiTheme="majorHAnsi" w:cstheme="majorBidi"/>
+        <w:rFonts w:ascii="NanumGothic" w:hAnsi="NanumGothic" w:eastAsia="NanumGothic" w:cs="NanumGothic"/>
         <w:b/>
         <w:bCs/>
       </w:rPr>
@@ -21337,14 +21337,14 @@
     </w:tblStylePr>
     <w:tblStylePr w:type="firstCol">
       <w:rPr>
-        <w:rFonts w:asciiTheme="majorHAnsi" w:eastAsiaTheme="majorEastAsia" w:hAnsiTheme="majorHAnsi" w:cstheme="majorBidi"/>
+        <w:rFonts w:ascii="NanumGothic" w:hAnsi="NanumGothic" w:eastAsia="NanumGothic" w:cs="NanumGothic"/>
         <w:b/>
         <w:bCs/>
       </w:rPr>
     </w:tblStylePr>
     <w:tblStylePr w:type="lastCol">
       <w:rPr>
-        <w:rFonts w:asciiTheme="majorHAnsi" w:eastAsiaTheme="majorEastAsia" w:hAnsiTheme="majorHAnsi" w:cstheme="majorBidi"/>
+        <w:rFonts w:ascii="NanumGothic" w:hAnsi="NanumGothic" w:eastAsia="NanumGothic" w:cs="NanumGothic"/>
         <w:b/>
         <w:bCs/>
       </w:rPr>
@@ -21428,7 +21428,7 @@
         <w:spacing w:before="0" w:after="0" w:line="240" w:lineRule="auto"/>
       </w:pPr>
       <w:rPr>
-        <w:rFonts w:asciiTheme="majorHAnsi" w:eastAsiaTheme="majorEastAsia" w:hAnsiTheme="majorHAnsi" w:cstheme="majorBidi"/>
+        <w:rFonts w:ascii="NanumGothic" w:hAnsi="NanumGothic" w:eastAsia="NanumGothic" w:cs="NanumGothic"/>
         <w:b/>
         <w:bCs/>
       </w:rPr>
@@ -21449,7 +21449,7 @@
         <w:spacing w:before="0" w:after="0" w:line="240" w:lineRule="auto"/>
       </w:pPr>
       <w:rPr>
-        <w:rFonts w:asciiTheme="majorHAnsi" w:eastAsiaTheme="majorEastAsia" w:hAnsiTheme="majorHAnsi" w:cstheme="majorBidi"/>
+        <w:rFonts w:ascii="NanumGothic" w:hAnsi="NanumGothic" w:eastAsia="NanumGothic" w:cs="NanumGothic"/>
         <w:b/>
         <w:bCs/>
       </w:rPr>
@@ -21467,14 +21467,14 @@
     </w:tblStylePr>
     <w:tblStylePr w:type="firstCol">
       <w:rPr>
-        <w:rFonts w:asciiTheme="majorHAnsi" w:eastAsiaTheme="majorEastAsia" w:hAnsiTheme="majorHAnsi" w:cstheme="majorBidi"/>
+        <w:rFonts w:ascii="NanumGothic" w:hAnsi="NanumGothic" w:eastAsia="NanumGothic" w:cs="NanumGothic"/>
         <w:b/>
         <w:bCs/>
       </w:rPr>
     </w:tblStylePr>
     <w:tblStylePr w:type="lastCol">
       <w:rPr>
-        <w:rFonts w:asciiTheme="majorHAnsi" w:eastAsiaTheme="majorEastAsia" w:hAnsiTheme="majorHAnsi" w:cstheme="majorBidi"/>
+        <w:rFonts w:ascii="NanumGothic" w:hAnsi="NanumGothic" w:eastAsia="NanumGothic" w:cs="NanumGothic"/>
         <w:b/>
         <w:bCs/>
       </w:rPr>
@@ -23339,7 +23339,7 @@
     </w:tblPr>
     <w:tblStylePr w:type="firstRow">
       <w:rPr>
-        <w:rFonts w:asciiTheme="majorHAnsi" w:eastAsiaTheme="majorEastAsia" w:hAnsiTheme="majorHAnsi" w:cstheme="majorBidi"/>
+        <w:rFonts w:ascii="NanumGothic" w:hAnsi="NanumGothic" w:eastAsia="NanumGothic" w:cs="NanumGothic"/>
       </w:rPr>
       <w:tblPr/>
       <w:tcPr>
@@ -23423,7 +23423,7 @@
     </w:tblPr>
     <w:tblStylePr w:type="firstRow">
       <w:rPr>
-        <w:rFonts w:asciiTheme="majorHAnsi" w:eastAsiaTheme="majorEastAsia" w:hAnsiTheme="majorHAnsi" w:cstheme="majorBidi"/>
+        <w:rFonts w:ascii="NanumGothic" w:hAnsi="NanumGothic" w:eastAsia="NanumGothic" w:cs="NanumGothic"/>
       </w:rPr>
       <w:tblPr/>
       <w:tcPr>
@@ -23507,7 +23507,7 @@
     </w:tblPr>
     <w:tblStylePr w:type="firstRow">
       <w:rPr>
-        <w:rFonts w:asciiTheme="majorHAnsi" w:eastAsiaTheme="majorEastAsia" w:hAnsiTheme="majorHAnsi" w:cstheme="majorBidi"/>
+        <w:rFonts w:ascii="NanumGothic" w:hAnsi="NanumGothic" w:eastAsia="NanumGothic" w:cs="NanumGothic"/>
       </w:rPr>
       <w:tblPr/>
       <w:tcPr>
@@ -23591,7 +23591,7 @@
     </w:tblPr>
     <w:tblStylePr w:type="firstRow">
       <w:rPr>
-        <w:rFonts w:asciiTheme="majorHAnsi" w:eastAsiaTheme="majorEastAsia" w:hAnsiTheme="majorHAnsi" w:cstheme="majorBidi"/>
+        <w:rFonts w:ascii="NanumGothic" w:hAnsi="NanumGothic" w:eastAsia="NanumGothic" w:cs="NanumGothic"/>
       </w:rPr>
       <w:tblPr/>
       <w:tcPr>
@@ -23675,7 +23675,7 @@
     </w:tblPr>
     <w:tblStylePr w:type="firstRow">
       <w:rPr>
-        <w:rFonts w:asciiTheme="majorHAnsi" w:eastAsiaTheme="majorEastAsia" w:hAnsiTheme="majorHAnsi" w:cstheme="majorBidi"/>
+        <w:rFonts w:ascii="NanumGothic" w:hAnsi="NanumGothic" w:eastAsia="NanumGothic" w:cs="NanumGothic"/>
       </w:rPr>
       <w:tblPr/>
       <w:tcPr>
@@ -23759,7 +23759,7 @@
     </w:tblPr>
     <w:tblStylePr w:type="firstRow">
       <w:rPr>
-        <w:rFonts w:asciiTheme="majorHAnsi" w:eastAsiaTheme="majorEastAsia" w:hAnsiTheme="majorHAnsi" w:cstheme="majorBidi"/>
+        <w:rFonts w:ascii="NanumGothic" w:hAnsi="NanumGothic" w:eastAsia="NanumGothic" w:cs="NanumGothic"/>
       </w:rPr>
       <w:tblPr/>
       <w:tcPr>
@@ -23843,7 +23843,7 @@
     </w:tblPr>
     <w:tblStylePr w:type="firstRow">
       <w:rPr>
-        <w:rFonts w:asciiTheme="majorHAnsi" w:eastAsiaTheme="majorEastAsia" w:hAnsiTheme="majorHAnsi" w:cstheme="majorBidi"/>
+        <w:rFonts w:ascii="NanumGothic" w:hAnsi="NanumGothic" w:eastAsia="NanumGothic" w:cs="NanumGothic"/>
       </w:rPr>
       <w:tblPr/>
       <w:tcPr>
@@ -23908,7 +23908,7 @@
       <w:spacing w:after="0" w:line="240" w:lineRule="auto"/>
     </w:pPr>
     <w:rPr>
-      <w:rFonts w:asciiTheme="majorHAnsi" w:eastAsiaTheme="majorEastAsia" w:hAnsiTheme="majorHAnsi" w:cstheme="majorBidi"/>
+      <w:rFonts w:ascii="NanumGothic" w:hAnsi="NanumGothic" w:eastAsia="NanumGothic" w:cs="NanumGothic"/>
       <w:color w:val="000000" w:themeColor="text1"/>
     </w:rPr>
     <w:tblPr>
@@ -24036,7 +24036,7 @@
       <w:spacing w:after="0" w:line="240" w:lineRule="auto"/>
     </w:pPr>
     <w:rPr>
-      <w:rFonts w:asciiTheme="majorHAnsi" w:eastAsiaTheme="majorEastAsia" w:hAnsiTheme="majorHAnsi" w:cstheme="majorBidi"/>
+      <w:rFonts w:ascii="NanumGothic" w:hAnsi="NanumGothic" w:eastAsia="NanumGothic" w:cs="NanumGothic"/>
       <w:color w:val="000000" w:themeColor="text1"/>
     </w:rPr>
     <w:tblPr>
@@ -24164,7 +24164,7 @@
       <w:spacing w:after="0" w:line="240" w:lineRule="auto"/>
     </w:pPr>
     <w:rPr>
-      <w:rFonts w:asciiTheme="majorHAnsi" w:eastAsiaTheme="majorEastAsia" w:hAnsiTheme="majorHAnsi" w:cstheme="majorBidi"/>
+      <w:rFonts w:ascii="NanumGothic" w:hAnsi="NanumGothic" w:eastAsia="NanumGothic" w:cs="NanumGothic"/>
       <w:color w:val="000000" w:themeColor="text1"/>
     </w:rPr>
     <w:tblPr>
@@ -24292,7 +24292,7 @@
       <w:spacing w:after="0" w:line="240" w:lineRule="auto"/>
     </w:pPr>
     <w:rPr>
-      <w:rFonts w:asciiTheme="majorHAnsi" w:eastAsiaTheme="majorEastAsia" w:hAnsiTheme="majorHAnsi" w:cstheme="majorBidi"/>
+      <w:rFonts w:ascii="NanumGothic" w:hAnsi="NanumGothic" w:eastAsia="NanumGothic" w:cs="NanumGothic"/>
       <w:color w:val="000000" w:themeColor="text1"/>
     </w:rPr>
     <w:tblPr>
@@ -24420,7 +24420,7 @@
       <w:spacing w:after="0" w:line="240" w:lineRule="auto"/>
     </w:pPr>
     <w:rPr>
-      <w:rFonts w:asciiTheme="majorHAnsi" w:eastAsiaTheme="majorEastAsia" w:hAnsiTheme="majorHAnsi" w:cstheme="majorBidi"/>
+      <w:rFonts w:ascii="NanumGothic" w:hAnsi="NanumGothic" w:eastAsia="NanumGothic" w:cs="NanumGothic"/>
       <w:color w:val="000000" w:themeColor="text1"/>
     </w:rPr>
     <w:tblPr>
@@ -24548,7 +24548,7 @@
       <w:spacing w:after="0" w:line="240" w:lineRule="auto"/>
     </w:pPr>
     <w:rPr>
-      <w:rFonts w:asciiTheme="majorHAnsi" w:eastAsiaTheme="majorEastAsia" w:hAnsiTheme="majorHAnsi" w:cstheme="majorBidi"/>
+      <w:rFonts w:ascii="NanumGothic" w:hAnsi="NanumGothic" w:eastAsia="NanumGothic" w:cs="NanumGothic"/>
       <w:color w:val="000000" w:themeColor="text1"/>
     </w:rPr>
     <w:tblPr>
@@ -24676,7 +24676,7 @@
       <w:spacing w:after="0" w:line="240" w:lineRule="auto"/>
     </w:pPr>
     <w:rPr>
-      <w:rFonts w:asciiTheme="majorHAnsi" w:eastAsiaTheme="majorEastAsia" w:hAnsiTheme="majorHAnsi" w:cstheme="majorBidi"/>
+      <w:rFonts w:ascii="NanumGothic" w:hAnsi="NanumGothic" w:eastAsia="NanumGothic" w:cs="NanumGothic"/>
       <w:color w:val="000000" w:themeColor="text1"/>
     </w:rPr>
     <w:tblPr>
@@ -25315,7 +25315,7 @@
       <w:spacing w:after="0" w:line="240" w:lineRule="auto"/>
     </w:pPr>
     <w:rPr>
-      <w:rFonts w:asciiTheme="majorHAnsi" w:eastAsiaTheme="majorEastAsia" w:hAnsiTheme="majorHAnsi" w:cstheme="majorBidi"/>
+      <w:rFonts w:ascii="NanumGothic" w:hAnsi="NanumGothic" w:eastAsia="NanumGothic" w:cs="NanumGothic"/>
       <w:color w:val="000000" w:themeColor="text1"/>
     </w:rPr>
     <w:tblPr>
@@ -25440,7 +25440,7 @@
       <w:spacing w:after="0" w:line="240" w:lineRule="auto"/>
     </w:pPr>
     <w:rPr>
-      <w:rFonts w:asciiTheme="majorHAnsi" w:eastAsiaTheme="majorEastAsia" w:hAnsiTheme="majorHAnsi" w:cstheme="majorBidi"/>
+      <w:rFonts w:ascii="NanumGothic" w:hAnsi="NanumGothic" w:eastAsia="NanumGothic" w:cs="NanumGothic"/>
       <w:color w:val="000000" w:themeColor="text1"/>
     </w:rPr>
     <w:tblPr>
@@ -25565,7 +25565,7 @@
       <w:spacing w:after="0" w:line="240" w:lineRule="auto"/>
     </w:pPr>
     <w:rPr>
-      <w:rFonts w:asciiTheme="majorHAnsi" w:eastAsiaTheme="majorEastAsia" w:hAnsiTheme="majorHAnsi" w:cstheme="majorBidi"/>
+      <w:rFonts w:ascii="NanumGothic" w:hAnsi="NanumGothic" w:eastAsia="NanumGothic" w:cs="NanumGothic"/>
       <w:color w:val="000000" w:themeColor="text1"/>
     </w:rPr>
     <w:tblPr>
@@ -25690,7 +25690,7 @@
       <w:spacing w:after="0" w:line="240" w:lineRule="auto"/>
     </w:pPr>
     <w:rPr>
-      <w:rFonts w:asciiTheme="majorHAnsi" w:eastAsiaTheme="majorEastAsia" w:hAnsiTheme="majorHAnsi" w:cstheme="majorBidi"/>
+      <w:rFonts w:ascii="NanumGothic" w:hAnsi="NanumGothic" w:eastAsia="NanumGothic" w:cs="NanumGothic"/>
       <w:color w:val="000000" w:themeColor="text1"/>
     </w:rPr>
     <w:tblPr>
@@ -25815,7 +25815,7 @@
       <w:spacing w:after="0" w:line="240" w:lineRule="auto"/>
     </w:pPr>
     <w:rPr>
-      <w:rFonts w:asciiTheme="majorHAnsi" w:eastAsiaTheme="majorEastAsia" w:hAnsiTheme="majorHAnsi" w:cstheme="majorBidi"/>
+      <w:rFonts w:ascii="NanumGothic" w:hAnsi="NanumGothic" w:eastAsia="NanumGothic" w:cs="NanumGothic"/>
       <w:color w:val="000000" w:themeColor="text1"/>
     </w:rPr>
     <w:tblPr>
@@ -25940,7 +25940,7 @@
       <w:spacing w:after="0" w:line="240" w:lineRule="auto"/>
     </w:pPr>
     <w:rPr>
-      <w:rFonts w:asciiTheme="majorHAnsi" w:eastAsiaTheme="majorEastAsia" w:hAnsiTheme="majorHAnsi" w:cstheme="majorBidi"/>
+      <w:rFonts w:ascii="NanumGothic" w:hAnsi="NanumGothic" w:eastAsia="NanumGothic" w:cs="NanumGothic"/>
       <w:color w:val="000000" w:themeColor="text1"/>
     </w:rPr>
     <w:tblPr>
@@ -26065,7 +26065,7 @@
       <w:spacing w:after="0" w:line="240" w:lineRule="auto"/>
     </w:pPr>
     <w:rPr>
-      <w:rFonts w:asciiTheme="majorHAnsi" w:eastAsiaTheme="majorEastAsia" w:hAnsiTheme="majorHAnsi" w:cstheme="majorBidi"/>
+      <w:rFonts w:ascii="NanumGothic" w:hAnsi="NanumGothic" w:eastAsia="NanumGothic" w:cs="NanumGothic"/>
       <w:color w:val="000000" w:themeColor="text1"/>
     </w:rPr>
     <w:tblPr>
